--- a/docs/Presenter Notes v6.docx
+++ b/docs/Presenter Notes v6.docx
@@ -9,13 +9,13 @@
       </w:pPr>
       <w:r>
         <w:rPr>
-          <w:rFonts w:ascii="Calibri" w:hAnsi="Calibri" w:eastAsia="Microsoft YaHei"/>
+          <w:rFonts w:ascii="Calibri" w:hAnsi="Calibri"/>
           <w:b/>
           <w:i w:val="0"/>
           <w:color w:val="1F4E79"/>
           <w:sz w:val="44"/>
         </w:rPr>
-        <w:t>投资人汇报 · 你要讲的四页</w:t>
+        <w:t>Investor update — the four slides you present</w:t>
       </w:r>
     </w:p>
     <w:p>
@@ -25,13 +25,13 @@
       </w:pPr>
       <w:r>
         <w:rPr>
-          <w:rFonts w:ascii="Calibri" w:hAnsi="Calibri" w:eastAsia="Microsoft YaHei"/>
+          <w:rFonts w:ascii="Calibri" w:hAnsi="Calibri"/>
           <w:b w:val="0"/>
           <w:i w:val="0"/>
           <w:color w:val="5A5A5A"/>
           <w:sz w:val="28"/>
         </w:rPr>
-        <w:t>Slides 6–9 — 逐页讲解与逐字讲稿</w:t>
+        <w:t>Slides 6–9: walkthrough, script, and the questions to expect</w:t>
       </w:r>
     </w:p>
     <w:tbl>
@@ -47,7 +47,7 @@
       <w:tr>
         <w:tc>
           <w:tcPr>
-            <w:tcW w:type="dxa" w:w="1728"/>
+            <w:tcW w:type="dxa" w:w="1584"/>
           </w:tcPr>
           <w:p>
             <w:pPr>
@@ -56,18 +56,17 @@
             <w:r/>
             <w:r>
               <w:rPr>
-                <w:rFonts w:ascii="Calibri" w:hAnsi="Calibri" w:eastAsia="Microsoft YaHei"/>
+                <w:rFonts w:ascii="Calibri" w:hAnsi="Calibri"/>
                 <w:b w:val="0"/>
-                <w:i w:val="0"/>
                 <w:sz w:val="19"/>
               </w:rPr>
-              <w:t>场合</w:t>
+              <w:t>Occasion</w:t>
             </w:r>
           </w:p>
         </w:tc>
         <w:tc>
           <w:tcPr>
-            <w:tcW w:type="dxa" w:w="8064"/>
+            <w:tcW w:type="dxa" w:w="8208"/>
           </w:tcPr>
           <w:p>
             <w:pPr>
@@ -76,12 +75,11 @@
             <w:r/>
             <w:r>
               <w:rPr>
-                <w:rFonts w:ascii="Calibri" w:hAnsi="Calibri" w:eastAsia="Microsoft YaHei"/>
+                <w:rFonts w:ascii="Calibri" w:hAnsi="Calibri"/>
                 <w:b w:val="0"/>
-                <w:i w:val="0"/>
                 <w:sz w:val="19"/>
               </w:rPr>
-              <w:t>Ryse 项目进度汇报 · 高盛投资人</w:t>
+              <w:t>Ryse project progress update · the investors, at Goldman Sachs</w:t>
             </w:r>
           </w:p>
         </w:tc>
@@ -89,7 +87,7 @@
       <w:tr>
         <w:tc>
           <w:tcPr>
-            <w:tcW w:type="dxa" w:w="1728"/>
+            <w:tcW w:type="dxa" w:w="1584"/>
           </w:tcPr>
           <w:p>
             <w:pPr>
@@ -98,18 +96,17 @@
             <w:r/>
             <w:r>
               <w:rPr>
-                <w:rFonts w:ascii="Calibri" w:hAnsi="Calibri" w:eastAsia="Microsoft YaHei"/>
+                <w:rFonts w:ascii="Calibri" w:hAnsi="Calibri"/>
                 <w:b w:val="0"/>
-                <w:i w:val="0"/>
                 <w:sz w:val="19"/>
               </w:rPr>
-              <w:t>分工</w:t>
+              <w:t>Split</w:t>
             </w:r>
           </w:p>
         </w:tc>
         <w:tc>
           <w:tcPr>
-            <w:tcW w:type="dxa" w:w="8064"/>
+            <w:tcW w:type="dxa" w:w="8208"/>
           </w:tcPr>
           <w:p>
             <w:pPr>
@@ -118,21 +115,27 @@
             <w:r/>
             <w:r>
               <w:rPr>
-                <w:rFonts w:ascii="Calibri" w:hAnsi="Calibri" w:eastAsia="Microsoft YaHei"/>
+                <w:rFonts w:ascii="Calibri" w:hAnsi="Calibri"/>
                 <w:b w:val="0"/>
-                <w:i w:val="0"/>
                 <w:sz w:val="19"/>
               </w:rPr>
-              <w:t xml:space="preserve">Liping 讲 slides 2–5，你讲 </w:t>
+              <w:t xml:space="preserve">Liping presents slides 2–5. You present </w:t>
             </w:r>
             <w:r>
               <w:rPr>
-                <w:rFonts w:ascii="Calibri" w:hAnsi="Calibri" w:eastAsia="Microsoft YaHei"/>
+                <w:rFonts w:ascii="Calibri" w:hAnsi="Calibri"/>
                 <w:b/>
-                <w:i w:val="0"/>
                 <w:sz w:val="19"/>
               </w:rPr>
               <w:t>6–9</w:t>
+            </w:r>
+            <w:r>
+              <w:rPr>
+                <w:rFonts w:ascii="Calibri" w:hAnsi="Calibri"/>
+                <w:b w:val="0"/>
+                <w:sz w:val="19"/>
+              </w:rPr>
+              <w:t>.</w:t>
             </w:r>
           </w:p>
         </w:tc>
@@ -140,7 +143,7 @@
       <w:tr>
         <w:tc>
           <w:tcPr>
-            <w:tcW w:type="dxa" w:w="1728"/>
+            <w:tcW w:type="dxa" w:w="1584"/>
           </w:tcPr>
           <w:p>
             <w:pPr>
@@ -149,18 +152,17 @@
             <w:r/>
             <w:r>
               <w:rPr>
-                <w:rFonts w:ascii="Calibri" w:hAnsi="Calibri" w:eastAsia="Microsoft YaHei"/>
+                <w:rFonts w:ascii="Calibri" w:hAnsi="Calibri"/>
                 <w:b w:val="0"/>
-                <w:i w:val="0"/>
                 <w:sz w:val="19"/>
               </w:rPr>
-              <w:t>你的时长</w:t>
+              <w:t>Your time</w:t>
             </w:r>
           </w:p>
         </w:tc>
         <w:tc>
           <w:tcPr>
-            <w:tcW w:type="dxa" w:w="8064"/>
+            <w:tcW w:type="dxa" w:w="8208"/>
           </w:tcPr>
           <w:p>
             <w:pPr>
@@ -169,30 +171,27 @@
             <w:r/>
             <w:r>
               <w:rPr>
-                <w:rFonts w:ascii="Calibri" w:hAnsi="Calibri" w:eastAsia="Microsoft YaHei"/>
+                <w:rFonts w:ascii="Calibri" w:hAnsi="Calibri"/>
                 <w:b w:val="0"/>
-                <w:i w:val="0"/>
                 <w:sz w:val="19"/>
               </w:rPr>
-              <w:t xml:space="preserve">约 </w:t>
+              <w:t xml:space="preserve">About </w:t>
             </w:r>
             <w:r>
               <w:rPr>
-                <w:rFonts w:ascii="Calibri" w:hAnsi="Calibri" w:eastAsia="Microsoft YaHei"/>
+                <w:rFonts w:ascii="Calibri" w:hAnsi="Calibri"/>
                 <w:b/>
-                <w:i w:val="0"/>
                 <w:sz w:val="19"/>
               </w:rPr>
-              <w:t>9 分钟</w:t>
+              <w:t>9 minutes</w:t>
             </w:r>
             <w:r>
               <w:rPr>
-                <w:rFonts w:ascii="Calibri" w:hAnsi="Calibri" w:eastAsia="Microsoft YaHei"/>
+                <w:rFonts w:ascii="Calibri" w:hAnsi="Calibri"/>
                 <w:b w:val="0"/>
-                <w:i w:val="0"/>
                 <w:sz w:val="19"/>
               </w:rPr>
-              <w:t xml:space="preserve"> + Q&amp;A</w:t>
+              <w:t>, then questions</w:t>
             </w:r>
           </w:p>
         </w:tc>
@@ -200,7 +199,7 @@
       <w:tr>
         <w:tc>
           <w:tcPr>
-            <w:tcW w:type="dxa" w:w="1728"/>
+            <w:tcW w:type="dxa" w:w="1584"/>
           </w:tcPr>
           <w:p>
             <w:pPr>
@@ -209,18 +208,17 @@
             <w:r/>
             <w:r>
               <w:rPr>
-                <w:rFonts w:ascii="Calibri" w:hAnsi="Calibri" w:eastAsia="Microsoft YaHei"/>
+                <w:rFonts w:ascii="Calibri" w:hAnsi="Calibri"/>
                 <w:b w:val="0"/>
-                <w:i w:val="0"/>
                 <w:sz w:val="19"/>
               </w:rPr>
-              <w:t>对应文件</w:t>
+              <w:t>The deck</w:t>
             </w:r>
           </w:p>
         </w:tc>
         <w:tc>
           <w:tcPr>
-            <w:tcW w:type="dxa" w:w="8064"/>
+            <w:tcW w:type="dxa" w:w="8208"/>
           </w:tcPr>
           <w:p>
             <w:pPr>
@@ -229,9 +227,8 @@
             <w:r/>
             <w:r>
               <w:rPr>
-                <w:rFonts w:ascii="Calibri" w:hAnsi="Calibri" w:eastAsia="Microsoft YaHei"/>
+                <w:rFonts w:ascii="Calibri" w:hAnsi="Calibri"/>
                 <w:b w:val="0"/>
-                <w:i w:val="0"/>
                 <w:sz w:val="19"/>
               </w:rPr>
               <w:t>docs/Ryse Presentation v6.pptx</w:t>
@@ -242,7 +239,7 @@
       <w:tr>
         <w:tc>
           <w:tcPr>
-            <w:tcW w:type="dxa" w:w="1728"/>
+            <w:tcW w:type="dxa" w:w="1584"/>
           </w:tcPr>
           <w:p>
             <w:pPr>
@@ -251,18 +248,17 @@
             <w:r/>
             <w:r>
               <w:rPr>
-                <w:rFonts w:ascii="Calibri" w:hAnsi="Calibri" w:eastAsia="Microsoft YaHei"/>
+                <w:rFonts w:ascii="Calibri" w:hAnsi="Calibri"/>
                 <w:b w:val="0"/>
-                <w:i w:val="0"/>
                 <w:sz w:val="19"/>
               </w:rPr>
-              <w:t>数字来源</w:t>
+              <w:t>Numbers</w:t>
             </w:r>
           </w:p>
         </w:tc>
         <w:tc>
           <w:tcPr>
-            <w:tcW w:type="dxa" w:w="8064"/>
+            <w:tcW w:type="dxa" w:w="8208"/>
           </w:tcPr>
           <w:p>
             <w:pPr>
@@ -271,12 +267,11 @@
             <w:r/>
             <w:r>
               <w:rPr>
-                <w:rFonts w:ascii="Calibri" w:hAnsi="Calibri" w:eastAsia="Microsoft YaHei"/>
+                <w:rFonts w:ascii="Calibri" w:hAnsi="Calibri"/>
                 <w:b w:val="0"/>
-                <w:i w:val="0"/>
                 <w:sz w:val="19"/>
               </w:rPr>
-              <w:t>2026-09-22 实跑输出；最后一页列了每个数的出处</w:t>
+              <w:t>All re-measured from a live run on 22 September. Sources on the last page.</w:t>
             </w:r>
           </w:p>
         </w:tc>
@@ -295,13 +290,13 @@
       </w:pPr>
       <w:r>
         <w:rPr>
-          <w:rFonts w:ascii="Calibri" w:hAnsi="Calibri" w:eastAsia="Microsoft YaHei"/>
+          <w:rFonts w:ascii="Calibri" w:hAnsi="Calibri"/>
           <w:b/>
           <w:i w:val="0"/>
           <w:color w:val="1F4E79"/>
           <w:sz w:val="27"/>
         </w:rPr>
-        <w:t>这份文档怎么用</w:t>
+        <w:t>How to use this</w:t>
       </w:r>
     </w:p>
     <w:p>
@@ -311,7 +306,7 @@
       </w:pPr>
       <w:r>
         <w:rPr>
-          <w:rFonts w:ascii="Calibri" w:hAnsi="Calibri" w:eastAsia="Microsoft YaHei"/>
+          <w:rFonts w:ascii="Calibri" w:hAnsi="Calibri"/>
           <w:b w:val="0"/>
           <w:i w:val="0"/>
           <w:sz w:val="21"/>
@@ -320,21 +315,21 @@
       </w:r>
       <w:r>
         <w:rPr>
-          <w:rFonts w:ascii="Calibri" w:hAnsi="Calibri" w:eastAsia="Microsoft YaHei"/>
+          <w:rFonts w:ascii="Calibri" w:hAnsi="Calibri"/>
           <w:b/>
           <w:i w:val="0"/>
           <w:sz w:val="21"/>
         </w:rPr>
-        <w:t>第一部分（讲解）</w:t>
+        <w:t>Part 1, the walkthrough</w:t>
       </w:r>
       <w:r>
         <w:rPr>
-          <w:rFonts w:ascii="Calibri" w:hAnsi="Calibri" w:eastAsia="Microsoft YaHei"/>
+          <w:rFonts w:ascii="Calibri" w:hAnsi="Calibri"/>
           <w:b w:val="0"/>
           <w:i w:val="0"/>
           <w:sz w:val="21"/>
         </w:rPr>
-        <w:t xml:space="preserve"> — 今晚看。中文，把每页的每个数字和背后的概念拆开，目标是你合上稿子也能讲。</w:t>
+        <w:t xml:space="preserve"> — read tonight. Every number on every slide, and the finance underneath it, so you can say it without the script.</w:t>
       </w:r>
     </w:p>
     <w:p>
@@ -344,7 +339,7 @@
       </w:pPr>
       <w:r>
         <w:rPr>
-          <w:rFonts w:ascii="Calibri" w:hAnsi="Calibri" w:eastAsia="Microsoft YaHei"/>
+          <w:rFonts w:ascii="Calibri" w:hAnsi="Calibri"/>
           <w:b w:val="0"/>
           <w:i w:val="0"/>
           <w:sz w:val="21"/>
@@ -353,39 +348,39 @@
       </w:r>
       <w:r>
         <w:rPr>
-          <w:rFonts w:ascii="Calibri" w:hAnsi="Calibri" w:eastAsia="Microsoft YaHei"/>
+          <w:rFonts w:ascii="Calibri" w:hAnsi="Calibri"/>
           <w:b/>
           <w:i w:val="0"/>
           <w:sz w:val="21"/>
         </w:rPr>
-        <w:t>第二部分（讲稿）</w:t>
+        <w:t>Part 2, the script</w:t>
       </w:r>
       <w:r>
         <w:rPr>
-          <w:rFonts w:ascii="Calibri" w:hAnsi="Calibri" w:eastAsia="Microsoft YaHei"/>
+          <w:rFonts w:ascii="Calibri" w:hAnsi="Calibri"/>
           <w:b w:val="0"/>
           <w:i w:val="0"/>
           <w:sz w:val="21"/>
         </w:rPr>
-        <w:t xml:space="preserve"> — 明天照着讲。英文原话，</w:t>
+        <w:t xml:space="preserve"> — read tomorrow. </w:t>
       </w:r>
       <w:r>
         <w:rPr>
-          <w:rFonts w:ascii="Calibri" w:hAnsi="Calibri" w:eastAsia="Microsoft YaHei"/>
+          <w:rFonts w:ascii="Calibri" w:hAnsi="Calibri"/>
           <w:b/>
           <w:i w:val="0"/>
           <w:sz w:val="21"/>
         </w:rPr>
-        <w:t>蓝色缩进的就是要说出口的那句</w:t>
+        <w:t>The indented blue lines are the words you say.</w:t>
       </w:r>
       <w:r>
         <w:rPr>
-          <w:rFonts w:ascii="Calibri" w:hAnsi="Calibri" w:eastAsia="Microsoft YaHei"/>
+          <w:rFonts w:ascii="Calibri" w:hAnsi="Calibri"/>
           <w:b w:val="0"/>
           <w:i w:val="0"/>
           <w:sz w:val="21"/>
         </w:rPr>
-        <w:t>，黑字是给你自己的提示。</w:t>
+        <w:t xml:space="preserve"> Black text is a note to you; don't read it out.</w:t>
       </w:r>
     </w:p>
     <w:p>
@@ -395,7 +390,7 @@
       </w:pPr>
       <w:r>
         <w:rPr>
-          <w:rFonts w:ascii="Calibri" w:hAnsi="Calibri" w:eastAsia="Microsoft YaHei"/>
+          <w:rFonts w:ascii="Calibri" w:hAnsi="Calibri"/>
           <w:b w:val="0"/>
           <w:i w:val="0"/>
           <w:sz w:val="21"/>
@@ -404,21 +399,21 @@
       </w:r>
       <w:r>
         <w:rPr>
-          <w:rFonts w:ascii="Calibri" w:hAnsi="Calibri" w:eastAsia="Microsoft YaHei"/>
+          <w:rFonts w:ascii="Calibri" w:hAnsi="Calibri"/>
           <w:b/>
           <w:i w:val="0"/>
           <w:sz w:val="21"/>
         </w:rPr>
-        <w:t>第三部分（Q&amp;A）</w:t>
+        <w:t>Part 3, questions</w:t>
       </w:r>
       <w:r>
         <w:rPr>
-          <w:rFonts w:ascii="Calibri" w:hAnsi="Calibri" w:eastAsia="Microsoft YaHei"/>
+          <w:rFonts w:ascii="Calibri" w:hAnsi="Calibri"/>
           <w:b w:val="0"/>
           <w:i w:val="0"/>
           <w:sz w:val="21"/>
         </w:rPr>
-        <w:t xml:space="preserve"> — 高盛的人真会问的问题，包括最锋利的那个。</w:t>
+        <w:t xml:space="preserve"> — what this audience will actually ask, including the one sharp question.</w:t>
       </w:r>
     </w:p>
     <w:p>
@@ -428,7 +423,7 @@
       </w:pPr>
       <w:r>
         <w:rPr>
-          <w:rFonts w:ascii="Calibri" w:hAnsi="Calibri" w:eastAsia="Microsoft YaHei"/>
+          <w:rFonts w:ascii="Calibri" w:hAnsi="Calibri"/>
           <w:b w:val="0"/>
           <w:i w:val="0"/>
           <w:sz w:val="21"/>
@@ -437,21 +432,21 @@
       </w:r>
       <w:r>
         <w:rPr>
-          <w:rFonts w:ascii="Calibri" w:hAnsi="Calibri" w:eastAsia="Microsoft YaHei"/>
+          <w:rFonts w:ascii="Calibri" w:hAnsi="Calibri"/>
           <w:b/>
           <w:i w:val="0"/>
           <w:sz w:val="21"/>
         </w:rPr>
-        <w:t>第四部分</w:t>
+        <w:t>Part 4</w:t>
       </w:r>
       <w:r>
         <w:rPr>
-          <w:rFonts w:ascii="Calibri" w:hAnsi="Calibri" w:eastAsia="Microsoft YaHei"/>
+          <w:rFonts w:ascii="Calibri" w:hAnsi="Calibri"/>
           <w:b w:val="0"/>
           <w:i w:val="0"/>
           <w:sz w:val="21"/>
         </w:rPr>
-        <w:t xml:space="preserve"> — 如果有人问“最难的是什么”，三个可以讲的真实故事。</w:t>
+        <w:t xml:space="preserve"> — three true stories, for when somebody asks what was hard.</w:t>
       </w:r>
     </w:p>
     <w:p>
@@ -461,7 +456,7 @@
       </w:pPr>
       <w:r>
         <w:rPr>
-          <w:rFonts w:ascii="Calibri" w:hAnsi="Calibri" w:eastAsia="Microsoft YaHei"/>
+          <w:rFonts w:ascii="Calibri" w:hAnsi="Calibri"/>
           <w:b w:val="0"/>
           <w:i w:val="0"/>
           <w:sz w:val="21"/>
@@ -470,21 +465,21 @@
       </w:r>
       <w:r>
         <w:rPr>
-          <w:rFonts w:ascii="Calibri" w:hAnsi="Calibri" w:eastAsia="Microsoft YaHei"/>
+          <w:rFonts w:ascii="Calibri" w:hAnsi="Calibri"/>
           <w:b/>
           <w:i w:val="0"/>
           <w:sz w:val="21"/>
         </w:rPr>
-        <w:t>最后一页</w:t>
+        <w:t>Part 5</w:t>
       </w:r>
       <w:r>
         <w:rPr>
-          <w:rFonts w:ascii="Calibri" w:hAnsi="Calibri" w:eastAsia="Microsoft YaHei"/>
+          <w:rFonts w:ascii="Calibri" w:hAnsi="Calibri"/>
           <w:b w:val="0"/>
           <w:i w:val="0"/>
           <w:sz w:val="21"/>
         </w:rPr>
-        <w:t xml:space="preserve"> — 数字速查，可以打印出来拿在手上。</w:t>
+        <w:t xml:space="preserve"> — a one-page number sheet you can print and hold.</w:t>
       </w:r>
     </w:p>
     <w:p>
@@ -494,53 +489,53 @@
       </w:pPr>
       <w:r>
         <w:rPr>
-          <w:rFonts w:ascii="Calibri" w:hAnsi="Calibri" w:eastAsia="Microsoft YaHei"/>
+          <w:rFonts w:ascii="Calibri" w:hAnsi="Calibri"/>
           <w:b w:val="0"/>
           <w:i w:val="0"/>
           <w:color w:val="A63A00"/>
           <w:sz w:val="20"/>
         </w:rPr>
-        <w:t>⚠  全文只有一件事你必须先确认：</w:t>
+        <w:t xml:space="preserve">⚠  </w:t>
       </w:r>
       <w:r>
         <w:rPr>
-          <w:rFonts w:ascii="Calibri" w:hAnsi="Calibri" w:eastAsia="Microsoft YaHei"/>
+          <w:rFonts w:ascii="Calibri" w:hAnsi="Calibri"/>
           <w:b/>
           <w:i w:val="0"/>
           <w:color w:val="A63A00"/>
           <w:sz w:val="20"/>
         </w:rPr>
-        <w:t>Liping 说给你的 MBS 数据到了没有。</w:t>
+        <w:t>One thing to confirm before you present: has Liping's mortgage data actually arrived?</w:t>
       </w:r>
       <w:r>
         <w:rPr>
-          <w:rFonts w:ascii="Calibri" w:hAnsi="Calibri" w:eastAsia="Microsoft YaHei"/>
+          <w:rFonts w:ascii="Calibri" w:hAnsi="Calibri"/>
           <w:b w:val="0"/>
           <w:i w:val="0"/>
           <w:color w:val="A63A00"/>
           <w:sz w:val="20"/>
         </w:rPr>
-        <w:t xml:space="preserve"> 讲稿里只说“七月已经请求了”（这是事实），</w:t>
+        <w:t xml:space="preserve"> The script says only "that was requested in July", which is a fact either way. </w:t>
       </w:r>
       <w:r>
         <w:rPr>
-          <w:rFonts w:ascii="Calibri" w:hAnsi="Calibri" w:eastAsia="Microsoft YaHei"/>
+          <w:rFonts w:ascii="Calibri" w:hAnsi="Calibri"/>
           <w:b/>
           <w:i w:val="0"/>
           <w:color w:val="A63A00"/>
           <w:sz w:val="20"/>
         </w:rPr>
-        <w:t>不要说“至今未到”</w:t>
+        <w:t>Do not add "and it is still outstanding"</w:t>
       </w:r>
       <w:r>
         <w:rPr>
-          <w:rFonts w:ascii="Calibri" w:hAnsi="Calibri" w:eastAsia="Microsoft YaHei"/>
+          <w:rFonts w:ascii="Calibri" w:hAnsi="Calibri"/>
           <w:b w:val="0"/>
           <w:i w:val="0"/>
           <w:color w:val="A63A00"/>
           <w:sz w:val="20"/>
         </w:rPr>
-        <w:t>——万一已经到了，这句话会把整场的可信度都拖下水。</w:t>
+        <w:t xml:space="preserve"> unless you have checked — if it turns out the data landed weeks ago, that one clause costs you the credibility of everything else on the slides.</w:t>
       </w:r>
     </w:p>
     <w:p>
@@ -555,13 +550,13 @@
       </w:pPr>
       <w:r>
         <w:rPr>
-          <w:rFonts w:ascii="Calibri" w:hAnsi="Calibri" w:eastAsia="Microsoft YaHei"/>
+          <w:rFonts w:ascii="Calibri" w:hAnsi="Calibri"/>
           <w:b/>
           <w:i w:val="0"/>
           <w:color w:val="1F4E79"/>
           <w:sz w:val="36"/>
         </w:rPr>
-        <w:t>零 · 先把八个词弄懂</w:t>
+        <w:t>0 · Eight words, and one idea that matters more than all of them</w:t>
       </w:r>
     </w:p>
     <w:p>
@@ -571,12 +566,12 @@
       </w:pPr>
       <w:r>
         <w:rPr>
-          <w:rFonts w:ascii="Calibri" w:hAnsi="Calibri" w:eastAsia="Microsoft YaHei"/>
+          <w:rFonts w:ascii="Calibri" w:hAnsi="Calibri"/>
           <w:b w:val="0"/>
           <w:i w:val="0"/>
           <w:sz w:val="21"/>
         </w:rPr>
-        <w:t>这八个词支撑你要讲的四页。弄懂了，后面所有内容都是顺的。</w:t>
+        <w:t>These eight carry all four of your slides. Once they are solid, everything else in this document follows.</w:t>
       </w:r>
     </w:p>
     <w:tbl>
@@ -592,7 +587,7 @@
       <w:tr>
         <w:tc>
           <w:tcPr>
-            <w:tcW w:type="dxa" w:w="2232"/>
+            <w:tcW w:type="dxa" w:w="2304"/>
           </w:tcPr>
           <w:p>
             <w:pPr>
@@ -601,19 +596,18 @@
             <w:r/>
             <w:r>
               <w:rPr>
-                <w:rFonts w:ascii="Calibri" w:hAnsi="Calibri" w:eastAsia="Microsoft YaHei"/>
+                <w:rFonts w:ascii="Calibri" w:hAnsi="Calibri"/>
                 <w:b/>
-                <w:i w:val="0"/>
                 <w:color w:val="1F4E79"/>
                 <w:sz w:val="19"/>
               </w:rPr>
-              <w:t>词</w:t>
+              <w:t>Term</w:t>
             </w:r>
           </w:p>
         </w:tc>
         <w:tc>
           <w:tcPr>
-            <w:tcW w:type="dxa" w:w="7560"/>
+            <w:tcW w:type="dxa" w:w="7488"/>
           </w:tcPr>
           <w:p>
             <w:pPr>
@@ -622,13 +616,12 @@
             <w:r/>
             <w:r>
               <w:rPr>
-                <w:rFonts w:ascii="Calibri" w:hAnsi="Calibri" w:eastAsia="Microsoft YaHei"/>
+                <w:rFonts w:ascii="Calibri" w:hAnsi="Calibri"/>
                 <w:b/>
-                <w:i w:val="0"/>
                 <w:color w:val="1F4E79"/>
                 <w:sz w:val="19"/>
               </w:rPr>
-              <w:t>大白话</w:t>
+              <w:t>In plain words</w:t>
             </w:r>
           </w:p>
         </w:tc>
@@ -636,7 +629,7 @@
       <w:tr>
         <w:tc>
           <w:tcPr>
-            <w:tcW w:type="dxa" w:w="2232"/>
+            <w:tcW w:type="dxa" w:w="2304"/>
           </w:tcPr>
           <w:p>
             <w:pPr>
@@ -645,27 +638,17 @@
             <w:r/>
             <w:r>
               <w:rPr>
-                <w:rFonts w:ascii="Calibri" w:hAnsi="Calibri" w:eastAsia="Microsoft YaHei"/>
+                <w:rFonts w:ascii="Calibri" w:hAnsi="Calibri"/>
                 <w:b/>
-                <w:i w:val="0"/>
                 <w:sz w:val="19"/>
               </w:rPr>
-              <w:t>债券</w:t>
-            </w:r>
-            <w:r>
-              <w:rPr>
-                <w:rFonts w:ascii="Calibri" w:hAnsi="Calibri" w:eastAsia="Microsoft YaHei"/>
-                <w:b w:val="0"/>
-                <w:i w:val="0"/>
-                <w:sz w:val="19"/>
-              </w:rPr>
-              <w:t xml:space="preserve"> bond</w:t>
+              <w:t>Bond</w:t>
             </w:r>
           </w:p>
         </w:tc>
         <w:tc>
           <w:tcPr>
-            <w:tcW w:type="dxa" w:w="7560"/>
+            <w:tcW w:type="dxa" w:w="7488"/>
           </w:tcPr>
           <w:p>
             <w:pPr>
@@ -674,30 +657,27 @@
             <w:r/>
             <w:r>
               <w:rPr>
-                <w:rFonts w:ascii="Calibri" w:hAnsi="Calibri" w:eastAsia="Microsoft YaHei"/>
+                <w:rFonts w:ascii="Calibri" w:hAnsi="Calibri"/>
                 <w:b w:val="0"/>
-                <w:i w:val="0"/>
                 <w:sz w:val="19"/>
               </w:rPr>
-              <w:t xml:space="preserve">一张借条。发行人借钱，定期付利息（coupon），到期还本金。按 </w:t>
+              <w:t xml:space="preserve">An IOU. The issuer borrows, pays interest (the coupon) on a schedule, and repays the principal at maturity. Quoted per </w:t>
             </w:r>
             <w:r>
               <w:rPr>
-                <w:rFonts w:ascii="Calibri" w:hAnsi="Calibri" w:eastAsia="Microsoft YaHei"/>
+                <w:rFonts w:ascii="Calibri" w:hAnsi="Calibri"/>
                 <w:b/>
-                <w:i w:val="0"/>
                 <w:sz w:val="19"/>
               </w:rPr>
               <w:t>100</w:t>
             </w:r>
             <w:r>
               <w:rPr>
-                <w:rFonts w:ascii="Calibri" w:hAnsi="Calibri" w:eastAsia="Microsoft YaHei"/>
+                <w:rFonts w:ascii="Calibri" w:hAnsi="Calibri"/>
                 <w:b w:val="0"/>
-                <w:i w:val="0"/>
                 <w:sz w:val="19"/>
               </w:rPr>
-              <w:t xml:space="preserve"> 报价：价格 90 = 打九折。</w:t>
+              <w:t>, so a price of 90 means 90 cents on the dollar.</w:t>
             </w:r>
           </w:p>
         </w:tc>
@@ -705,7 +685,7 @@
       <w:tr>
         <w:tc>
           <w:tcPr>
-            <w:tcW w:type="dxa" w:w="2232"/>
+            <w:tcW w:type="dxa" w:w="2304"/>
           </w:tcPr>
           <w:p>
             <w:pPr>
@@ -714,27 +694,17 @@
             <w:r/>
             <w:r>
               <w:rPr>
-                <w:rFonts w:ascii="Calibri" w:hAnsi="Calibri" w:eastAsia="Microsoft YaHei"/>
+                <w:rFonts w:ascii="Calibri" w:hAnsi="Calibri"/>
                 <w:b/>
-                <w:i w:val="0"/>
                 <w:sz w:val="19"/>
               </w:rPr>
-              <w:t>收益率曲线</w:t>
-            </w:r>
-            <w:r>
-              <w:rPr>
-                <w:rFonts w:ascii="Calibri" w:hAnsi="Calibri" w:eastAsia="Microsoft YaHei"/>
-                <w:b w:val="0"/>
-                <w:i w:val="0"/>
-                <w:sz w:val="19"/>
-              </w:rPr>
-              <w:t xml:space="preserve"> yield curve</w:t>
+              <w:t>Yield curve</w:t>
             </w:r>
           </w:p>
         </w:tc>
         <w:tc>
           <w:tcPr>
-            <w:tcW w:type="dxa" w:w="7560"/>
+            <w:tcW w:type="dxa" w:w="7488"/>
           </w:tcPr>
           <w:p>
             <w:pPr>
@@ -743,12 +713,11 @@
             <w:r/>
             <w:r>
               <w:rPr>
-                <w:rFonts w:ascii="Calibri" w:hAnsi="Calibri" w:eastAsia="Microsoft YaHei"/>
+                <w:rFonts w:ascii="Calibri" w:hAnsi="Calibri"/>
                 <w:b w:val="0"/>
-                <w:i w:val="0"/>
                 <w:sz w:val="19"/>
               </w:rPr>
-              <w:t>政府在不同期限上借钱的成本（1年 0.5%、10年 3%…）。它是所有定价的基准线。</w:t>
+              <w:t>What a government pays to borrow, at each length of time (1 year 0.5%, 10 years 3%, and so on). It is the baseline everything else is measured against.</w:t>
             </w:r>
           </w:p>
         </w:tc>
@@ -756,7 +725,7 @@
       <w:tr>
         <w:tc>
           <w:tcPr>
-            <w:tcW w:type="dxa" w:w="2232"/>
+            <w:tcW w:type="dxa" w:w="2304"/>
           </w:tcPr>
           <w:p>
             <w:pPr>
@@ -765,27 +734,17 @@
             <w:r/>
             <w:r>
               <w:rPr>
-                <w:rFonts w:ascii="Calibri" w:hAnsi="Calibri" w:eastAsia="Microsoft YaHei"/>
+                <w:rFonts w:ascii="Calibri" w:hAnsi="Calibri"/>
                 <w:b/>
-                <w:i w:val="0"/>
                 <w:sz w:val="19"/>
               </w:rPr>
-              <w:t>利差</w:t>
-            </w:r>
-            <w:r>
-              <w:rPr>
-                <w:rFonts w:ascii="Calibri" w:hAnsi="Calibri" w:eastAsia="Microsoft YaHei"/>
-                <w:b w:val="0"/>
-                <w:i w:val="0"/>
-                <w:sz w:val="19"/>
-              </w:rPr>
-              <w:t xml:space="preserve"> spread</w:t>
+              <w:t>Spread</w:t>
             </w:r>
           </w:p>
         </w:tc>
         <w:tc>
           <w:tcPr>
-            <w:tcW w:type="dxa" w:w="7560"/>
+            <w:tcW w:type="dxa" w:w="7488"/>
           </w:tcPr>
           <w:p>
             <w:pPr>
@@ -794,21 +753,19 @@
             <w:r/>
             <w:r>
               <w:rPr>
-                <w:rFonts w:ascii="Calibri" w:hAnsi="Calibri" w:eastAsia="Microsoft YaHei"/>
+                <w:rFonts w:ascii="Calibri" w:hAnsi="Calibri"/>
                 <w:b w:val="0"/>
-                <w:i w:val="0"/>
                 <w:sz w:val="19"/>
               </w:rPr>
-              <w:t>⭐ 核心。市场要求这个借款人比本国政府多给多少补偿。单位 bp（1bp = 0.01%）。</w:t>
+              <w:t xml:space="preserve">⭐ The core idea. How much more the market demands from this borrower than from its own government. Measured in basis points — 1 bp = 0.01%. </w:t>
             </w:r>
             <w:r>
               <w:rPr>
-                <w:rFonts w:ascii="Calibri" w:hAnsi="Calibri" w:eastAsia="Microsoft YaHei"/>
+                <w:rFonts w:ascii="Calibri" w:hAnsi="Calibri"/>
                 <w:b/>
-                <w:i w:val="0"/>
                 <w:sz w:val="19"/>
               </w:rPr>
-              <w:t>这是我们系统的主要输出。</w:t>
+              <w:t>This is the main thing our system produces.</w:t>
             </w:r>
           </w:p>
         </w:tc>
@@ -816,7 +773,7 @@
       <w:tr>
         <w:tc>
           <w:tcPr>
-            <w:tcW w:type="dxa" w:w="2232"/>
+            <w:tcW w:type="dxa" w:w="2304"/>
           </w:tcPr>
           <w:p>
             <w:pPr>
@@ -825,27 +782,17 @@
             <w:r/>
             <w:r>
               <w:rPr>
-                <w:rFonts w:ascii="Calibri" w:hAnsi="Calibri" w:eastAsia="Microsoft YaHei"/>
+                <w:rFonts w:ascii="Calibri" w:hAnsi="Calibri"/>
                 <w:b/>
-                <w:i w:val="0"/>
                 <w:sz w:val="19"/>
               </w:rPr>
-              <w:t>久期</w:t>
-            </w:r>
-            <w:r>
-              <w:rPr>
-                <w:rFonts w:ascii="Calibri" w:hAnsi="Calibri" w:eastAsia="Microsoft YaHei"/>
-                <w:b w:val="0"/>
-                <w:i w:val="0"/>
-                <w:sz w:val="19"/>
-              </w:rPr>
-              <w:t xml:space="preserve"> duration</w:t>
+              <w:t>Duration</w:t>
             </w:r>
           </w:p>
         </w:tc>
         <w:tc>
           <w:tcPr>
-            <w:tcW w:type="dxa" w:w="7560"/>
+            <w:tcW w:type="dxa" w:w="7488"/>
           </w:tcPr>
           <w:p>
             <w:pPr>
@@ -854,12 +801,11 @@
             <w:r/>
             <w:r>
               <w:rPr>
-                <w:rFonts w:ascii="Calibri" w:hAnsi="Calibri" w:eastAsia="Microsoft YaHei"/>
+                <w:rFonts w:ascii="Calibri" w:hAnsi="Calibri"/>
                 <w:b w:val="0"/>
-                <w:i w:val="0"/>
                 <w:sz w:val="19"/>
               </w:rPr>
-              <w:t>利率变动 1%，价格变动百分之几。久期 5 = 利率涨 1%，价格跌约 5%。单位是“年”。</w:t>
+              <w:t>How much the price moves when rates move. Duration 5 means: rates up 1%, price down about 5%. Confusingly, it is measured in years.</w:t>
             </w:r>
           </w:p>
         </w:tc>
@@ -867,7 +813,7 @@
       <w:tr>
         <w:tc>
           <w:tcPr>
-            <w:tcW w:type="dxa" w:w="2232"/>
+            <w:tcW w:type="dxa" w:w="2304"/>
           </w:tcPr>
           <w:p>
             <w:pPr>
@@ -876,27 +822,17 @@
             <w:r/>
             <w:r>
               <w:rPr>
-                <w:rFonts w:ascii="Calibri" w:hAnsi="Calibri" w:eastAsia="Microsoft YaHei"/>
+                <w:rFonts w:ascii="Calibri" w:hAnsi="Calibri"/>
                 <w:b/>
-                <w:i w:val="0"/>
                 <w:sz w:val="19"/>
               </w:rPr>
-              <w:t>托管行</w:t>
-            </w:r>
-            <w:r>
-              <w:rPr>
-                <w:rFonts w:ascii="Calibri" w:hAnsi="Calibri" w:eastAsia="Microsoft YaHei"/>
-                <w:b w:val="0"/>
-                <w:i w:val="0"/>
-                <w:sz w:val="19"/>
-              </w:rPr>
-              <w:t xml:space="preserve"> custodian</w:t>
+              <w:t>Custodian</w:t>
             </w:r>
           </w:p>
         </w:tc>
         <w:tc>
           <w:tcPr>
-            <w:tcW w:type="dxa" w:w="7560"/>
+            <w:tcW w:type="dxa" w:w="7488"/>
           </w:tcPr>
           <w:p>
             <w:pPr>
@@ -905,12 +841,11 @@
             <w:r/>
             <w:r>
               <w:rPr>
-                <w:rFonts w:ascii="Calibri" w:hAnsi="Calibri" w:eastAsia="Microsoft YaHei"/>
+                <w:rFonts w:ascii="Calibri" w:hAnsi="Calibri"/>
                 <w:b w:val="0"/>
-                <w:i w:val="0"/>
                 <w:sz w:val="19"/>
               </w:rPr>
-              <w:t>替养老金保管证券、记官方账的银行。它也会自己算一套数 —— slide 8 第二个检查就靠它。</w:t>
+              <w:t>The bank that holds the securities for the pension fund and keeps the official records. It computes its own figures too — that is the second check on slide 8.</w:t>
             </w:r>
           </w:p>
         </w:tc>
@@ -918,7 +853,7 @@
       <w:tr>
         <w:tc>
           <w:tcPr>
-            <w:tcW w:type="dxa" w:w="2232"/>
+            <w:tcW w:type="dxa" w:w="2304"/>
           </w:tcPr>
           <w:p>
             <w:pPr>
@@ -927,27 +862,17 @@
             <w:r/>
             <w:r>
               <w:rPr>
-                <w:rFonts w:ascii="Calibri" w:hAnsi="Calibri" w:eastAsia="Microsoft YaHei"/>
+                <w:rFonts w:ascii="Calibri" w:hAnsi="Calibri"/>
                 <w:b/>
-                <w:i w:val="0"/>
                 <w:sz w:val="19"/>
               </w:rPr>
-              <w:t>可赎回债</w:t>
-            </w:r>
-            <w:r>
-              <w:rPr>
-                <w:rFonts w:ascii="Calibri" w:hAnsi="Calibri" w:eastAsia="Microsoft YaHei"/>
-                <w:b w:val="0"/>
-                <w:i w:val="0"/>
-                <w:sz w:val="19"/>
-              </w:rPr>
-              <w:t xml:space="preserve"> callable</w:t>
+              <w:t>Callable bond</w:t>
             </w:r>
           </w:p>
         </w:tc>
         <w:tc>
           <w:tcPr>
-            <w:tcW w:type="dxa" w:w="7560"/>
+            <w:tcW w:type="dxa" w:w="7488"/>
           </w:tcPr>
           <w:p>
             <w:pPr>
@@ -956,12 +881,11 @@
             <w:r/>
             <w:r>
               <w:rPr>
-                <w:rFonts w:ascii="Calibri" w:hAnsi="Calibri" w:eastAsia="Microsoft YaHei"/>
+                <w:rFonts w:ascii="Calibri" w:hAnsi="Calibri"/>
                 <w:b w:val="0"/>
-                <w:i w:val="0"/>
                 <w:sz w:val="19"/>
               </w:rPr>
-              <w:t>发行人可以提前还钱。难在要算那个“提前还款权”值多少，需要一棵利率树。</w:t>
+              <w:t>The issuer may repay early. Hard to price, because you have to value that right to repay, which needs an interest-rate tree rather than a formula.</w:t>
             </w:r>
           </w:p>
         </w:tc>
@@ -969,7 +893,7 @@
       <w:tr>
         <w:tc>
           <w:tcPr>
-            <w:tcW w:type="dxa" w:w="2232"/>
+            <w:tcW w:type="dxa" w:w="2304"/>
           </w:tcPr>
           <w:p>
             <w:pPr>
@@ -978,27 +902,25 @@
             <w:r/>
             <w:r>
               <w:rPr>
-                <w:rFonts w:ascii="Calibri" w:hAnsi="Calibri" w:eastAsia="Microsoft YaHei"/>
+                <w:rFonts w:ascii="Calibri" w:hAnsi="Calibri"/>
                 <w:b/>
-                <w:i w:val="0"/>
                 <w:sz w:val="19"/>
               </w:rPr>
-              <w:t>通胀挂钩债</w:t>
+              <w:t>Inflation-linked bond</w:t>
             </w:r>
             <w:r>
               <w:rPr>
-                <w:rFonts w:ascii="Calibri" w:hAnsi="Calibri" w:eastAsia="Microsoft YaHei"/>
+                <w:rFonts w:ascii="Calibri" w:hAnsi="Calibri"/>
                 <w:b w:val="0"/>
-                <w:i w:val="0"/>
                 <w:sz w:val="19"/>
               </w:rPr>
-              <w:t xml:space="preserve"> TIPS</w:t>
+              <w:t xml:space="preserve"> (TIPS)</w:t>
             </w:r>
           </w:p>
         </w:tc>
         <w:tc>
           <w:tcPr>
-            <w:tcW w:type="dxa" w:w="7560"/>
+            <w:tcW w:type="dxa" w:w="7488"/>
           </w:tcPr>
           <w:p>
             <w:pPr>
@@ -1007,30 +929,27 @@
             <w:r/>
             <w:r>
               <w:rPr>
-                <w:rFonts w:ascii="Calibri" w:hAnsi="Calibri" w:eastAsia="Microsoft YaHei"/>
+                <w:rFonts w:ascii="Calibri" w:hAnsi="Calibri"/>
                 <w:b w:val="0"/>
-                <w:i w:val="0"/>
                 <w:sz w:val="19"/>
               </w:rPr>
-              <w:t xml:space="preserve">本金随通胀调整。那个调整系数叫 </w:t>
+              <w:t xml:space="preserve">The principal is adjusted for inflation since issue. That adjustment factor is the </w:t>
             </w:r>
             <w:r>
               <w:rPr>
-                <w:rFonts w:ascii="Calibri" w:hAnsi="Calibri" w:eastAsia="Microsoft YaHei"/>
+                <w:rFonts w:ascii="Calibri" w:hAnsi="Calibri"/>
                 <w:b/>
-                <w:i w:val="0"/>
                 <w:sz w:val="19"/>
               </w:rPr>
               <w:t>index ratio</w:t>
             </w:r>
             <w:r>
               <w:rPr>
-                <w:rFonts w:ascii="Calibri" w:hAnsi="Calibri" w:eastAsia="Microsoft YaHei"/>
+                <w:rFonts w:ascii="Calibri" w:hAnsi="Calibri"/>
                 <w:b w:val="0"/>
-                <w:i w:val="0"/>
                 <w:sz w:val="19"/>
               </w:rPr>
-              <w:t xml:space="preserve"> —— slide 8 第三个检查重算的就是它。</w:t>
+              <w:t xml:space="preserve"> — the thing the third check on slide 8 rebuilds from scratch.</w:t>
             </w:r>
           </w:p>
         </w:tc>
@@ -1038,7 +957,7 @@
       <w:tr>
         <w:tc>
           <w:tcPr>
-            <w:tcW w:type="dxa" w:w="2232"/>
+            <w:tcW w:type="dxa" w:w="2304"/>
           </w:tcPr>
           <w:p>
             <w:pPr>
@@ -1047,27 +966,25 @@
             <w:r/>
             <w:r>
               <w:rPr>
-                <w:rFonts w:ascii="Calibri" w:hAnsi="Calibri" w:eastAsia="Microsoft YaHei"/>
+                <w:rFonts w:ascii="Calibri" w:hAnsi="Calibri"/>
                 <w:b/>
-                <w:i w:val="0"/>
                 <w:sz w:val="19"/>
               </w:rPr>
-              <w:t>池化产品</w:t>
+              <w:t>Pooled products</w:t>
             </w:r>
             <w:r>
               <w:rPr>
-                <w:rFonts w:ascii="Calibri" w:hAnsi="Calibri" w:eastAsia="Microsoft YaHei"/>
+                <w:rFonts w:ascii="Calibri" w:hAnsi="Calibri"/>
                 <w:b w:val="0"/>
-                <w:i w:val="0"/>
                 <w:sz w:val="19"/>
               </w:rPr>
-              <w:t xml:space="preserve"> MBS / CMO / ABS / CMBS</w:t>
+              <w:t xml:space="preserve"> (MBS / CMO / ABS / CMBS)</w:t>
             </w:r>
           </w:p>
         </w:tc>
         <w:tc>
           <w:tcPr>
-            <w:tcW w:type="dxa" w:w="7560"/>
+            <w:tcW w:type="dxa" w:w="7488"/>
           </w:tcPr>
           <w:p>
             <w:pPr>
@@ -1076,12 +993,11 @@
             <w:r/>
             <w:r>
               <w:rPr>
-                <w:rFonts w:ascii="Calibri" w:hAnsi="Calibri" w:eastAsia="Microsoft YaHei"/>
+                <w:rFonts w:ascii="Calibri" w:hAnsi="Calibri"/>
                 <w:b w:val="0"/>
-                <w:i w:val="0"/>
                 <w:sz w:val="19"/>
               </w:rPr>
-              <w:t>一堆贷款打包成证券。房贷包 = MBS，再切成不同风险档 = CMO，车贷/卡贷 = ABS，商业地产贷 = CMBS。难在借款人可以提前还款，得建预测模型。</w:t>
+              <w:t>Many loans bundled into one security. Home loans bundled = MBS; that bundle sliced into risk tranches = CMO; car and card loans = ABS; commercial property = CMBS. The hard part is that borrowers can repay early, so you need a prepayment model.</w:t>
             </w:r>
           </w:p>
         </w:tc>
@@ -1100,13 +1016,13 @@
       </w:pPr>
       <w:r>
         <w:rPr>
-          <w:rFonts w:ascii="Calibri" w:hAnsi="Calibri" w:eastAsia="Microsoft YaHei"/>
+          <w:rFonts w:ascii="Calibri" w:hAnsi="Calibri"/>
           <w:b/>
           <w:i w:val="0"/>
           <w:color w:val="1F4E79"/>
           <w:sz w:val="23"/>
         </w:rPr>
-        <w:t>⭐ 最重要的一件事：我们的流程是怎么跑的</w:t>
+        <w:t>⭐ The one idea: how the system actually runs</w:t>
       </w:r>
     </w:p>
     <w:p>
@@ -1116,30 +1032,30 @@
       </w:pPr>
       <w:r>
         <w:rPr>
-          <w:rFonts w:ascii="Calibri" w:hAnsi="Calibri" w:eastAsia="Microsoft YaHei"/>
+          <w:rFonts w:ascii="Calibri" w:hAnsi="Calibri"/>
           <w:b w:val="0"/>
           <w:i w:val="0"/>
           <w:sz w:val="21"/>
         </w:rPr>
-        <w:t>输入三样东西：（a）债券条款、（b）那天的政府利率曲线、（c）</w:t>
+        <w:t xml:space="preserve">Three inputs go in: (a) the bond's terms, (b) that day's government rate curve, and (c) </w:t>
       </w:r>
       <w:r>
         <w:rPr>
-          <w:rFonts w:ascii="Calibri" w:hAnsi="Calibri" w:eastAsia="Microsoft YaHei"/>
+          <w:rFonts w:ascii="Calibri" w:hAnsi="Calibri"/>
           <w:b/>
           <w:i w:val="0"/>
           <w:sz w:val="21"/>
         </w:rPr>
-        <w:t>托管行记录的价格</w:t>
+        <w:t>the price the custodian recorded</w:t>
       </w:r>
       <w:r>
         <w:rPr>
-          <w:rFonts w:ascii="Calibri" w:hAnsi="Calibri" w:eastAsia="Microsoft YaHei"/>
+          <w:rFonts w:ascii="Calibri" w:hAnsi="Calibri"/>
           <w:b w:val="0"/>
           <w:i w:val="0"/>
           <w:sz w:val="21"/>
         </w:rPr>
-        <w:t>。然后解出一个 spread，让模型算出的价格等于托管行那个价。最后在校准好的模型上算风险指标。</w:t>
+        <w:t>. We then solve for the spread that makes our model reproduce that price, and compute the risk figures on the calibrated model.</w:t>
       </w:r>
     </w:p>
     <w:p>
@@ -1149,30 +1065,30 @@
       </w:pPr>
       <w:r>
         <w:rPr>
-          <w:rFonts w:ascii="Calibri" w:hAnsi="Calibri" w:eastAsia="Microsoft YaHei"/>
+          <w:rFonts w:ascii="Calibri" w:hAnsi="Calibri"/>
           <w:b w:val="0"/>
           <w:i w:val="0"/>
           <w:sz w:val="21"/>
         </w:rPr>
-        <w:t>⭐  所以记住：</w:t>
+        <w:t xml:space="preserve">⭐  So: </w:t>
       </w:r>
       <w:r>
         <w:rPr>
-          <w:rFonts w:ascii="Calibri" w:hAnsi="Calibri" w:eastAsia="Microsoft YaHei"/>
+          <w:rFonts w:ascii="Calibri" w:hAnsi="Calibri"/>
           <w:b/>
           <w:i w:val="0"/>
           <w:sz w:val="21"/>
         </w:rPr>
-        <w:t>价格是输入，不是输出。</w:t>
+        <w:t>the price is an input, not an output.</w:t>
       </w:r>
       <w:r>
         <w:rPr>
-          <w:rFonts w:ascii="Calibri" w:hAnsi="Calibri" w:eastAsia="Microsoft YaHei"/>
+          <w:rFonts w:ascii="Calibri" w:hAnsi="Calibri"/>
           <w:b w:val="0"/>
           <w:i w:val="0"/>
           <w:sz w:val="21"/>
         </w:rPr>
-        <w:t xml:space="preserve"> 这一句是 slide 8 存在的理由，也是 Q&amp;A 里最锋利那个问题的答案基础。你必须能随时说出这句话。</w:t>
+        <w:t xml:space="preserve"> That single sentence is why slide 8 exists, and it is the answer to the sharpest question you may be asked. Be able to say it without thinking.</w:t>
       </w:r>
     </w:p>
     <w:p>
@@ -1187,13 +1103,469 @@
       </w:pPr>
       <w:r>
         <w:rPr>
-          <w:rFonts w:ascii="Calibri" w:hAnsi="Calibri" w:eastAsia="Microsoft YaHei"/>
+          <w:rFonts w:ascii="Calibri" w:hAnsi="Calibri"/>
           <w:b/>
           <w:i w:val="0"/>
           <w:color w:val="1F4E79"/>
           <w:sz w:val="36"/>
         </w:rPr>
-        <w:t>一 · 逐页讲解</w:t>
+        <w:t>0.5 · Liping's half, in five lines</w:t>
+      </w:r>
+    </w:p>
+    <w:p>
+      <w:pPr>
+        <w:spacing w:before="40" w:after="80"/>
+        <w:ind w:left="0"/>
+      </w:pPr>
+      <w:r>
+        <w:rPr>
+          <w:rFonts w:ascii="Calibri" w:hAnsi="Calibri"/>
+          <w:b w:val="0"/>
+          <w:i w:val="0"/>
+          <w:sz w:val="21"/>
+        </w:rPr>
+        <w:t>You present 6–9, but questions do not respect slide boundaries. This is enough to field one about her half and hand it back to her gracefully.</w:t>
+      </w:r>
+    </w:p>
+    <w:tbl>
+      <w:tblPr>
+        <w:tblStyle w:val="TableGrid"/>
+        <w:tblW w:type="auto" w:w="0"/>
+        <w:tblLook w:firstColumn="1" w:firstRow="1" w:lastColumn="0" w:lastRow="0" w:noHBand="0" w:noVBand="1" w:val="04A0"/>
+      </w:tblPr>
+      <w:tblGrid>
+        <w:gridCol w:w="3264"/>
+        <w:gridCol w:w="3264"/>
+        <w:gridCol w:w="3264"/>
+      </w:tblGrid>
+      <w:tr>
+        <w:tc>
+          <w:tcPr>
+            <w:tcW w:type="dxa" w:w="1656"/>
+          </w:tcPr>
+          <w:p>
+            <w:pPr>
+              <w:spacing w:before="40" w:after="40"/>
+            </w:pPr>
+            <w:r/>
+            <w:r>
+              <w:rPr>
+                <w:rFonts w:ascii="Calibri" w:hAnsi="Calibri"/>
+                <w:b/>
+                <w:color w:val="1F4E79"/>
+                <w:sz w:val="19"/>
+              </w:rPr>
+              <w:t>Slide</w:t>
+            </w:r>
+          </w:p>
+        </w:tc>
+        <w:tc>
+          <w:tcPr>
+            <w:tcW w:type="dxa" w:w="5760"/>
+          </w:tcPr>
+          <w:p>
+            <w:pPr>
+              <w:spacing w:before="40" w:after="40"/>
+            </w:pPr>
+            <w:r/>
+            <w:r>
+              <w:rPr>
+                <w:rFonts w:ascii="Calibri" w:hAnsi="Calibri"/>
+                <w:b/>
+                <w:color w:val="1F4E79"/>
+                <w:sz w:val="19"/>
+              </w:rPr>
+              <w:t>Her point</w:t>
+            </w:r>
+          </w:p>
+        </w:tc>
+        <w:tc>
+          <w:tcPr>
+            <w:tcW w:type="dxa" w:w="2376"/>
+          </w:tcPr>
+          <w:p>
+            <w:pPr>
+              <w:spacing w:before="40" w:after="40"/>
+            </w:pPr>
+            <w:r/>
+            <w:r>
+              <w:rPr>
+                <w:rFonts w:ascii="Calibri" w:hAnsi="Calibri"/>
+                <w:b/>
+                <w:color w:val="1F4E79"/>
+                <w:sz w:val="19"/>
+              </w:rPr>
+              <w:t>The number in it</w:t>
+            </w:r>
+          </w:p>
+        </w:tc>
+      </w:tr>
+      <w:tr>
+        <w:tc>
+          <w:tcPr>
+            <w:tcW w:type="dxa" w:w="1656"/>
+          </w:tcPr>
+          <w:p>
+            <w:pPr>
+              <w:spacing w:before="40" w:after="40"/>
+            </w:pPr>
+            <w:r/>
+            <w:r>
+              <w:rPr>
+                <w:rFonts w:ascii="Calibri" w:hAnsi="Calibri"/>
+                <w:b w:val="0"/>
+                <w:sz w:val="19"/>
+              </w:rPr>
+              <w:t>2 · Situation</w:t>
+            </w:r>
+          </w:p>
+        </w:tc>
+        <w:tc>
+          <w:tcPr>
+            <w:tcW w:type="dxa" w:w="5760"/>
+          </w:tcPr>
+          <w:p>
+            <w:pPr>
+              <w:spacing w:before="40" w:after="40"/>
+            </w:pPr>
+            <w:r/>
+            <w:r>
+              <w:rPr>
+                <w:rFonts w:ascii="Calibri" w:hAnsi="Calibri"/>
+                <w:b w:val="0"/>
+                <w:sz w:val="19"/>
+              </w:rPr>
+              <w:t>Pricing today rests on years of accumulated VBA across workbooks only its owner can run or change. Scenario analysis is not slow — it is out of reach. And a spreadsheet cannot be tested.</w:t>
+            </w:r>
+          </w:p>
+        </w:tc>
+        <w:tc>
+          <w:tcPr>
+            <w:tcW w:type="dxa" w:w="2376"/>
+          </w:tcPr>
+          <w:p>
+            <w:pPr>
+              <w:spacing w:before="40" w:after="40"/>
+            </w:pPr>
+            <w:r/>
+            <w:r>
+              <w:rPr>
+                <w:rFonts w:ascii="Calibri" w:hAnsi="Calibri"/>
+                <w:b/>
+                <w:sz w:val="19"/>
+              </w:rPr>
+              <w:t>~14,000 lines</w:t>
+            </w:r>
+            <w:r>
+              <w:rPr>
+                <w:rFonts w:ascii="Calibri" w:hAnsi="Calibri"/>
+                <w:b w:val="0"/>
+                <w:sz w:val="19"/>
+              </w:rPr>
+              <w:t xml:space="preserve"> of VBA</w:t>
+            </w:r>
+          </w:p>
+        </w:tc>
+      </w:tr>
+      <w:tr>
+        <w:tc>
+          <w:tcPr>
+            <w:tcW w:type="dxa" w:w="1656"/>
+          </w:tcPr>
+          <w:p>
+            <w:pPr>
+              <w:spacing w:before="40" w:after="40"/>
+            </w:pPr>
+            <w:r/>
+            <w:r>
+              <w:rPr>
+                <w:rFonts w:ascii="Calibri" w:hAnsi="Calibri"/>
+                <w:b w:val="0"/>
+                <w:sz w:val="19"/>
+              </w:rPr>
+              <w:t>3 · Goal</w:t>
+            </w:r>
+          </w:p>
+        </w:tc>
+        <w:tc>
+          <w:tcPr>
+            <w:tcW w:type="dxa" w:w="5760"/>
+          </w:tcPr>
+          <w:p>
+            <w:pPr>
+              <w:spacing w:before="40" w:after="40"/>
+            </w:pPr>
+            <w:r/>
+            <w:r>
+              <w:rPr>
+                <w:rFonts w:ascii="Calibri" w:hAnsi="Calibri"/>
+                <w:b w:val="0"/>
+                <w:sz w:val="19"/>
+              </w:rPr>
+              <w:t>One system for every instrument class; reproducible and testable; cloud parallel execution puts a thousand-scenario what-if back in reach; portfolio risk on top of that.</w:t>
+            </w:r>
+          </w:p>
+        </w:tc>
+        <w:tc>
+          <w:tcPr>
+            <w:tcW w:type="dxa" w:w="2376"/>
+          </w:tcPr>
+          <w:p>
+            <w:pPr>
+              <w:spacing w:before="40" w:after="40"/>
+            </w:pPr>
+            <w:r/>
+            <w:r>
+              <w:rPr>
+                <w:rFonts w:ascii="Calibri" w:hAnsi="Calibri"/>
+                <w:b w:val="0"/>
+                <w:sz w:val="19"/>
+              </w:rPr>
+              <w:t>—</w:t>
+            </w:r>
+          </w:p>
+        </w:tc>
+      </w:tr>
+      <w:tr>
+        <w:tc>
+          <w:tcPr>
+            <w:tcW w:type="dxa" w:w="1656"/>
+          </w:tcPr>
+          <w:p>
+            <w:pPr>
+              <w:spacing w:before="40" w:after="40"/>
+            </w:pPr>
+            <w:r/>
+            <w:r>
+              <w:rPr>
+                <w:rFonts w:ascii="Calibri" w:hAnsi="Calibri"/>
+                <w:b w:val="0"/>
+                <w:sz w:val="19"/>
+              </w:rPr>
+              <w:t>4 · Current stage</w:t>
+            </w:r>
+          </w:p>
+        </w:tc>
+        <w:tc>
+          <w:tcPr>
+            <w:tcW w:type="dxa" w:w="5760"/>
+          </w:tcPr>
+          <w:p>
+            <w:pPr>
+              <w:spacing w:before="40" w:after="40"/>
+            </w:pPr>
+            <w:r/>
+            <w:r>
+              <w:rPr>
+                <w:rFonts w:ascii="Calibri" w:hAnsi="Calibri"/>
+                <w:b w:val="0"/>
+                <w:sz w:val="19"/>
+              </w:rPr>
+              <w:t>Six of thirteen categories done. Inputs and outputs are JSON dictionaries, which is what makes parallel execution straightforward. The code already runs unchanged on Azure.</w:t>
+            </w:r>
+          </w:p>
+        </w:tc>
+        <w:tc>
+          <w:tcPr>
+            <w:tcW w:type="dxa" w:w="2376"/>
+          </w:tcPr>
+          <w:p>
+            <w:pPr>
+              <w:spacing w:before="40" w:after="40"/>
+            </w:pPr>
+            <w:r/>
+            <w:r>
+              <w:rPr>
+                <w:rFonts w:ascii="Calibri" w:hAnsi="Calibri"/>
+                <w:b/>
+                <w:sz w:val="19"/>
+              </w:rPr>
+              <w:t>949</w:t>
+            </w:r>
+            <w:r>
+              <w:rPr>
+                <w:rFonts w:ascii="Calibri" w:hAnsi="Calibri"/>
+                <w:b w:val="0"/>
+                <w:sz w:val="19"/>
+              </w:rPr>
+              <w:t xml:space="preserve"> securities, </w:t>
+            </w:r>
+            <w:r>
+              <w:rPr>
+                <w:rFonts w:ascii="Calibri" w:hAnsi="Calibri"/>
+                <w:b/>
+                <w:sz w:val="19"/>
+              </w:rPr>
+              <w:t>766</w:t>
+            </w:r>
+            <w:r>
+              <w:rPr>
+                <w:rFonts w:ascii="Calibri" w:hAnsi="Calibri"/>
+                <w:b w:val="0"/>
+                <w:sz w:val="19"/>
+              </w:rPr>
+              <w:t xml:space="preserve"> priced; the whole book in </w:t>
+            </w:r>
+            <w:r>
+              <w:rPr>
+                <w:rFonts w:ascii="Calibri" w:hAnsi="Calibri"/>
+                <w:b/>
+                <w:sz w:val="19"/>
+              </w:rPr>
+              <w:t>40 seconds</w:t>
+            </w:r>
+          </w:p>
+        </w:tc>
+      </w:tr>
+      <w:tr>
+        <w:tc>
+          <w:tcPr>
+            <w:tcW w:type="dxa" w:w="1656"/>
+          </w:tcPr>
+          <w:p>
+            <w:pPr>
+              <w:spacing w:before="40" w:after="40"/>
+            </w:pPr>
+            <w:r/>
+            <w:r>
+              <w:rPr>
+                <w:rFonts w:ascii="Calibri" w:hAnsi="Calibri"/>
+                <w:b w:val="0"/>
+                <w:sz w:val="19"/>
+              </w:rPr>
+              <w:t>5 · What it does today</w:t>
+            </w:r>
+          </w:p>
+        </w:tc>
+        <w:tc>
+          <w:tcPr>
+            <w:tcW w:type="dxa" w:w="5760"/>
+          </w:tcPr>
+          <w:p>
+            <w:pPr>
+              <w:spacing w:before="40" w:after="40"/>
+            </w:pPr>
+            <w:r/>
+            <w:r>
+              <w:rPr>
+                <w:rFonts w:ascii="Calibri" w:hAnsi="Calibri"/>
+                <w:b w:val="0"/>
+                <w:sz w:val="19"/>
+              </w:rPr>
+              <w:t>Given a bond, the day's rates and the market price, it returns the spread and the rate sensitivity. Three ways to run it — spreadsheet, command line, or a service — same answer from all three. Reproducible to the byte.</w:t>
+            </w:r>
+          </w:p>
+        </w:tc>
+        <w:tc>
+          <w:tcPr>
+            <w:tcW w:type="dxa" w:w="2376"/>
+          </w:tcPr>
+          <w:p>
+            <w:pPr>
+              <w:spacing w:before="40" w:after="40"/>
+            </w:pPr>
+            <w:r/>
+            <w:r>
+              <w:rPr>
+                <w:rFonts w:ascii="Calibri" w:hAnsi="Calibri"/>
+                <w:b w:val="0"/>
+                <w:sz w:val="19"/>
+              </w:rPr>
+              <w:t xml:space="preserve">Built against a real pension book, </w:t>
+            </w:r>
+            <w:r>
+              <w:rPr>
+                <w:rFonts w:ascii="Calibri" w:hAnsi="Calibri"/>
+                <w:b/>
+                <w:sz w:val="19"/>
+              </w:rPr>
+              <w:t>March 2009</w:t>
+            </w:r>
+          </w:p>
+        </w:tc>
+      </w:tr>
+    </w:tbl>
+    <w:p>
+      <w:pPr>
+        <w:spacing w:before="40" w:after="0"/>
+        <w:ind w:left="0"/>
+      </w:pPr>
+    </w:p>
+    <w:p>
+      <w:pPr>
+        <w:spacing w:before="100" w:after="100"/>
+        <w:ind w:left="144"/>
+      </w:pPr>
+      <w:r>
+        <w:rPr>
+          <w:rFonts w:ascii="Calibri" w:hAnsi="Calibri"/>
+          <w:b w:val="0"/>
+          <w:i w:val="0"/>
+          <w:color w:val="A63A00"/>
+          <w:sz w:val="20"/>
+        </w:rPr>
+        <w:t xml:space="preserve">⚠  If asked how long the </w:t>
+      </w:r>
+      <w:r>
+        <w:rPr>
+          <w:rFonts w:ascii="Calibri" w:hAnsi="Calibri"/>
+          <w:b/>
+          <w:i w:val="0"/>
+          <w:color w:val="A63A00"/>
+          <w:sz w:val="20"/>
+        </w:rPr>
+        <w:t>old</w:t>
+      </w:r>
+      <w:r>
+        <w:rPr>
+          <w:rFonts w:ascii="Calibri" w:hAnsi="Calibri"/>
+          <w:b w:val="0"/>
+          <w:i w:val="0"/>
+          <w:color w:val="A63A00"/>
+          <w:sz w:val="20"/>
+        </w:rPr>
+        <w:t xml:space="preserve"> tool takes: </w:t>
+      </w:r>
+      <w:r>
+        <w:rPr>
+          <w:rFonts w:ascii="Calibri" w:hAnsi="Calibri"/>
+          <w:b/>
+          <w:i w:val="0"/>
+          <w:color w:val="A63A00"/>
+          <w:sz w:val="20"/>
+        </w:rPr>
+        <w:t>nobody has measured it.</w:t>
+      </w:r>
+      <w:r>
+        <w:rPr>
+          <w:rFonts w:ascii="Calibri" w:hAnsi="Calibri"/>
+          <w:b w:val="0"/>
+          <w:i w:val="0"/>
+          <w:color w:val="A63A00"/>
+          <w:sz w:val="20"/>
+        </w:rPr>
+        <w:t xml:space="preserve"> Say that. Liping and Mario know the current workflow; we never timed it, and pairing a guess with our 40 seconds to claim a speed-up is exactly the kind of number that gets checked later.</w:t>
+      </w:r>
+    </w:p>
+    <w:p>
+      <w:r>
+        <w:br w:type="page"/>
+      </w:r>
+    </w:p>
+    <w:p>
+      <w:pPr>
+        <w:spacing w:before="0" w:after="200"/>
+        <w:ind w:left="0"/>
+      </w:pPr>
+      <w:r>
+        <w:rPr>
+          <w:rFonts w:ascii="Calibri" w:hAnsi="Calibri"/>
+          <w:b/>
+          <w:i w:val="0"/>
+          <w:color w:val="1F4E79"/>
+          <w:sz w:val="36"/>
+        </w:rPr>
+        <w:t>1 · Walkthrough, slide by slide</w:t>
       </w:r>
     </w:p>
     <w:p>
@@ -1203,13 +1575,13 @@
       </w:pPr>
       <w:r>
         <w:rPr>
-          <w:rFonts w:ascii="Calibri" w:hAnsi="Calibri" w:eastAsia="Microsoft YaHei"/>
+          <w:rFonts w:ascii="Calibri" w:hAnsi="Calibri"/>
           <w:b/>
           <w:i w:val="0"/>
           <w:color w:val="1F4E79"/>
           <w:sz w:val="27"/>
         </w:rPr>
-        <w:t>Slide 6 — Coverage（覆盖范围）</w:t>
+        <w:t>Slide 6 — Coverage</w:t>
       </w:r>
     </w:p>
     <w:p>
@@ -1219,21 +1591,21 @@
       </w:pPr>
       <w:r>
         <w:rPr>
-          <w:rFonts w:ascii="Calibri" w:hAnsi="Calibri" w:eastAsia="Microsoft YaHei"/>
+          <w:rFonts w:ascii="Calibri" w:hAnsi="Calibri"/>
           <w:b/>
           <w:i w:val="0"/>
           <w:sz w:val="21"/>
         </w:rPr>
-        <w:t>一句话：</w:t>
+        <w:t>In one sentence:</w:t>
       </w:r>
       <w:r>
         <w:rPr>
-          <w:rFonts w:ascii="Calibri" w:hAnsi="Calibri" w:eastAsia="Microsoft YaHei"/>
+          <w:rFonts w:ascii="Calibri" w:hAnsi="Calibri"/>
           <w:b w:val="0"/>
           <w:i w:val="0"/>
           <w:sz w:val="21"/>
         </w:rPr>
-        <w:t xml:space="preserve"> 这本账有 2,260 只证券；949 只所在的六大类做完了，882 只的引擎建好了在等数据，429 只还没开始。</w:t>
+        <w:t xml:space="preserve"> the book holds 2,260 securities; the six categories covering 949 of them are finished, 882 have their engine built and are waiting on data, and 429 have not been started.</w:t>
       </w:r>
     </w:p>
     <w:p>
@@ -1243,13 +1615,13 @@
       </w:pPr>
       <w:r>
         <w:rPr>
-          <w:rFonts w:ascii="Calibri" w:hAnsi="Calibri" w:eastAsia="Microsoft YaHei"/>
+          <w:rFonts w:ascii="Calibri" w:hAnsi="Calibri"/>
           <w:b/>
           <w:i w:val="0"/>
           <w:color w:val="1F4E79"/>
           <w:sz w:val="23"/>
         </w:rPr>
-        <w:t>屏幕上那条横条</w:t>
+        <w:t>The bar on screen</w:t>
       </w:r>
     </w:p>
     <w:tbl>
@@ -1267,7 +1639,7 @@
       <w:tr>
         <w:tc>
           <w:tcPr>
-            <w:tcW w:type="dxa" w:w="1008"/>
+            <w:tcW w:type="dxa" w:w="1152"/>
           </w:tcPr>
           <w:p>
             <w:pPr>
@@ -1276,19 +1648,18 @@
             <w:r/>
             <w:r>
               <w:rPr>
-                <w:rFonts w:ascii="Calibri" w:hAnsi="Calibri" w:eastAsia="Microsoft YaHei"/>
+                <w:rFonts w:ascii="Calibri" w:hAnsi="Calibri"/>
                 <w:b/>
-                <w:i w:val="0"/>
                 <w:color w:val="1F4E79"/>
                 <w:sz w:val="19"/>
               </w:rPr>
-              <w:t>颜色</w:t>
+              <w:t>Colour</w:t>
             </w:r>
           </w:p>
         </w:tc>
         <w:tc>
           <w:tcPr>
-            <w:tcW w:type="dxa" w:w="2736"/>
+            <w:tcW w:type="dxa" w:w="2448"/>
           </w:tcPr>
           <w:p>
             <w:pPr>
@@ -1297,13 +1668,12 @@
             <w:r/>
             <w:r>
               <w:rPr>
-                <w:rFonts w:ascii="Calibri" w:hAnsi="Calibri" w:eastAsia="Microsoft YaHei"/>
+                <w:rFonts w:ascii="Calibri" w:hAnsi="Calibri"/>
                 <w:b/>
-                <w:i w:val="0"/>
                 <w:color w:val="1F4E79"/>
                 <w:sz w:val="19"/>
               </w:rPr>
-              <w:t>标签</w:t>
+              <w:t>Label</w:t>
             </w:r>
           </w:p>
         </w:tc>
@@ -1318,19 +1688,18 @@
             <w:r/>
             <w:r>
               <w:rPr>
-                <w:rFonts w:ascii="Calibri" w:hAnsi="Calibri" w:eastAsia="Microsoft YaHei"/>
+                <w:rFonts w:ascii="Calibri" w:hAnsi="Calibri"/>
                 <w:b/>
-                <w:i w:val="0"/>
                 <w:color w:val="1F4E79"/>
                 <w:sz w:val="19"/>
               </w:rPr>
-              <w:t>数</w:t>
+              <w:t>Count</w:t>
             </w:r>
           </w:p>
         </w:tc>
         <w:tc>
           <w:tcPr>
-            <w:tcW w:type="dxa" w:w="5040"/>
+            <w:tcW w:type="dxa" w:w="5184"/>
           </w:tcPr>
           <w:p>
             <w:pPr>
@@ -1339,13 +1708,12 @@
             <w:r/>
             <w:r>
               <w:rPr>
-                <w:rFonts w:ascii="Calibri" w:hAnsi="Calibri" w:eastAsia="Microsoft YaHei"/>
+                <w:rFonts w:ascii="Calibri" w:hAnsi="Calibri"/>
                 <w:b/>
-                <w:i w:val="0"/>
                 <w:color w:val="1F4E79"/>
                 <w:sz w:val="19"/>
               </w:rPr>
-              <w:t>意思</w:t>
+              <w:t>What it is</w:t>
             </w:r>
           </w:p>
         </w:tc>
@@ -1353,7 +1721,7 @@
       <w:tr>
         <w:tc>
           <w:tcPr>
-            <w:tcW w:type="dxa" w:w="1008"/>
+            <w:tcW w:type="dxa" w:w="1152"/>
           </w:tcPr>
           <w:p>
             <w:pPr>
@@ -1362,18 +1730,17 @@
             <w:r/>
             <w:r>
               <w:rPr>
-                <w:rFonts w:ascii="Calibri" w:hAnsi="Calibri" w:eastAsia="Microsoft YaHei"/>
+                <w:rFonts w:ascii="Calibri" w:hAnsi="Calibri"/>
                 <w:b w:val="0"/>
-                <w:i w:val="0"/>
                 <w:sz w:val="19"/>
               </w:rPr>
-              <w:t>深蓝</w:t>
+              <w:t>Dark blue</w:t>
             </w:r>
           </w:p>
         </w:tc>
         <w:tc>
           <w:tcPr>
-            <w:tcW w:type="dxa" w:w="2736"/>
+            <w:tcW w:type="dxa" w:w="2448"/>
           </w:tcPr>
           <w:p>
             <w:pPr>
@@ -1382,9 +1749,8 @@
             <w:r/>
             <w:r>
               <w:rPr>
-                <w:rFonts w:ascii="Calibri" w:hAnsi="Calibri" w:eastAsia="Microsoft YaHei"/>
+                <w:rFonts w:ascii="Calibri" w:hAnsi="Calibri"/>
                 <w:b w:val="0"/>
-                <w:i w:val="0"/>
                 <w:sz w:val="19"/>
               </w:rPr>
               <w:t>Complete</w:t>
@@ -1402,9 +1768,8 @@
             <w:r/>
             <w:r>
               <w:rPr>
-                <w:rFonts w:ascii="Calibri" w:hAnsi="Calibri" w:eastAsia="Microsoft YaHei"/>
+                <w:rFonts w:ascii="Calibri" w:hAnsi="Calibri"/>
                 <w:b/>
-                <w:i w:val="0"/>
                 <w:sz w:val="19"/>
               </w:rPr>
               <w:t>949</w:t>
@@ -1413,7 +1778,7 @@
         </w:tc>
         <w:tc>
           <w:tcPr>
-            <w:tcW w:type="dxa" w:w="5040"/>
+            <w:tcW w:type="dxa" w:w="5184"/>
           </w:tcPr>
           <w:p>
             <w:pPr>
@@ -1422,12 +1787,11 @@
             <w:r/>
             <w:r>
               <w:rPr>
-                <w:rFonts w:ascii="Calibri" w:hAnsi="Calibri" w:eastAsia="Microsoft YaHei"/>
+                <w:rFonts w:ascii="Calibri" w:hAnsi="Calibri"/>
                 <w:b w:val="0"/>
-                <w:i w:val="0"/>
                 <w:sz w:val="19"/>
               </w:rPr>
-              <w:t>六个债券大类，引擎建好并在跑</w:t>
+              <w:t>Six bond categories. Engine built and running.</w:t>
             </w:r>
           </w:p>
         </w:tc>
@@ -1435,7 +1799,7 @@
       <w:tr>
         <w:tc>
           <w:tcPr>
-            <w:tcW w:type="dxa" w:w="1008"/>
+            <w:tcW w:type="dxa" w:w="1152"/>
           </w:tcPr>
           <w:p>
             <w:pPr>
@@ -1444,18 +1808,17 @@
             <w:r/>
             <w:r>
               <w:rPr>
-                <w:rFonts w:ascii="Calibri" w:hAnsi="Calibri" w:eastAsia="Microsoft YaHei"/>
+                <w:rFonts w:ascii="Calibri" w:hAnsi="Calibri"/>
                 <w:b w:val="0"/>
-                <w:i w:val="0"/>
                 <w:sz w:val="19"/>
               </w:rPr>
-              <w:t>橙</w:t>
+              <w:t>Orange</w:t>
             </w:r>
           </w:p>
         </w:tc>
         <w:tc>
           <w:tcPr>
-            <w:tcW w:type="dxa" w:w="2736"/>
+            <w:tcW w:type="dxa" w:w="2448"/>
           </w:tcPr>
           <w:p>
             <w:pPr>
@@ -1464,9 +1827,8 @@
             <w:r/>
             <w:r>
               <w:rPr>
-                <w:rFonts w:ascii="Calibri" w:hAnsi="Calibri" w:eastAsia="Microsoft YaHei"/>
+                <w:rFonts w:ascii="Calibri" w:hAnsi="Calibri"/>
                 <w:b w:val="0"/>
-                <w:i w:val="0"/>
                 <w:sz w:val="19"/>
               </w:rPr>
               <w:t>Engine built — next</w:t>
@@ -1484,9 +1846,8 @@
             <w:r/>
             <w:r>
               <w:rPr>
-                <w:rFonts w:ascii="Calibri" w:hAnsi="Calibri" w:eastAsia="Microsoft YaHei"/>
+                <w:rFonts w:ascii="Calibri" w:hAnsi="Calibri"/>
                 <w:b/>
-                <w:i w:val="0"/>
                 <w:sz w:val="19"/>
               </w:rPr>
               <w:t>882</w:t>
@@ -1495,7 +1856,7 @@
         </w:tc>
         <w:tc>
           <w:tcPr>
-            <w:tcW w:type="dxa" w:w="5040"/>
+            <w:tcW w:type="dxa" w:w="5184"/>
           </w:tcPr>
           <w:p>
             <w:pPr>
@@ -1504,12 +1865,11 @@
             <w:r/>
             <w:r>
               <w:rPr>
-                <w:rFonts w:ascii="Calibri" w:hAnsi="Calibri" w:eastAsia="Microsoft YaHei"/>
+                <w:rFonts w:ascii="Calibri" w:hAnsi="Calibri"/>
                 <w:b w:val="0"/>
-                <w:i w:val="0"/>
                 <w:sz w:val="19"/>
               </w:rPr>
-              <w:t>政府房贷类。引擎已建并测过，缺的是数据</w:t>
+              <w:t>The government mortgage book. Built and tested; what it lacks is data.</w:t>
             </w:r>
           </w:p>
         </w:tc>
@@ -1517,7 +1877,7 @@
       <w:tr>
         <w:tc>
           <w:tcPr>
-            <w:tcW w:type="dxa" w:w="1008"/>
+            <w:tcW w:type="dxa" w:w="1152"/>
           </w:tcPr>
           <w:p>
             <w:pPr>
@@ -1526,18 +1886,17 @@
             <w:r/>
             <w:r>
               <w:rPr>
-                <w:rFonts w:ascii="Calibri" w:hAnsi="Calibri" w:eastAsia="Microsoft YaHei"/>
+                <w:rFonts w:ascii="Calibri" w:hAnsi="Calibri"/>
                 <w:b w:val="0"/>
-                <w:i w:val="0"/>
                 <w:sz w:val="19"/>
               </w:rPr>
-              <w:t>灰</w:t>
+              <w:t>Grey</w:t>
             </w:r>
           </w:p>
         </w:tc>
         <w:tc>
           <w:tcPr>
-            <w:tcW w:type="dxa" w:w="2736"/>
+            <w:tcW w:type="dxa" w:w="2448"/>
           </w:tcPr>
           <w:p>
             <w:pPr>
@@ -1546,9 +1905,8 @@
             <w:r/>
             <w:r>
               <w:rPr>
-                <w:rFonts w:ascii="Calibri" w:hAnsi="Calibri" w:eastAsia="Microsoft YaHei"/>
+                <w:rFonts w:ascii="Calibri" w:hAnsi="Calibri"/>
                 <w:b w:val="0"/>
-                <w:i w:val="0"/>
                 <w:sz w:val="19"/>
               </w:rPr>
               <w:t>Not yet built</w:t>
@@ -1566,9 +1924,8 @@
             <w:r/>
             <w:r>
               <w:rPr>
-                <w:rFonts w:ascii="Calibri" w:hAnsi="Calibri" w:eastAsia="Microsoft YaHei"/>
+                <w:rFonts w:ascii="Calibri" w:hAnsi="Calibri"/>
                 <w:b/>
-                <w:i w:val="0"/>
                 <w:sz w:val="19"/>
               </w:rPr>
               <w:t>429</w:t>
@@ -1577,7 +1934,7 @@
         </w:tc>
         <w:tc>
           <w:tcPr>
-            <w:tcW w:type="dxa" w:w="5040"/>
+            <w:tcW w:type="dxa" w:w="5184"/>
           </w:tcPr>
           <w:p>
             <w:pPr>
@@ -1586,12 +1943,11 @@
             <w:r/>
             <w:r>
               <w:rPr>
-                <w:rFonts w:ascii="Calibri" w:hAnsi="Calibri" w:eastAsia="Microsoft YaHei"/>
+                <w:rFonts w:ascii="Calibri" w:hAnsi="Calibri"/>
                 <w:b w:val="0"/>
-                <w:i w:val="0"/>
                 <w:sz w:val="19"/>
               </w:rPr>
-              <w:t>三类池化产品 412 + 期货期权 16 + 基金份额 1</w:t>
+              <w:t>412 pooled products + 16 futures and options + 1 fund unit</w:t>
             </w:r>
           </w:p>
         </w:tc>
@@ -1610,13 +1966,13 @@
       </w:pPr>
       <w:r>
         <w:rPr>
-          <w:rFonts w:ascii="Calibri" w:hAnsi="Calibri" w:eastAsia="Microsoft YaHei"/>
+          <w:rFonts w:ascii="Calibri" w:hAnsi="Calibri"/>
           <w:b/>
           <w:i w:val="0"/>
           <w:color w:val="1F4E79"/>
           <w:sz w:val="23"/>
         </w:rPr>
-        <w:t>两个 bullet 分别在说什么</w:t>
+        <w:t>What the two bullets are saying</w:t>
       </w:r>
     </w:p>
     <w:p>
@@ -1626,7 +1982,7 @@
       </w:pPr>
       <w:r>
         <w:rPr>
-          <w:rFonts w:ascii="Calibri" w:hAnsi="Calibri" w:eastAsia="Microsoft YaHei"/>
+          <w:rFonts w:ascii="Calibri" w:hAnsi="Calibri"/>
           <w:b w:val="0"/>
           <w:i w:val="0"/>
           <w:sz w:val="21"/>
@@ -1635,21 +1991,21 @@
       </w:r>
       <w:r>
         <w:rPr>
-          <w:rFonts w:ascii="Calibri" w:hAnsi="Calibri" w:eastAsia="Microsoft YaHei"/>
+          <w:rFonts w:ascii="Calibri" w:hAnsi="Calibri"/>
           <w:b/>
           <w:i w:val="0"/>
           <w:sz w:val="21"/>
         </w:rPr>
-        <w:t>“13 类里 6 类完成 — 42%”</w:t>
+        <w:t>"Six of the thirteen categories are complete — 42%"</w:t>
       </w:r>
       <w:r>
         <w:rPr>
-          <w:rFonts w:ascii="Calibri" w:hAnsi="Calibri" w:eastAsia="Microsoft YaHei"/>
+          <w:rFonts w:ascii="Calibri" w:hAnsi="Calibri"/>
           <w:b w:val="0"/>
           <w:i w:val="0"/>
           <w:sz w:val="21"/>
         </w:rPr>
-        <w:t xml:space="preserve"> —— 949 ÷ 2,260 = 42.0%。</w:t>
+        <w:t xml:space="preserve"> — that is 949 ÷ 2,260 = 42.0%.</w:t>
       </w:r>
     </w:p>
     <w:p>
@@ -1659,7 +2015,7 @@
       </w:pPr>
       <w:r>
         <w:rPr>
-          <w:rFonts w:ascii="Calibri" w:hAnsi="Calibri" w:eastAsia="Microsoft YaHei"/>
+          <w:rFonts w:ascii="Calibri" w:hAnsi="Calibri"/>
           <w:b w:val="0"/>
           <w:i w:val="0"/>
           <w:sz w:val="21"/>
@@ -1668,21 +2024,21 @@
       </w:r>
       <w:r>
         <w:rPr>
-          <w:rFonts w:ascii="Calibri" w:hAnsi="Calibri" w:eastAsia="Microsoft YaHei"/>
+          <w:rFonts w:ascii="Calibri" w:hAnsi="Calibri"/>
           <w:b/>
           <w:i w:val="0"/>
           <w:sz w:val="21"/>
         </w:rPr>
-        <w:t>“949 里 766 有我们自己算的价，剩下 183 逐只列名”</w:t>
+        <w:t>"Of those 949, 766 carry our own price; the remaining 183 are individually named"</w:t>
       </w:r>
       <w:r>
         <w:rPr>
-          <w:rFonts w:ascii="Calibri" w:hAnsi="Calibri" w:eastAsia="Microsoft YaHei"/>
+          <w:rFonts w:ascii="Calibri" w:hAnsi="Calibri"/>
           <w:b w:val="0"/>
           <w:i w:val="0"/>
           <w:sz w:val="21"/>
         </w:rPr>
-        <w:t xml:space="preserve"> —— 这句是这页最容易被误读的地方。</w:t>
+        <w:t xml:space="preserve"> — this is the line most easily misread, and it is worth getting right.</w:t>
       </w:r>
     </w:p>
     <w:p>
@@ -1692,7 +2048,7 @@
       </w:pPr>
       <w:r>
         <w:rPr>
-          <w:rFonts w:ascii="Calibri" w:hAnsi="Calibri" w:eastAsia="Microsoft YaHei"/>
+          <w:rFonts w:ascii="Calibri" w:hAnsi="Calibri"/>
           <w:b w:val="0"/>
           <w:i w:val="0"/>
           <w:sz w:val="21"/>
@@ -1701,39 +2057,39 @@
       </w:r>
       <w:r>
         <w:rPr>
-          <w:rFonts w:ascii="Calibri" w:hAnsi="Calibri" w:eastAsia="Microsoft YaHei"/>
+          <w:rFonts w:ascii="Calibri" w:hAnsi="Calibri"/>
           <w:b/>
           <w:i w:val="0"/>
           <w:sz w:val="21"/>
         </w:rPr>
-        <w:t>“Complete” 不等于每只债都有数字。</w:t>
+        <w:t>"Complete" does not mean every bond has a number.</w:t>
       </w:r>
       <w:r>
         <w:rPr>
-          <w:rFonts w:ascii="Calibri" w:hAnsi="Calibri" w:eastAsia="Microsoft YaHei"/>
+          <w:rFonts w:ascii="Calibri" w:hAnsi="Calibri"/>
           <w:b w:val="0"/>
           <w:i w:val="0"/>
           <w:sz w:val="21"/>
         </w:rPr>
-        <w:t xml:space="preserve"> 它的意思是这一类的引擎建好了、跑通了。949 里有 183 只没有我们的价 —— </w:t>
+        <w:t xml:space="preserve"> It means the category's engine is built and running. 183 of the 949 have no price from us — and not because we cannot compute one, but because </w:t>
       </w:r>
       <w:r>
         <w:rPr>
-          <w:rFonts w:ascii="Calibri" w:hAnsi="Calibri" w:eastAsia="Microsoft YaHei"/>
+          <w:rFonts w:ascii="Calibri" w:hAnsi="Calibri"/>
           <w:b/>
           <w:i w:val="0"/>
           <w:sz w:val="21"/>
         </w:rPr>
-        <w:t>不是算不出来，是它们的条款在给我们的原始文件里就不存在</w:t>
+        <w:t>their terms are absent from the source records we were given</w:t>
       </w:r>
       <w:r>
         <w:rPr>
-          <w:rFonts w:ascii="Calibri" w:hAnsi="Calibri" w:eastAsia="Microsoft YaHei"/>
+          <w:rFonts w:ascii="Calibri" w:hAnsi="Calibri"/>
           <w:b w:val="0"/>
           <w:i w:val="0"/>
           <w:sz w:val="21"/>
         </w:rPr>
-        <w:t>。</w:t>
+        <w:t>.</w:t>
       </w:r>
     </w:p>
     <w:p>
@@ -1743,30 +2099,30 @@
       </w:pPr>
       <w:r>
         <w:rPr>
-          <w:rFonts w:ascii="Calibri" w:hAnsi="Calibri" w:eastAsia="Microsoft YaHei"/>
+          <w:rFonts w:ascii="Calibri" w:hAnsi="Calibri"/>
           <w:b w:val="0"/>
           <w:i w:val="0"/>
           <w:sz w:val="21"/>
         </w:rPr>
-        <w:t>这件事要讲成优点，不是道歉。一个准备用在任意组合上的工具，</w:t>
+        <w:t xml:space="preserve">Present that as a design decision, not an apology. A tool meant to be pointed at any portfolio </w:t>
       </w:r>
       <w:r>
         <w:rPr>
-          <w:rFonts w:ascii="Calibri" w:hAnsi="Calibri" w:eastAsia="Microsoft YaHei"/>
+          <w:rFonts w:ascii="Calibri" w:hAnsi="Calibri"/>
           <w:b/>
           <w:i w:val="0"/>
           <w:sz w:val="21"/>
         </w:rPr>
-        <w:t>必须能说出它算不了什么，而不是猜一个数糊弄过去</w:t>
+        <w:t>has to be able to say what it cannot price, rather than guess</w:t>
       </w:r>
       <w:r>
         <w:rPr>
-          <w:rFonts w:ascii="Calibri" w:hAnsi="Calibri" w:eastAsia="Microsoft YaHei"/>
+          <w:rFonts w:ascii="Calibri" w:hAnsi="Calibri"/>
           <w:b w:val="0"/>
           <w:i w:val="0"/>
           <w:sz w:val="21"/>
         </w:rPr>
-        <w:t>。183 只里的每一只都在一张登记表里有名有姓有原因。真实的账就是会有不完整的记录。</w:t>
+        <w:t>. Every one of the 183 is named in a register with its reason. Real books have incomplete records; the question is whether the tool admits it.</w:t>
       </w:r>
     </w:p>
     <w:p>
@@ -1776,13 +2132,13 @@
       </w:pPr>
       <w:r>
         <w:rPr>
-          <w:rFonts w:ascii="Calibri" w:hAnsi="Calibri" w:eastAsia="Microsoft YaHei"/>
+          <w:rFonts w:ascii="Calibri" w:hAnsi="Calibri"/>
           <w:b/>
           <w:i w:val="0"/>
           <w:color w:val="1F4E79"/>
           <w:sz w:val="23"/>
         </w:rPr>
-        <w:t>投资人会怎么听这页</w:t>
+        <w:t>How an investor hears this slide</w:t>
       </w:r>
     </w:p>
     <w:p>
@@ -1792,30 +2148,30 @@
       </w:pPr>
       <w:r>
         <w:rPr>
-          <w:rFonts w:ascii="Calibri" w:hAnsi="Calibri" w:eastAsia="Microsoft YaHei"/>
+          <w:rFonts w:ascii="Calibri" w:hAnsi="Calibri"/>
           <w:b w:val="0"/>
           <w:i w:val="0"/>
           <w:sz w:val="21"/>
         </w:rPr>
-        <w:t>他们关心的是“进度到哪了、还要多久”。42% 听起来一般，但</w:t>
+        <w:t xml:space="preserve">They want to know how far along you are and how much is left. 42% sounds middling. </w:t>
       </w:r>
       <w:r>
         <w:rPr>
-          <w:rFonts w:ascii="Calibri" w:hAnsi="Calibri" w:eastAsia="Microsoft YaHei"/>
+          <w:rFonts w:ascii="Calibri" w:hAnsi="Calibri"/>
           <w:b/>
           <w:i w:val="0"/>
           <w:sz w:val="21"/>
         </w:rPr>
-        <w:t>真正的信息是剩下那 1,311 只里有 882 只（即 67%）不卡在我们这边</w:t>
+        <w:t>The real content is that of the 1,311 securities remaining, 882 — about two-thirds — are not waiting on us.</w:t>
       </w:r>
       <w:r>
         <w:rPr>
-          <w:rFonts w:ascii="Calibri" w:hAnsi="Calibri" w:eastAsia="Microsoft YaHei"/>
+          <w:rFonts w:ascii="Calibri" w:hAnsi="Calibri"/>
           <w:b w:val="0"/>
           <w:i w:val="0"/>
           <w:sz w:val="21"/>
         </w:rPr>
-        <w:t>。这才是这页要传达的东西。</w:t>
+        <w:t xml:space="preserve"> That is the sentence to land.</w:t>
       </w:r>
     </w:p>
     <w:p>
@@ -1825,13 +2181,13 @@
       </w:pPr>
       <w:r>
         <w:rPr>
-          <w:rFonts w:ascii="Calibri" w:hAnsi="Calibri" w:eastAsia="Microsoft YaHei"/>
+          <w:rFonts w:ascii="Calibri" w:hAnsi="Calibri"/>
           <w:b/>
           <w:i w:val="0"/>
           <w:color w:val="1F4E79"/>
           <w:sz w:val="27"/>
         </w:rPr>
-        <w:t>Slide 7 — 十三类（那张表）</w:t>
+        <w:t>Slide 7 — The thirteen categories</w:t>
       </w:r>
     </w:p>
     <w:p>
@@ -1841,21 +2197,21 @@
       </w:pPr>
       <w:r>
         <w:rPr>
-          <w:rFonts w:ascii="Calibri" w:hAnsi="Calibri" w:eastAsia="Microsoft YaHei"/>
+          <w:rFonts w:ascii="Calibri" w:hAnsi="Calibri"/>
           <w:b/>
           <w:i w:val="0"/>
           <w:sz w:val="21"/>
         </w:rPr>
-        <w:t>一句话：</w:t>
+        <w:t>In one sentence:</w:t>
       </w:r>
       <w:r>
         <w:rPr>
-          <w:rFonts w:ascii="Calibri" w:hAnsi="Calibri" w:eastAsia="Microsoft YaHei"/>
+          <w:rFonts w:ascii="Calibri" w:hAnsi="Calibri"/>
           <w:b w:val="0"/>
           <w:i w:val="0"/>
           <w:sz w:val="21"/>
         </w:rPr>
-        <w:t xml:space="preserve"> 把整本账摊开，一类不漏，行数和证券数都对得上。</w:t>
+        <w:t xml:space="preserve"> the whole book laid out, nothing rolled up, and both totals reconcile.</w:t>
       </w:r>
     </w:p>
     <w:p>
@@ -1865,13 +2221,13 @@
       </w:pPr>
       <w:r>
         <w:rPr>
-          <w:rFonts w:ascii="Calibri" w:hAnsi="Calibri" w:eastAsia="Microsoft YaHei"/>
+          <w:rFonts w:ascii="Calibri" w:hAnsi="Calibri"/>
           <w:b/>
           <w:i w:val="0"/>
           <w:color w:val="1F4E79"/>
           <w:sz w:val="23"/>
         </w:rPr>
-        <w:t>为什么两列数不一样</w:t>
+        <w:t>Why the two columns differ</w:t>
       </w:r>
     </w:p>
     <w:p>
@@ -1881,7 +2237,7 @@
       </w:pPr>
       <w:r>
         <w:rPr>
-          <w:rFonts w:ascii="Calibri" w:hAnsi="Calibri" w:eastAsia="Microsoft YaHei"/>
+          <w:rFonts w:ascii="Calibri" w:hAnsi="Calibri"/>
           <w:b w:val="0"/>
           <w:i w:val="0"/>
           <w:sz w:val="21"/>
@@ -1890,48 +2246,48 @@
       </w:r>
       <w:r>
         <w:rPr>
-          <w:rFonts w:ascii="Calibri" w:hAnsi="Calibri" w:eastAsia="Microsoft YaHei"/>
+          <w:rFonts w:ascii="Calibri" w:hAnsi="Calibri"/>
           <w:b/>
           <w:i w:val="0"/>
           <w:sz w:val="21"/>
         </w:rPr>
-        <w:t>行</w:t>
+        <w:t>lines</w:t>
       </w:r>
       <w:r>
         <w:rPr>
-          <w:rFonts w:ascii="Calibri" w:hAnsi="Calibri" w:eastAsia="Microsoft YaHei"/>
+          <w:rFonts w:ascii="Calibri" w:hAnsi="Calibri"/>
           <w:b w:val="0"/>
           <w:i w:val="0"/>
           <w:sz w:val="21"/>
         </w:rPr>
-        <w:t xml:space="preserve"> vs 2,260 </w:t>
+        <w:t xml:space="preserve"> against 2,260 </w:t>
       </w:r>
       <w:r>
         <w:rPr>
-          <w:rFonts w:ascii="Calibri" w:hAnsi="Calibri" w:eastAsia="Microsoft YaHei"/>
+          <w:rFonts w:ascii="Calibri" w:hAnsi="Calibri"/>
           <w:b/>
           <w:i w:val="0"/>
           <w:sz w:val="21"/>
         </w:rPr>
-        <w:t>只证券</w:t>
+        <w:t>securities</w:t>
       </w:r>
       <w:r>
         <w:rPr>
-          <w:rFonts w:ascii="Calibri" w:hAnsi="Calibri" w:eastAsia="Microsoft YaHei"/>
+          <w:rFonts w:ascii="Calibri" w:hAnsi="Calibri"/>
           <w:b w:val="0"/>
           <w:i w:val="0"/>
           <w:sz w:val="21"/>
         </w:rPr>
-        <w:t>。同一只债被两个基金经理分别持有，就会出现两行。我们按证券去重来算。</w:t>
+        <w:t xml:space="preserve">. One bond held by two managers appears on two lines; we count it once. </w:t>
       </w:r>
       <w:r>
         <w:rPr>
-          <w:rFonts w:ascii="Calibri" w:hAnsi="Calibri" w:eastAsia="Microsoft YaHei"/>
+          <w:rFonts w:ascii="Calibri" w:hAnsi="Calibri"/>
           <w:b/>
           <w:i w:val="0"/>
           <w:sz w:val="21"/>
         </w:rPr>
-        <w:t>行数和客户自己那张表完全对得上，2,366。</w:t>
+        <w:t>The line count reconciles against the client's own sheet exactly, at 2,366.</w:t>
       </w:r>
     </w:p>
     <w:p>
@@ -1941,13 +2297,13 @@
       </w:pPr>
       <w:r>
         <w:rPr>
-          <w:rFonts w:ascii="Calibri" w:hAnsi="Calibri" w:eastAsia="Microsoft YaHei"/>
+          <w:rFonts w:ascii="Calibri" w:hAnsi="Calibri"/>
           <w:b w:val="0"/>
           <w:i w:val="0"/>
           <w:color w:val="A63A00"/>
           <w:sz w:val="20"/>
         </w:rPr>
-        <w:t>⚠  这一点值得主动说一句。一个做过账的人一眼就会注意到两个总数不一样，你先解释比被问好。</w:t>
+        <w:t>⚠  Say this before anyone asks. Somebody who works with holdings files will spot two different totals immediately, and explaining it first reads as command of the data; explaining it second reads as being caught.</w:t>
       </w:r>
     </w:p>
     <w:p>
@@ -1957,13 +2313,13 @@
       </w:pPr>
       <w:r>
         <w:rPr>
-          <w:rFonts w:ascii="Calibri" w:hAnsi="Calibri" w:eastAsia="Microsoft YaHei"/>
+          <w:rFonts w:ascii="Calibri" w:hAnsi="Calibri"/>
           <w:b/>
           <w:i w:val="0"/>
           <w:color w:val="1F4E79"/>
           <w:sz w:val="23"/>
         </w:rPr>
-        <w:t>十三类分别是什么</w:t>
+        <w:t>What the thirteen categories actually are</w:t>
       </w:r>
     </w:p>
     <w:tbl>
@@ -1990,9 +2346,8 @@
             <w:r/>
             <w:r>
               <w:rPr>
-                <w:rFonts w:ascii="Calibri" w:hAnsi="Calibri" w:eastAsia="Microsoft YaHei"/>
+                <w:rFonts w:ascii="Calibri" w:hAnsi="Calibri"/>
                 <w:b/>
-                <w:i w:val="0"/>
                 <w:color w:val="1F4E79"/>
                 <w:sz w:val="19"/>
               </w:rPr>
@@ -2002,7 +2357,7 @@
         </w:tc>
         <w:tc>
           <w:tcPr>
-            <w:tcW w:type="dxa" w:w="3312"/>
+            <w:tcW w:type="dxa" w:w="3240"/>
           </w:tcPr>
           <w:p>
             <w:pPr>
@@ -2011,19 +2366,18 @@
             <w:r/>
             <w:r>
               <w:rPr>
-                <w:rFonts w:ascii="Calibri" w:hAnsi="Calibri" w:eastAsia="Microsoft YaHei"/>
+                <w:rFonts w:ascii="Calibri" w:hAnsi="Calibri"/>
                 <w:b/>
-                <w:i w:val="0"/>
                 <w:color w:val="1F4E79"/>
                 <w:sz w:val="19"/>
               </w:rPr>
-              <w:t>类别</w:t>
+              <w:t>Category</w:t>
             </w:r>
           </w:p>
         </w:tc>
         <w:tc>
           <w:tcPr>
-            <w:tcW w:type="dxa" w:w="1008"/>
+            <w:tcW w:type="dxa" w:w="1152"/>
           </w:tcPr>
           <w:p>
             <w:pPr>
@@ -2032,19 +2386,18 @@
             <w:r/>
             <w:r>
               <w:rPr>
-                <w:rFonts w:ascii="Calibri" w:hAnsi="Calibri" w:eastAsia="Microsoft YaHei"/>
+                <w:rFonts w:ascii="Calibri" w:hAnsi="Calibri"/>
                 <w:b/>
-                <w:i w:val="0"/>
                 <w:color w:val="1F4E79"/>
                 <w:sz w:val="19"/>
               </w:rPr>
-              <w:t>证券</w:t>
+              <w:t>Securities</w:t>
             </w:r>
           </w:p>
         </w:tc>
         <w:tc>
           <w:tcPr>
-            <w:tcW w:type="dxa" w:w="4752"/>
+            <w:tcW w:type="dxa" w:w="4680"/>
           </w:tcPr>
           <w:p>
             <w:pPr>
@@ -2053,13 +2406,12 @@
             <w:r/>
             <w:r>
               <w:rPr>
-                <w:rFonts w:ascii="Calibri" w:hAnsi="Calibri" w:eastAsia="Microsoft YaHei"/>
+                <w:rFonts w:ascii="Calibri" w:hAnsi="Calibri"/>
                 <w:b/>
-                <w:i w:val="0"/>
                 <w:color w:val="1F4E79"/>
                 <w:sz w:val="19"/>
               </w:rPr>
-              <w:t>大白话</w:t>
+              <w:t>In plain words</w:t>
             </w:r>
           </w:p>
         </w:tc>
@@ -2076,9 +2428,8 @@
             <w:r/>
             <w:r>
               <w:rPr>
-                <w:rFonts w:ascii="Calibri" w:hAnsi="Calibri" w:eastAsia="Microsoft YaHei"/>
+                <w:rFonts w:ascii="Calibri" w:hAnsi="Calibri"/>
                 <w:b w:val="0"/>
-                <w:i w:val="0"/>
                 <w:sz w:val="19"/>
               </w:rPr>
               <w:t>1</w:t>
@@ -2087,7 +2438,7 @@
         </w:tc>
         <w:tc>
           <w:tcPr>
-            <w:tcW w:type="dxa" w:w="3312"/>
+            <w:tcW w:type="dxa" w:w="3240"/>
           </w:tcPr>
           <w:p>
             <w:pPr>
@@ -2096,9 +2447,8 @@
             <w:r/>
             <w:r>
               <w:rPr>
-                <w:rFonts w:ascii="Calibri" w:hAnsi="Calibri" w:eastAsia="Microsoft YaHei"/>
+                <w:rFonts w:ascii="Calibri" w:hAnsi="Calibri"/>
                 <w:b w:val="0"/>
-                <w:i w:val="0"/>
                 <w:sz w:val="19"/>
               </w:rPr>
               <w:t>Corporate Bonds</w:t>
@@ -2107,7 +2457,7 @@
         </w:tc>
         <w:tc>
           <w:tcPr>
-            <w:tcW w:type="dxa" w:w="1008"/>
+            <w:tcW w:type="dxa" w:w="1152"/>
           </w:tcPr>
           <w:p>
             <w:pPr>
@@ -2116,9 +2466,8 @@
             <w:r/>
             <w:r>
               <w:rPr>
-                <w:rFonts w:ascii="Calibri" w:hAnsi="Calibri" w:eastAsia="Microsoft YaHei"/>
+                <w:rFonts w:ascii="Calibri" w:hAnsi="Calibri"/>
                 <w:b w:val="0"/>
-                <w:i w:val="0"/>
                 <w:sz w:val="19"/>
               </w:rPr>
               <w:t>732</w:t>
@@ -2127,7 +2476,7 @@
         </w:tc>
         <w:tc>
           <w:tcPr>
-            <w:tcW w:type="dxa" w:w="4752"/>
+            <w:tcW w:type="dxa" w:w="4680"/>
           </w:tcPr>
           <w:p>
             <w:pPr>
@@ -2136,12 +2485,11 @@
             <w:r/>
             <w:r>
               <w:rPr>
-                <w:rFonts w:ascii="Calibri" w:hAnsi="Calibri" w:eastAsia="Microsoft YaHei"/>
+                <w:rFonts w:ascii="Calibri" w:hAnsi="Calibri"/>
                 <w:b w:val="0"/>
-                <w:i w:val="0"/>
                 <w:sz w:val="19"/>
               </w:rPr>
-              <w:t>公司借钱</w:t>
+              <w:t>Companies borrowing</w:t>
             </w:r>
           </w:p>
         </w:tc>
@@ -2158,9 +2506,8 @@
             <w:r/>
             <w:r>
               <w:rPr>
-                <w:rFonts w:ascii="Calibri" w:hAnsi="Calibri" w:eastAsia="Microsoft YaHei"/>
+                <w:rFonts w:ascii="Calibri" w:hAnsi="Calibri"/>
                 <w:b w:val="0"/>
-                <w:i w:val="0"/>
                 <w:sz w:val="19"/>
               </w:rPr>
               <w:t>2</w:t>
@@ -2169,7 +2516,7 @@
         </w:tc>
         <w:tc>
           <w:tcPr>
-            <w:tcW w:type="dxa" w:w="3312"/>
+            <w:tcW w:type="dxa" w:w="3240"/>
           </w:tcPr>
           <w:p>
             <w:pPr>
@@ -2178,9 +2525,8 @@
             <w:r/>
             <w:r>
               <w:rPr>
-                <w:rFonts w:ascii="Calibri" w:hAnsi="Calibri" w:eastAsia="Microsoft YaHei"/>
+                <w:rFonts w:ascii="Calibri" w:hAnsi="Calibri"/>
                 <w:b w:val="0"/>
-                <w:i w:val="0"/>
                 <w:sz w:val="19"/>
               </w:rPr>
               <w:t>Government Bonds</w:t>
@@ -2189,7 +2535,7 @@
         </w:tc>
         <w:tc>
           <w:tcPr>
-            <w:tcW w:type="dxa" w:w="1008"/>
+            <w:tcW w:type="dxa" w:w="1152"/>
           </w:tcPr>
           <w:p>
             <w:pPr>
@@ -2198,9 +2544,8 @@
             <w:r/>
             <w:r>
               <w:rPr>
-                <w:rFonts w:ascii="Calibri" w:hAnsi="Calibri" w:eastAsia="Microsoft YaHei"/>
+                <w:rFonts w:ascii="Calibri" w:hAnsi="Calibri"/>
                 <w:b w:val="0"/>
-                <w:i w:val="0"/>
                 <w:sz w:val="19"/>
               </w:rPr>
               <w:t>147</w:t>
@@ -2209,7 +2554,7 @@
         </w:tc>
         <w:tc>
           <w:tcPr>
-            <w:tcW w:type="dxa" w:w="4752"/>
+            <w:tcW w:type="dxa" w:w="4680"/>
           </w:tcPr>
           <w:p>
             <w:pPr>
@@ -2218,12 +2563,11 @@
             <w:r/>
             <w:r>
               <w:rPr>
-                <w:rFonts w:ascii="Calibri" w:hAnsi="Calibri" w:eastAsia="Microsoft YaHei"/>
+                <w:rFonts w:ascii="Calibri" w:hAnsi="Calibri"/>
                 <w:b w:val="0"/>
-                <w:i w:val="0"/>
                 <w:sz w:val="19"/>
               </w:rPr>
-              <w:t>主权国借钱</w:t>
+              <w:t>Sovereign states borrowing</w:t>
             </w:r>
           </w:p>
         </w:tc>
@@ -2240,9 +2584,8 @@
             <w:r/>
             <w:r>
               <w:rPr>
-                <w:rFonts w:ascii="Calibri" w:hAnsi="Calibri" w:eastAsia="Microsoft YaHei"/>
+                <w:rFonts w:ascii="Calibri" w:hAnsi="Calibri"/>
                 <w:b w:val="0"/>
-                <w:i w:val="0"/>
                 <w:sz w:val="19"/>
               </w:rPr>
               <w:t>3</w:t>
@@ -2251,7 +2594,7 @@
         </w:tc>
         <w:tc>
           <w:tcPr>
-            <w:tcW w:type="dxa" w:w="3312"/>
+            <w:tcW w:type="dxa" w:w="3240"/>
           </w:tcPr>
           <w:p>
             <w:pPr>
@@ -2260,9 +2603,8 @@
             <w:r/>
             <w:r>
               <w:rPr>
-                <w:rFonts w:ascii="Calibri" w:hAnsi="Calibri" w:eastAsia="Microsoft YaHei"/>
+                <w:rFonts w:ascii="Calibri" w:hAnsi="Calibri"/>
                 <w:b w:val="0"/>
-                <w:i w:val="0"/>
                 <w:sz w:val="19"/>
               </w:rPr>
               <w:t>Government Agencies</w:t>
@@ -2271,7 +2613,7 @@
         </w:tc>
         <w:tc>
           <w:tcPr>
-            <w:tcW w:type="dxa" w:w="1008"/>
+            <w:tcW w:type="dxa" w:w="1152"/>
           </w:tcPr>
           <w:p>
             <w:pPr>
@@ -2280,9 +2622,8 @@
             <w:r/>
             <w:r>
               <w:rPr>
-                <w:rFonts w:ascii="Calibri" w:hAnsi="Calibri" w:eastAsia="Microsoft YaHei"/>
+                <w:rFonts w:ascii="Calibri" w:hAnsi="Calibri"/>
                 <w:b w:val="0"/>
-                <w:i w:val="0"/>
                 <w:sz w:val="19"/>
               </w:rPr>
               <w:t>39</w:t>
@@ -2291,7 +2632,7 @@
         </w:tc>
         <w:tc>
           <w:tcPr>
-            <w:tcW w:type="dxa" w:w="4752"/>
+            <w:tcW w:type="dxa" w:w="4680"/>
           </w:tcPr>
           <w:p>
             <w:pPr>
@@ -2300,12 +2641,11 @@
             <w:r/>
             <w:r>
               <w:rPr>
-                <w:rFonts w:ascii="Calibri" w:hAnsi="Calibri" w:eastAsia="Microsoft YaHei"/>
+                <w:rFonts w:ascii="Calibri" w:hAnsi="Calibri"/>
                 <w:b w:val="0"/>
-                <w:i w:val="0"/>
                 <w:sz w:val="19"/>
               </w:rPr>
-              <w:t>房利美这类准政府机构</w:t>
+              <w:t>Quasi-government bodies — Fannie Mae and the like</w:t>
             </w:r>
           </w:p>
         </w:tc>
@@ -2322,9 +2662,8 @@
             <w:r/>
             <w:r>
               <w:rPr>
-                <w:rFonts w:ascii="Calibri" w:hAnsi="Calibri" w:eastAsia="Microsoft YaHei"/>
+                <w:rFonts w:ascii="Calibri" w:hAnsi="Calibri"/>
                 <w:b w:val="0"/>
-                <w:i w:val="0"/>
                 <w:sz w:val="19"/>
               </w:rPr>
               <w:t>4</w:t>
@@ -2333,7 +2672,7 @@
         </w:tc>
         <w:tc>
           <w:tcPr>
-            <w:tcW w:type="dxa" w:w="3312"/>
+            <w:tcW w:type="dxa" w:w="3240"/>
           </w:tcPr>
           <w:p>
             <w:pPr>
@@ -2342,9 +2681,8 @@
             <w:r/>
             <w:r>
               <w:rPr>
-                <w:rFonts w:ascii="Calibri" w:hAnsi="Calibri" w:eastAsia="Microsoft YaHei"/>
+                <w:rFonts w:ascii="Calibri" w:hAnsi="Calibri"/>
                 <w:b w:val="0"/>
-                <w:i w:val="0"/>
                 <w:sz w:val="19"/>
               </w:rPr>
               <w:t>Index-Linked Government</w:t>
@@ -2353,7 +2691,7 @@
         </w:tc>
         <w:tc>
           <w:tcPr>
-            <w:tcW w:type="dxa" w:w="1008"/>
+            <w:tcW w:type="dxa" w:w="1152"/>
           </w:tcPr>
           <w:p>
             <w:pPr>
@@ -2362,9 +2700,8 @@
             <w:r/>
             <w:r>
               <w:rPr>
-                <w:rFonts w:ascii="Calibri" w:hAnsi="Calibri" w:eastAsia="Microsoft YaHei"/>
+                <w:rFonts w:ascii="Calibri" w:hAnsi="Calibri"/>
                 <w:b w:val="0"/>
-                <w:i w:val="0"/>
                 <w:sz w:val="19"/>
               </w:rPr>
               <w:t>15</w:t>
@@ -2373,7 +2710,7 @@
         </w:tc>
         <w:tc>
           <w:tcPr>
-            <w:tcW w:type="dxa" w:w="4752"/>
+            <w:tcW w:type="dxa" w:w="4680"/>
           </w:tcPr>
           <w:p>
             <w:pPr>
@@ -2382,12 +2719,11 @@
             <w:r/>
             <w:r>
               <w:rPr>
-                <w:rFonts w:ascii="Calibri" w:hAnsi="Calibri" w:eastAsia="Microsoft YaHei"/>
+                <w:rFonts w:ascii="Calibri" w:hAnsi="Calibri"/>
                 <w:b w:val="0"/>
-                <w:i w:val="0"/>
                 <w:sz w:val="19"/>
               </w:rPr>
-              <w:t>本金随通胀调整的国债</w:t>
+              <w:t>Government bonds whose principal tracks inflation</w:t>
             </w:r>
           </w:p>
         </w:tc>
@@ -2404,9 +2740,8 @@
             <w:r/>
             <w:r>
               <w:rPr>
-                <w:rFonts w:ascii="Calibri" w:hAnsi="Calibri" w:eastAsia="Microsoft YaHei"/>
+                <w:rFonts w:ascii="Calibri" w:hAnsi="Calibri"/>
                 <w:b w:val="0"/>
-                <w:i w:val="0"/>
                 <w:sz w:val="19"/>
               </w:rPr>
               <w:t>5</w:t>
@@ -2415,7 +2750,7 @@
         </w:tc>
         <w:tc>
           <w:tcPr>
-            <w:tcW w:type="dxa" w:w="3312"/>
+            <w:tcW w:type="dxa" w:w="3240"/>
           </w:tcPr>
           <w:p>
             <w:pPr>
@@ -2424,9 +2759,8 @@
             <w:r/>
             <w:r>
               <w:rPr>
-                <w:rFonts w:ascii="Calibri" w:hAnsi="Calibri" w:eastAsia="Microsoft YaHei"/>
+                <w:rFonts w:ascii="Calibri" w:hAnsi="Calibri"/>
                 <w:b w:val="0"/>
-                <w:i w:val="0"/>
                 <w:sz w:val="19"/>
               </w:rPr>
               <w:t>Guaranteed Fixed Income</w:t>
@@ -2435,7 +2769,7 @@
         </w:tc>
         <w:tc>
           <w:tcPr>
-            <w:tcW w:type="dxa" w:w="1008"/>
+            <w:tcW w:type="dxa" w:w="1152"/>
           </w:tcPr>
           <w:p>
             <w:pPr>
@@ -2444,9 +2778,8 @@
             <w:r/>
             <w:r>
               <w:rPr>
-                <w:rFonts w:ascii="Calibri" w:hAnsi="Calibri" w:eastAsia="Microsoft YaHei"/>
+                <w:rFonts w:ascii="Calibri" w:hAnsi="Calibri"/>
                 <w:b w:val="0"/>
-                <w:i w:val="0"/>
                 <w:sz w:val="19"/>
               </w:rPr>
               <w:t>9</w:t>
@@ -2455,7 +2788,7 @@
         </w:tc>
         <w:tc>
           <w:tcPr>
-            <w:tcW w:type="dxa" w:w="4752"/>
+            <w:tcW w:type="dxa" w:w="4680"/>
           </w:tcPr>
           <w:p>
             <w:pPr>
@@ -2464,12 +2797,11 @@
             <w:r/>
             <w:r>
               <w:rPr>
-                <w:rFonts w:ascii="Calibri" w:hAnsi="Calibri" w:eastAsia="Microsoft YaHei"/>
+                <w:rFonts w:ascii="Calibri" w:hAnsi="Calibri"/>
                 <w:b w:val="0"/>
-                <w:i w:val="0"/>
                 <w:sz w:val="19"/>
               </w:rPr>
-              <w:t>有政府担保的（这批全是 FDIC 危机期担保的银行债）</w:t>
+              <w:t>Government-guaranteed — these are all FDIC crisis-era guaranteed bank debt</w:t>
             </w:r>
           </w:p>
         </w:tc>
@@ -2486,9 +2818,8 @@
             <w:r/>
             <w:r>
               <w:rPr>
-                <w:rFonts w:ascii="Calibri" w:hAnsi="Calibri" w:eastAsia="Microsoft YaHei"/>
+                <w:rFonts w:ascii="Calibri" w:hAnsi="Calibri"/>
                 <w:b w:val="0"/>
-                <w:i w:val="0"/>
                 <w:sz w:val="19"/>
               </w:rPr>
               <w:t>6</w:t>
@@ -2497,7 +2828,7 @@
         </w:tc>
         <w:tc>
           <w:tcPr>
-            <w:tcW w:type="dxa" w:w="3312"/>
+            <w:tcW w:type="dxa" w:w="3240"/>
           </w:tcPr>
           <w:p>
             <w:pPr>
@@ -2506,9 +2837,8 @@
             <w:r/>
             <w:r>
               <w:rPr>
-                <w:rFonts w:ascii="Calibri" w:hAnsi="Calibri" w:eastAsia="Microsoft YaHei"/>
+                <w:rFonts w:ascii="Calibri" w:hAnsi="Calibri"/>
                 <w:b w:val="0"/>
-                <w:i w:val="0"/>
                 <w:sz w:val="19"/>
               </w:rPr>
               <w:t>Municipal / Provincial</w:t>
@@ -2517,7 +2847,7 @@
         </w:tc>
         <w:tc>
           <w:tcPr>
-            <w:tcW w:type="dxa" w:w="1008"/>
+            <w:tcW w:type="dxa" w:w="1152"/>
           </w:tcPr>
           <w:p>
             <w:pPr>
@@ -2526,9 +2856,8 @@
             <w:r/>
             <w:r>
               <w:rPr>
-                <w:rFonts w:ascii="Calibri" w:hAnsi="Calibri" w:eastAsia="Microsoft YaHei"/>
+                <w:rFonts w:ascii="Calibri" w:hAnsi="Calibri"/>
                 <w:b w:val="0"/>
-                <w:i w:val="0"/>
                 <w:sz w:val="19"/>
               </w:rPr>
               <w:t>7</w:t>
@@ -2537,7 +2866,7 @@
         </w:tc>
         <w:tc>
           <w:tcPr>
-            <w:tcW w:type="dxa" w:w="4752"/>
+            <w:tcW w:type="dxa" w:w="4680"/>
           </w:tcPr>
           <w:p>
             <w:pPr>
@@ -2546,12 +2875,11 @@
             <w:r/>
             <w:r>
               <w:rPr>
-                <w:rFonts w:ascii="Calibri" w:hAnsi="Calibri" w:eastAsia="Microsoft YaHei"/>
+                <w:rFonts w:ascii="Calibri" w:hAnsi="Calibri"/>
                 <w:b w:val="0"/>
-                <w:i w:val="0"/>
                 <w:sz w:val="19"/>
               </w:rPr>
-              <w:t>州、市、省借钱</w:t>
+              <w:t>States, cities and provinces borrowing</w:t>
             </w:r>
           </w:p>
         </w:tc>
@@ -2568,9 +2896,8 @@
             <w:r/>
             <w:r>
               <w:rPr>
-                <w:rFonts w:ascii="Calibri" w:hAnsi="Calibri" w:eastAsia="Microsoft YaHei"/>
+                <w:rFonts w:ascii="Calibri" w:hAnsi="Calibri"/>
                 <w:b w:val="0"/>
-                <w:i w:val="0"/>
                 <w:sz w:val="19"/>
               </w:rPr>
               <w:t>7</w:t>
@@ -2579,7 +2906,7 @@
         </w:tc>
         <w:tc>
           <w:tcPr>
-            <w:tcW w:type="dxa" w:w="3312"/>
+            <w:tcW w:type="dxa" w:w="3240"/>
           </w:tcPr>
           <w:p>
             <w:pPr>
@@ -2588,9 +2915,8 @@
             <w:r/>
             <w:r>
               <w:rPr>
-                <w:rFonts w:ascii="Calibri" w:hAnsi="Calibri" w:eastAsia="Microsoft YaHei"/>
+                <w:rFonts w:ascii="Calibri" w:hAnsi="Calibri"/>
                 <w:b w:val="0"/>
-                <w:i w:val="0"/>
                 <w:sz w:val="19"/>
               </w:rPr>
               <w:t>Government Mortgage-Backed</w:t>
@@ -2599,7 +2925,7 @@
         </w:tc>
         <w:tc>
           <w:tcPr>
-            <w:tcW w:type="dxa" w:w="1008"/>
+            <w:tcW w:type="dxa" w:w="1152"/>
           </w:tcPr>
           <w:p>
             <w:pPr>
@@ -2608,9 +2934,8 @@
             <w:r/>
             <w:r>
               <w:rPr>
-                <w:rFonts w:ascii="Calibri" w:hAnsi="Calibri" w:eastAsia="Microsoft YaHei"/>
+                <w:rFonts w:ascii="Calibri" w:hAnsi="Calibri"/>
                 <w:b/>
-                <w:i w:val="0"/>
                 <w:sz w:val="19"/>
               </w:rPr>
               <w:t>882</w:t>
@@ -2619,7 +2944,7 @@
         </w:tc>
         <w:tc>
           <w:tcPr>
-            <w:tcW w:type="dxa" w:w="4752"/>
+            <w:tcW w:type="dxa" w:w="4680"/>
           </w:tcPr>
           <w:p>
             <w:pPr>
@@ -2628,21 +2953,19 @@
             <w:r/>
             <w:r>
               <w:rPr>
-                <w:rFonts w:ascii="Calibri" w:hAnsi="Calibri" w:eastAsia="Microsoft YaHei"/>
+                <w:rFonts w:ascii="Calibri" w:hAnsi="Calibri"/>
                 <w:b w:val="0"/>
-                <w:i w:val="0"/>
                 <w:sz w:val="19"/>
               </w:rPr>
-              <w:t xml:space="preserve">一堆有政府担保的房贷打包 —— </w:t>
+              <w:t xml:space="preserve">Government-guaranteed home loans, bundled — </w:t>
             </w:r>
             <w:r>
               <w:rPr>
-                <w:rFonts w:ascii="Calibri" w:hAnsi="Calibri" w:eastAsia="Microsoft YaHei"/>
+                <w:rFonts w:ascii="Calibri" w:hAnsi="Calibri"/>
                 <w:b/>
-                <w:i w:val="0"/>
                 <w:sz w:val="19"/>
               </w:rPr>
-              <w:t>剩下最大的一块</w:t>
+              <w:t>the largest block left</w:t>
             </w:r>
           </w:p>
         </w:tc>
@@ -2659,9 +2982,8 @@
             <w:r/>
             <w:r>
               <w:rPr>
-                <w:rFonts w:ascii="Calibri" w:hAnsi="Calibri" w:eastAsia="Microsoft YaHei"/>
+                <w:rFonts w:ascii="Calibri" w:hAnsi="Calibri"/>
                 <w:b w:val="0"/>
-                <w:i w:val="0"/>
                 <w:sz w:val="19"/>
               </w:rPr>
               <w:t>8</w:t>
@@ -2670,7 +2992,7 @@
         </w:tc>
         <w:tc>
           <w:tcPr>
-            <w:tcW w:type="dxa" w:w="3312"/>
+            <w:tcW w:type="dxa" w:w="3240"/>
           </w:tcPr>
           <w:p>
             <w:pPr>
@@ -2679,9 +3001,8 @@
             <w:r/>
             <w:r>
               <w:rPr>
-                <w:rFonts w:ascii="Calibri" w:hAnsi="Calibri" w:eastAsia="Microsoft YaHei"/>
+                <w:rFonts w:ascii="Calibri" w:hAnsi="Calibri"/>
                 <w:b w:val="0"/>
-                <w:i w:val="0"/>
                 <w:sz w:val="19"/>
               </w:rPr>
               <w:t>Non-Government C.M.O.s</w:t>
@@ -2690,7 +3011,7 @@
         </w:tc>
         <w:tc>
           <w:tcPr>
-            <w:tcW w:type="dxa" w:w="1008"/>
+            <w:tcW w:type="dxa" w:w="1152"/>
           </w:tcPr>
           <w:p>
             <w:pPr>
@@ -2699,9 +3020,8 @@
             <w:r/>
             <w:r>
               <w:rPr>
-                <w:rFonts w:ascii="Calibri" w:hAnsi="Calibri" w:eastAsia="Microsoft YaHei"/>
+                <w:rFonts w:ascii="Calibri" w:hAnsi="Calibri"/>
                 <w:b w:val="0"/>
-                <w:i w:val="0"/>
                 <w:sz w:val="19"/>
               </w:rPr>
               <w:t>264</w:t>
@@ -2710,7 +3030,7 @@
         </w:tc>
         <w:tc>
           <w:tcPr>
-            <w:tcW w:type="dxa" w:w="4752"/>
+            <w:tcW w:type="dxa" w:w="4680"/>
           </w:tcPr>
           <w:p>
             <w:pPr>
@@ -2719,12 +3039,11 @@
             <w:r/>
             <w:r>
               <w:rPr>
-                <w:rFonts w:ascii="Calibri" w:hAnsi="Calibri" w:eastAsia="Microsoft YaHei"/>
+                <w:rFonts w:ascii="Calibri" w:hAnsi="Calibri"/>
                 <w:b w:val="0"/>
-                <w:i w:val="0"/>
                 <w:sz w:val="19"/>
               </w:rPr>
-              <w:t>房贷包再切档，没政府担保</w:t>
+              <w:t>Mortgage bundles sliced into tranches, no guarantee</w:t>
             </w:r>
           </w:p>
         </w:tc>
@@ -2741,9 +3060,8 @@
             <w:r/>
             <w:r>
               <w:rPr>
-                <w:rFonts w:ascii="Calibri" w:hAnsi="Calibri" w:eastAsia="Microsoft YaHei"/>
+                <w:rFonts w:ascii="Calibri" w:hAnsi="Calibri"/>
                 <w:b w:val="0"/>
-                <w:i w:val="0"/>
                 <w:sz w:val="19"/>
               </w:rPr>
               <w:t>9</w:t>
@@ -2752,7 +3070,7 @@
         </w:tc>
         <w:tc>
           <w:tcPr>
-            <w:tcW w:type="dxa" w:w="3312"/>
+            <w:tcW w:type="dxa" w:w="3240"/>
           </w:tcPr>
           <w:p>
             <w:pPr>
@@ -2761,9 +3079,8 @@
             <w:r/>
             <w:r>
               <w:rPr>
-                <w:rFonts w:ascii="Calibri" w:hAnsi="Calibri" w:eastAsia="Microsoft YaHei"/>
+                <w:rFonts w:ascii="Calibri" w:hAnsi="Calibri"/>
                 <w:b w:val="0"/>
-                <w:i w:val="0"/>
                 <w:sz w:val="19"/>
               </w:rPr>
               <w:t>Asset-Backed Securities</w:t>
@@ -2772,7 +3089,7 @@
         </w:tc>
         <w:tc>
           <w:tcPr>
-            <w:tcW w:type="dxa" w:w="1008"/>
+            <w:tcW w:type="dxa" w:w="1152"/>
           </w:tcPr>
           <w:p>
             <w:pPr>
@@ -2781,9 +3098,8 @@
             <w:r/>
             <w:r>
               <w:rPr>
-                <w:rFonts w:ascii="Calibri" w:hAnsi="Calibri" w:eastAsia="Microsoft YaHei"/>
+                <w:rFonts w:ascii="Calibri" w:hAnsi="Calibri"/>
                 <w:b w:val="0"/>
-                <w:i w:val="0"/>
                 <w:sz w:val="19"/>
               </w:rPr>
               <w:t>79</w:t>
@@ -2792,7 +3108,7 @@
         </w:tc>
         <w:tc>
           <w:tcPr>
-            <w:tcW w:type="dxa" w:w="4752"/>
+            <w:tcW w:type="dxa" w:w="4680"/>
           </w:tcPr>
           <w:p>
             <w:pPr>
@@ -2801,12 +3117,11 @@
             <w:r/>
             <w:r>
               <w:rPr>
-                <w:rFonts w:ascii="Calibri" w:hAnsi="Calibri" w:eastAsia="Microsoft YaHei"/>
+                <w:rFonts w:ascii="Calibri" w:hAnsi="Calibri"/>
                 <w:b w:val="0"/>
-                <w:i w:val="0"/>
                 <w:sz w:val="19"/>
               </w:rPr>
-              <w:t>车贷、卡贷这类打包</w:t>
+              <w:t>Car loans, card balances and similar, bundled</w:t>
             </w:r>
           </w:p>
         </w:tc>
@@ -2823,9 +3138,8 @@
             <w:r/>
             <w:r>
               <w:rPr>
-                <w:rFonts w:ascii="Calibri" w:hAnsi="Calibri" w:eastAsia="Microsoft YaHei"/>
+                <w:rFonts w:ascii="Calibri" w:hAnsi="Calibri"/>
                 <w:b w:val="0"/>
-                <w:i w:val="0"/>
                 <w:sz w:val="19"/>
               </w:rPr>
               <w:t>10</w:t>
@@ -2834,7 +3148,7 @@
         </w:tc>
         <w:tc>
           <w:tcPr>
-            <w:tcW w:type="dxa" w:w="3312"/>
+            <w:tcW w:type="dxa" w:w="3240"/>
           </w:tcPr>
           <w:p>
             <w:pPr>
@@ -2843,9 +3157,8 @@
             <w:r/>
             <w:r>
               <w:rPr>
-                <w:rFonts w:ascii="Calibri" w:hAnsi="Calibri" w:eastAsia="Microsoft YaHei"/>
+                <w:rFonts w:ascii="Calibri" w:hAnsi="Calibri"/>
                 <w:b w:val="0"/>
-                <w:i w:val="0"/>
                 <w:sz w:val="19"/>
               </w:rPr>
               <w:t>Commercial Mortgage-Backed</w:t>
@@ -2854,7 +3167,7 @@
         </w:tc>
         <w:tc>
           <w:tcPr>
-            <w:tcW w:type="dxa" w:w="1008"/>
+            <w:tcW w:type="dxa" w:w="1152"/>
           </w:tcPr>
           <w:p>
             <w:pPr>
@@ -2863,9 +3176,8 @@
             <w:r/>
             <w:r>
               <w:rPr>
-                <w:rFonts w:ascii="Calibri" w:hAnsi="Calibri" w:eastAsia="Microsoft YaHei"/>
+                <w:rFonts w:ascii="Calibri" w:hAnsi="Calibri"/>
                 <w:b w:val="0"/>
-                <w:i w:val="0"/>
                 <w:sz w:val="19"/>
               </w:rPr>
               <w:t>69</w:t>
@@ -2874,7 +3186,7 @@
         </w:tc>
         <w:tc>
           <w:tcPr>
-            <w:tcW w:type="dxa" w:w="4752"/>
+            <w:tcW w:type="dxa" w:w="4680"/>
           </w:tcPr>
           <w:p>
             <w:pPr>
@@ -2883,12 +3195,11 @@
             <w:r/>
             <w:r>
               <w:rPr>
-                <w:rFonts w:ascii="Calibri" w:hAnsi="Calibri" w:eastAsia="Microsoft YaHei"/>
+                <w:rFonts w:ascii="Calibri" w:hAnsi="Calibri"/>
                 <w:b w:val="0"/>
-                <w:i w:val="0"/>
                 <w:sz w:val="19"/>
               </w:rPr>
-              <w:t>商业地产抵押贷打包</w:t>
+              <w:t>Commercial property loans, bundled</w:t>
             </w:r>
           </w:p>
         </w:tc>
@@ -2905,9 +3216,8 @@
             <w:r/>
             <w:r>
               <w:rPr>
-                <w:rFonts w:ascii="Calibri" w:hAnsi="Calibri" w:eastAsia="Microsoft YaHei"/>
+                <w:rFonts w:ascii="Calibri" w:hAnsi="Calibri"/>
                 <w:b w:val="0"/>
-                <w:i w:val="0"/>
                 <w:sz w:val="19"/>
               </w:rPr>
               <w:t>11–12</w:t>
@@ -2916,7 +3226,7 @@
         </w:tc>
         <w:tc>
           <w:tcPr>
-            <w:tcW w:type="dxa" w:w="3312"/>
+            <w:tcW w:type="dxa" w:w="3240"/>
           </w:tcPr>
           <w:p>
             <w:pPr>
@@ -2925,9 +3235,8 @@
             <w:r/>
             <w:r>
               <w:rPr>
-                <w:rFonts w:ascii="Calibri" w:hAnsi="Calibri" w:eastAsia="Microsoft YaHei"/>
+                <w:rFonts w:ascii="Calibri" w:hAnsi="Calibri"/>
                 <w:b w:val="0"/>
-                <w:i w:val="0"/>
                 <w:sz w:val="19"/>
               </w:rPr>
               <w:t>FI Derivatives — Futures / Options</w:t>
@@ -2936,7 +3245,7 @@
         </w:tc>
         <w:tc>
           <w:tcPr>
-            <w:tcW w:type="dxa" w:w="1008"/>
+            <w:tcW w:type="dxa" w:w="1152"/>
           </w:tcPr>
           <w:p>
             <w:pPr>
@@ -2945,9 +3254,8 @@
             <w:r/>
             <w:r>
               <w:rPr>
-                <w:rFonts w:ascii="Calibri" w:hAnsi="Calibri" w:eastAsia="Microsoft YaHei"/>
+                <w:rFonts w:ascii="Calibri" w:hAnsi="Calibri"/>
                 <w:b w:val="0"/>
-                <w:i w:val="0"/>
                 <w:sz w:val="19"/>
               </w:rPr>
               <w:t>7 / 9</w:t>
@@ -2956,7 +3264,7 @@
         </w:tc>
         <w:tc>
           <w:tcPr>
-            <w:tcW w:type="dxa" w:w="4752"/>
+            <w:tcW w:type="dxa" w:w="4680"/>
           </w:tcPr>
           <w:p>
             <w:pPr>
@@ -2965,21 +3273,19 @@
             <w:r/>
             <w:r>
               <w:rPr>
-                <w:rFonts w:ascii="Calibri" w:hAnsi="Calibri" w:eastAsia="Microsoft YaHei"/>
+                <w:rFonts w:ascii="Calibri" w:hAnsi="Calibri"/>
                 <w:b/>
-                <w:i w:val="0"/>
                 <w:sz w:val="19"/>
               </w:rPr>
-              <w:t>不是债券</w:t>
+              <w:t>Not bonds.</w:t>
             </w:r>
             <w:r>
               <w:rPr>
-                <w:rFonts w:ascii="Calibri" w:hAnsi="Calibri" w:eastAsia="Microsoft YaHei"/>
+                <w:rFonts w:ascii="Calibri" w:hAnsi="Calibri"/>
                 <w:b w:val="0"/>
-                <w:i w:val="0"/>
                 <w:sz w:val="19"/>
               </w:rPr>
-              <w:t>，需要我们还没设计过的机器</w:t>
+              <w:t xml:space="preserve"> They would need machinery we have not designed.</w:t>
             </w:r>
           </w:p>
         </w:tc>
@@ -2996,9 +3302,8 @@
             <w:r/>
             <w:r>
               <w:rPr>
-                <w:rFonts w:ascii="Calibri" w:hAnsi="Calibri" w:eastAsia="Microsoft YaHei"/>
+                <w:rFonts w:ascii="Calibri" w:hAnsi="Calibri"/>
                 <w:b w:val="0"/>
-                <w:i w:val="0"/>
                 <w:sz w:val="19"/>
               </w:rPr>
               <w:t>13</w:t>
@@ -3007,7 +3312,7 @@
         </w:tc>
         <w:tc>
           <w:tcPr>
-            <w:tcW w:type="dxa" w:w="3312"/>
+            <w:tcW w:type="dxa" w:w="3240"/>
           </w:tcPr>
           <w:p>
             <w:pPr>
@@ -3016,9 +3321,8 @@
             <w:r/>
             <w:r>
               <w:rPr>
-                <w:rFonts w:ascii="Calibri" w:hAnsi="Calibri" w:eastAsia="Microsoft YaHei"/>
+                <w:rFonts w:ascii="Calibri" w:hAnsi="Calibri"/>
                 <w:b w:val="0"/>
-                <w:i w:val="0"/>
                 <w:sz w:val="19"/>
               </w:rPr>
               <w:t>Other Fixed Income</w:t>
@@ -3027,7 +3331,7 @@
         </w:tc>
         <w:tc>
           <w:tcPr>
-            <w:tcW w:type="dxa" w:w="1008"/>
+            <w:tcW w:type="dxa" w:w="1152"/>
           </w:tcPr>
           <w:p>
             <w:pPr>
@@ -3036,9 +3340,8 @@
             <w:r/>
             <w:r>
               <w:rPr>
-                <w:rFonts w:ascii="Calibri" w:hAnsi="Calibri" w:eastAsia="Microsoft YaHei"/>
+                <w:rFonts w:ascii="Calibri" w:hAnsi="Calibri"/>
                 <w:b w:val="0"/>
-                <w:i w:val="0"/>
                 <w:sz w:val="19"/>
               </w:rPr>
               <w:t>1</w:t>
@@ -3047,7 +3350,7 @@
         </w:tc>
         <w:tc>
           <w:tcPr>
-            <w:tcW w:type="dxa" w:w="4752"/>
+            <w:tcW w:type="dxa" w:w="4680"/>
           </w:tcPr>
           <w:p>
             <w:pPr>
@@ -3056,12 +3359,11 @@
             <w:r/>
             <w:r>
               <w:rPr>
-                <w:rFonts w:ascii="Calibri" w:hAnsi="Calibri" w:eastAsia="Microsoft YaHei"/>
+                <w:rFonts w:ascii="Calibri" w:hAnsi="Calibri"/>
                 <w:b w:val="0"/>
-                <w:i w:val="0"/>
                 <w:sz w:val="19"/>
               </w:rPr>
-              <w:t>一个基金份额：无 ISIN、无到期日、无评级</w:t>
+              <w:t>A fund unit: no ISIN, no maturity, no rating of any kind</w:t>
             </w:r>
           </w:p>
         </w:tc>
@@ -3080,13 +3382,13 @@
       </w:pPr>
       <w:r>
         <w:rPr>
-          <w:rFonts w:ascii="Calibri" w:hAnsi="Calibri" w:eastAsia="Microsoft YaHei"/>
+          <w:rFonts w:ascii="Calibri" w:hAnsi="Calibri"/>
           <w:b/>
           <w:i w:val="0"/>
           <w:color w:val="1F4E79"/>
           <w:sz w:val="23"/>
         </w:rPr>
-        <w:t>最后三行怎么讲</w:t>
+        <w:t>How to handle the last three rows</w:t>
       </w:r>
     </w:p>
     <w:p>
@@ -3096,12 +3398,30 @@
       </w:pPr>
       <w:r>
         <w:rPr>
-          <w:rFonts w:ascii="Calibri" w:hAnsi="Calibri" w:eastAsia="Microsoft YaHei"/>
+          <w:rFonts w:ascii="Calibri" w:hAnsi="Calibri"/>
           <w:b w:val="0"/>
           <w:i w:val="0"/>
           <w:sz w:val="21"/>
         </w:rPr>
-        <w:t>⭐  期货期权算“还没做”，不是“不做”。它们才 16 只（732 对比 2,260），而且是剩下唯一需要全新机器的一类。最后一行是基金份额，债券模型对它无从下手。</w:t>
+        <w:t xml:space="preserve">⭐  Futures and options count as work </w:t>
+      </w:r>
+      <w:r>
+        <w:rPr>
+          <w:rFonts w:ascii="Calibri" w:hAnsi="Calibri"/>
+          <w:b/>
+          <w:i w:val="0"/>
+          <w:sz w:val="21"/>
+        </w:rPr>
+        <w:t>still to do</w:t>
+      </w:r>
+      <w:r>
+        <w:rPr>
+          <w:rFonts w:ascii="Calibri" w:hAnsi="Calibri"/>
+          <w:b w:val="0"/>
+          <w:i w:val="0"/>
+          <w:sz w:val="21"/>
+        </w:rPr>
+        <w:t>, not work written off. They are 16 securities out of 2,260, and they are the only remaining rows that would need machinery we have not built. The last row is a fund unit — there is nothing in it for a bond model to price.</w:t>
       </w:r>
     </w:p>
     <w:p>
@@ -3111,7 +3431,7 @@
       </w:pPr>
       <w:r>
         <w:rPr>
-          <w:rFonts w:ascii="Calibri" w:hAnsi="Calibri" w:eastAsia="Microsoft YaHei"/>
+          <w:rFonts w:ascii="Calibri" w:hAnsi="Calibri"/>
           <w:b w:val="0"/>
           <w:i w:val="0"/>
           <w:color w:val="A63A00"/>
@@ -3121,23 +3441,23 @@
       </w:r>
       <w:r>
         <w:rPr>
-          <w:rFonts w:ascii="Calibri" w:hAnsi="Calibri" w:eastAsia="Microsoft YaHei"/>
+          <w:rFonts w:ascii="Calibri" w:hAnsi="Calibri"/>
           <w:b/>
           <w:i w:val="0"/>
           <w:color w:val="A63A00"/>
           <w:sz w:val="20"/>
         </w:rPr>
-        <w:t>这是全场唯一一处 deck 和项目记录不一致的地方。</w:t>
+        <w:t>This is the one place where the deck and the project record disagree.</w:t>
       </w:r>
       <w:r>
         <w:rPr>
-          <w:rFonts w:ascii="Calibri" w:hAnsi="Calibri" w:eastAsia="Microsoft YaHei"/>
+          <w:rFonts w:ascii="Calibri" w:hAnsi="Calibri"/>
           <w:b w:val="0"/>
           <w:i w:val="0"/>
           <w:color w:val="A63A00"/>
           <w:sz w:val="20"/>
         </w:rPr>
-        <w:t xml:space="preserve"> 项目文档里期货期权仍标为“out of scope”，deck 里改成了“Scoped”（Liping 的意思）。如果 Mario 当场问起，就照实说：标的是“not yet built”，这句话不承诺任何东西。</w:t>
+        <w:t xml:space="preserve"> Our own documentation still lists futures and options as out of scope; the deck says "Scoped, not started", which is Liping's read. If Mario raises it, say exactly what the slide says: the wording is "not yet built", which commits to nothing.</w:t>
       </w:r>
     </w:p>
     <w:p>
@@ -3147,13 +3467,13 @@
       </w:pPr>
       <w:r>
         <w:rPr>
-          <w:rFonts w:ascii="Calibri" w:hAnsi="Calibri" w:eastAsia="Microsoft YaHei"/>
+          <w:rFonts w:ascii="Calibri" w:hAnsi="Calibri"/>
           <w:b/>
           <w:i w:val="0"/>
           <w:color w:val="1F4E79"/>
           <w:sz w:val="27"/>
         </w:rPr>
-        <w:t>Slide 8 — 怎么知道数字是对的  ⭐ 最重要的一页</w:t>
+        <w:t>Slide 8 — How we know the numbers are right   ⭐ the important one</w:t>
       </w:r>
     </w:p>
     <w:p>
@@ -3163,39 +3483,39 @@
       </w:pPr>
       <w:r>
         <w:rPr>
-          <w:rFonts w:ascii="Calibri" w:hAnsi="Calibri" w:eastAsia="Microsoft YaHei"/>
+          <w:rFonts w:ascii="Calibri" w:hAnsi="Calibri"/>
           <w:b/>
           <w:i w:val="0"/>
           <w:sz w:val="21"/>
         </w:rPr>
-        <w:t>一句话：</w:t>
+        <w:t>In one sentence:</w:t>
       </w:r>
       <w:r>
         <w:rPr>
-          <w:rFonts w:ascii="Calibri" w:hAnsi="Calibri" w:eastAsia="Microsoft YaHei"/>
+          <w:rFonts w:ascii="Calibri" w:hAnsi="Calibri"/>
           <w:b w:val="0"/>
           <w:i w:val="0"/>
           <w:sz w:val="21"/>
         </w:rPr>
-        <w:t xml:space="preserve"> 我们的价格必然对得上（因为价格是输入），所以找了三个 </w:t>
+        <w:t xml:space="preserve"> our price always matches, because the price is an input — so we validate against three things that sit </w:t>
       </w:r>
       <w:r>
         <w:rPr>
-          <w:rFonts w:ascii="Calibri" w:hAnsi="Calibri" w:eastAsia="Microsoft YaHei"/>
+          <w:rFonts w:ascii="Calibri" w:hAnsi="Calibri"/>
           <w:b/>
           <w:i w:val="0"/>
           <w:sz w:val="21"/>
         </w:rPr>
-        <w:t>完全在系统外面</w:t>
+        <w:t>entirely outside</w:t>
       </w:r>
       <w:r>
         <w:rPr>
-          <w:rFonts w:ascii="Calibri" w:hAnsi="Calibri" w:eastAsia="Microsoft YaHei"/>
+          <w:rFonts w:ascii="Calibri" w:hAnsi="Calibri"/>
           <w:b w:val="0"/>
           <w:i w:val="0"/>
           <w:sz w:val="21"/>
         </w:rPr>
-        <w:t xml:space="preserve"> 的东西来验。</w:t>
+        <w:t xml:space="preserve"> the system.</w:t>
       </w:r>
     </w:p>
     <w:p>
@@ -3205,13 +3525,13 @@
       </w:pPr>
       <w:r>
         <w:rPr>
-          <w:rFonts w:ascii="Calibri" w:hAnsi="Calibri" w:eastAsia="Microsoft YaHei"/>
+          <w:rFonts w:ascii="Calibri" w:hAnsi="Calibri"/>
           <w:b/>
           <w:i w:val="0"/>
           <w:color w:val="1F4E79"/>
           <w:sz w:val="23"/>
         </w:rPr>
-        <w:t>先把问题说清楚（这是这页的前提）</w:t>
+        <w:t>The problem this slide solves (say this first)</w:t>
       </w:r>
     </w:p>
     <w:p>
@@ -3221,30 +3541,30 @@
       </w:pPr>
       <w:r>
         <w:rPr>
-          <w:rFonts w:ascii="Calibri" w:hAnsi="Calibri" w:eastAsia="Microsoft YaHei"/>
+          <w:rFonts w:ascii="Calibri" w:hAnsi="Calibri"/>
           <w:b w:val="0"/>
           <w:i w:val="0"/>
           <w:sz w:val="21"/>
         </w:rPr>
-        <w:t xml:space="preserve">我们解出一个 spread 让模型价格 == 托管行价格。那价格当然对得上 —— </w:t>
+        <w:t xml:space="preserve">We solve for a spread that makes the model price equal the custodian's price. That price will therefore always match. </w:t>
       </w:r>
       <w:r>
         <w:rPr>
-          <w:rFonts w:ascii="Calibri" w:hAnsi="Calibri" w:eastAsia="Microsoft YaHei"/>
+          <w:rFonts w:ascii="Calibri" w:hAnsi="Calibri"/>
           <w:b/>
           <w:i w:val="0"/>
           <w:sz w:val="21"/>
         </w:rPr>
-        <w:t>所以价格本身不能用来证明模型对</w:t>
+        <w:t>So the price cannot be used as evidence that the model is right.</w:t>
       </w:r>
       <w:r>
         <w:rPr>
-          <w:rFonts w:ascii="Calibri" w:hAnsi="Calibri" w:eastAsia="Microsoft YaHei"/>
+          <w:rFonts w:ascii="Calibri" w:hAnsi="Calibri"/>
           <w:b w:val="0"/>
           <w:i w:val="0"/>
           <w:sz w:val="21"/>
         </w:rPr>
-        <w:t>。必须找外部证据。</w:t>
+        <w:t xml:space="preserve"> You need outside evidence. There are three pieces of it.</w:t>
       </w:r>
     </w:p>
     <w:p>
@@ -3254,13 +3574,13 @@
       </w:pPr>
       <w:r>
         <w:rPr>
-          <w:rFonts w:ascii="Calibri" w:hAnsi="Calibri" w:eastAsia="Microsoft YaHei"/>
+          <w:rFonts w:ascii="Calibri" w:hAnsi="Calibri"/>
           <w:b/>
           <w:i w:val="0"/>
           <w:color w:val="1F4E79"/>
           <w:sz w:val="23"/>
         </w:rPr>
-        <w:t>检查一 — 温度计要在冰水里读零度</w:t>
+        <w:t>Check 1 — a thermometer has to read zero in ice water</w:t>
       </w:r>
     </w:p>
     <w:p>
@@ -3270,12 +3590,12 @@
       </w:pPr>
       <w:r>
         <w:rPr>
-          <w:rFonts w:ascii="Calibri" w:hAnsi="Calibri" w:eastAsia="Microsoft YaHei"/>
+          <w:rFonts w:ascii="Calibri" w:hAnsi="Calibri"/>
           <w:b w:val="0"/>
           <w:i w:val="0"/>
           <w:sz w:val="21"/>
         </w:rPr>
-        <w:t>•  我们算的是“这只债比它本国政府借钱贵多少”。</w:t>
+        <w:t>•  What we compute is how much more a bond pays than its own government's cost of borrowing.</w:t>
       </w:r>
     </w:p>
     <w:p>
@@ -3285,48 +3605,48 @@
       </w:pPr>
       <w:r>
         <w:rPr>
-          <w:rFonts w:ascii="Calibri" w:hAnsi="Calibri" w:eastAsia="Microsoft YaHei"/>
+          <w:rFonts w:ascii="Calibri" w:hAnsi="Calibri"/>
           <w:b w:val="0"/>
           <w:i w:val="0"/>
           <w:sz w:val="21"/>
         </w:rPr>
-        <w:t>•  那么拿一只</w:t>
+        <w:t xml:space="preserve">•  So take a </w:t>
       </w:r>
       <w:r>
         <w:rPr>
-          <w:rFonts w:ascii="Calibri" w:hAnsi="Calibri" w:eastAsia="Microsoft YaHei"/>
+          <w:rFonts w:ascii="Calibri" w:hAnsi="Calibri"/>
           <w:b/>
           <w:i w:val="0"/>
           <w:sz w:val="21"/>
         </w:rPr>
-        <w:t>政府自己的债</w:t>
+        <w:t>government's own bond</w:t>
       </w:r>
       <w:r>
         <w:rPr>
-          <w:rFonts w:ascii="Calibri" w:hAnsi="Calibri" w:eastAsia="Microsoft YaHei"/>
+          <w:rFonts w:ascii="Calibri" w:hAnsi="Calibri"/>
           <w:b w:val="0"/>
           <w:i w:val="0"/>
           <w:sz w:val="21"/>
         </w:rPr>
-        <w:t>去比</w:t>
+        <w:t xml:space="preserve"> and price it against </w:t>
       </w:r>
       <w:r>
         <w:rPr>
-          <w:rFonts w:ascii="Calibri" w:hAnsi="Calibri" w:eastAsia="Microsoft YaHei"/>
+          <w:rFonts w:ascii="Calibri" w:hAnsi="Calibri"/>
           <w:b/>
           <w:i w:val="0"/>
           <w:sz w:val="21"/>
         </w:rPr>
-        <w:t>政府自己的曲线</w:t>
+        <w:t>that same government's curve</w:t>
       </w:r>
       <w:r>
         <w:rPr>
-          <w:rFonts w:ascii="Calibri" w:hAnsi="Calibri" w:eastAsia="Microsoft YaHei"/>
+          <w:rFonts w:ascii="Calibri" w:hAnsi="Calibri"/>
           <w:b w:val="0"/>
           <w:i w:val="0"/>
           <w:sz w:val="21"/>
         </w:rPr>
-        <w:t>，答案必须是零 —— 你在拿一个东西跟它自己比。</w:t>
+        <w:t>, and the answer has to be zero — you are comparing the thing to itself.</w:t>
       </w:r>
     </w:p>
     <w:p>
@@ -3336,16 +3656,16 @@
       </w:pPr>
       <w:r>
         <w:rPr>
-          <w:rFonts w:ascii="Calibri" w:hAnsi="Calibri" w:eastAsia="Microsoft YaHei"/>
+          <w:rFonts w:ascii="Calibri" w:hAnsi="Calibri"/>
           <w:b w:val="0"/>
           <w:i w:val="0"/>
           <w:sz w:val="21"/>
         </w:rPr>
-        <w:t xml:space="preserve">•  日本：11 只，中位数 </w:t>
+        <w:t xml:space="preserve">•  Japan: 11 bonds, median </w:t>
       </w:r>
       <w:r>
         <w:rPr>
-          <w:rFonts w:ascii="Calibri" w:hAnsi="Calibri" w:eastAsia="Microsoft YaHei"/>
+          <w:rFonts w:ascii="Calibri" w:hAnsi="Calibri"/>
           <w:b/>
           <w:i w:val="0"/>
           <w:sz w:val="21"/>
@@ -3354,16 +3674,16 @@
       </w:r>
       <w:r>
         <w:rPr>
-          <w:rFonts w:ascii="Calibri" w:hAnsi="Calibri" w:eastAsia="Microsoft YaHei"/>
+          <w:rFonts w:ascii="Calibri" w:hAnsi="Calibri"/>
           <w:b w:val="0"/>
           <w:i w:val="0"/>
           <w:sz w:val="21"/>
         </w:rPr>
-        <w:t>。英国：12 只，</w:t>
+        <w:t xml:space="preserve">. The UK: 12 bonds, </w:t>
       </w:r>
       <w:r>
         <w:rPr>
-          <w:rFonts w:ascii="Calibri" w:hAnsi="Calibri" w:eastAsia="Microsoft YaHei"/>
+          <w:rFonts w:ascii="Calibri" w:hAnsi="Calibri"/>
           <w:b/>
           <w:i w:val="0"/>
           <w:sz w:val="21"/>
@@ -3372,12 +3692,12 @@
       </w:r>
       <w:r>
         <w:rPr>
-          <w:rFonts w:ascii="Calibri" w:hAnsi="Calibri" w:eastAsia="Microsoft YaHei"/>
+          <w:rFonts w:ascii="Calibri" w:hAnsi="Calibri"/>
           <w:b w:val="0"/>
           <w:i w:val="0"/>
           <w:sz w:val="21"/>
         </w:rPr>
-        <w:t>。</w:t>
+        <w:t>.</w:t>
       </w:r>
     </w:p>
     <w:p>
@@ -3387,30 +3707,30 @@
       </w:pPr>
       <w:r>
         <w:rPr>
-          <w:rFonts w:ascii="Calibri" w:hAnsi="Calibri" w:eastAsia="Microsoft YaHei"/>
+          <w:rFonts w:ascii="Calibri" w:hAnsi="Calibri"/>
           <w:b w:val="0"/>
           <w:i w:val="0"/>
           <w:sz w:val="21"/>
         </w:rPr>
-        <w:t>⭐  关键在于：</w:t>
+        <w:t xml:space="preserve">⭐  The force of this is that </w:t>
       </w:r>
       <w:r>
         <w:rPr>
-          <w:rFonts w:ascii="Calibri" w:hAnsi="Calibri" w:eastAsia="Microsoft YaHei"/>
+          <w:rFonts w:ascii="Calibri" w:hAnsi="Calibri"/>
           <w:b/>
           <w:i w:val="0"/>
           <w:sz w:val="21"/>
         </w:rPr>
-        <w:t>我们没有为了这个结果调过任何参数</w:t>
+        <w:t>nothing was tuned to land there</w:t>
       </w:r>
       <w:r>
         <w:rPr>
-          <w:rFonts w:ascii="Calibri" w:hAnsi="Calibri" w:eastAsia="Microsoft YaHei"/>
+          <w:rFonts w:ascii="Calibri" w:hAnsi="Calibri"/>
           <w:b w:val="0"/>
           <w:i w:val="0"/>
           <w:sz w:val="21"/>
         </w:rPr>
-        <w:t>。如果机器错了，它不会自己落在零上。</w:t>
+        <w:t>. If the machinery were wrong, it would not arrive at zero by accident.</w:t>
       </w:r>
     </w:p>
     <w:p>
@@ -3420,13 +3740,13 @@
       </w:pPr>
       <w:r>
         <w:rPr>
-          <w:rFonts w:ascii="Calibri" w:hAnsi="Calibri" w:eastAsia="Microsoft YaHei"/>
+          <w:rFonts w:ascii="Calibri" w:hAnsi="Calibri"/>
           <w:b/>
           <w:i w:val="0"/>
           <w:color w:val="1F4E79"/>
           <w:sz w:val="23"/>
         </w:rPr>
-        <w:t>检查二 — 外面有个系统算同样的数，我们对得上</w:t>
+        <w:t>Check 2 — somebody else computes the same thing, and we match</w:t>
       </w:r>
     </w:p>
     <w:p>
@@ -3436,12 +3756,12 @@
       </w:pPr>
       <w:r>
         <w:rPr>
-          <w:rFonts w:ascii="Calibri" w:hAnsi="Calibri" w:eastAsia="Microsoft YaHei"/>
+          <w:rFonts w:ascii="Calibri" w:hAnsi="Calibri"/>
           <w:b w:val="0"/>
           <w:i w:val="0"/>
           <w:sz w:val="21"/>
         </w:rPr>
-        <w:t>•  托管行自己会算一个“利率动 1% 这只债价格动多少”的数。</w:t>
+        <w:t>•  The custodian publishes its own measure of how much each bond moves when rates move.</w:t>
       </w:r>
     </w:p>
     <w:p>
@@ -3451,30 +3771,30 @@
       </w:pPr>
       <w:r>
         <w:rPr>
-          <w:rFonts w:ascii="Calibri" w:hAnsi="Calibri" w:eastAsia="Microsoft YaHei"/>
+          <w:rFonts w:ascii="Calibri" w:hAnsi="Calibri"/>
           <w:b w:val="0"/>
           <w:i w:val="0"/>
           <w:sz w:val="21"/>
         </w:rPr>
-        <w:t xml:space="preserve">•  我们从零自己算 —— </w:t>
+        <w:t xml:space="preserve">•  We compute ours from scratch — </w:t>
       </w:r>
       <w:r>
         <w:rPr>
-          <w:rFonts w:ascii="Calibri" w:hAnsi="Calibri" w:eastAsia="Microsoft YaHei"/>
+          <w:rFonts w:ascii="Calibri" w:hAnsi="Calibri"/>
           <w:b/>
           <w:i w:val="0"/>
           <w:sz w:val="21"/>
         </w:rPr>
-        <w:t>算的时候完全没看它的数</w:t>
+        <w:t>without ever looking at theirs</w:t>
       </w:r>
       <w:r>
         <w:rPr>
-          <w:rFonts w:ascii="Calibri" w:hAnsi="Calibri" w:eastAsia="Microsoft YaHei"/>
+          <w:rFonts w:ascii="Calibri" w:hAnsi="Calibri"/>
           <w:b w:val="0"/>
           <w:i w:val="0"/>
           <w:sz w:val="21"/>
         </w:rPr>
-        <w:t>。</w:t>
+        <w:t>.</w:t>
       </w:r>
     </w:p>
     <w:p>
@@ -3484,30 +3804,30 @@
       </w:pPr>
       <w:r>
         <w:rPr>
-          <w:rFonts w:ascii="Calibri" w:hAnsi="Calibri" w:eastAsia="Microsoft YaHei"/>
+          <w:rFonts w:ascii="Calibri" w:hAnsi="Calibri"/>
           <w:b w:val="0"/>
           <w:i w:val="0"/>
           <w:sz w:val="21"/>
         </w:rPr>
-        <w:t>•  五只可提前赎回的机构债上两边都有数：</w:t>
+        <w:t xml:space="preserve">•  Five callable agency bonds have both figures: </w:t>
       </w:r>
       <w:r>
         <w:rPr>
-          <w:rFonts w:ascii="Calibri" w:hAnsi="Calibri" w:eastAsia="Microsoft YaHei"/>
+          <w:rFonts w:ascii="Calibri" w:hAnsi="Calibri"/>
           <w:b/>
           <w:i w:val="0"/>
           <w:sz w:val="21"/>
         </w:rPr>
-        <w:t>四只差在 0.75 年以内</w:t>
+        <w:t>four agree within 0.75 of a year</w:t>
       </w:r>
       <w:r>
         <w:rPr>
-          <w:rFonts w:ascii="Calibri" w:hAnsi="Calibri" w:eastAsia="Microsoft YaHei"/>
+          <w:rFonts w:ascii="Calibri" w:hAnsi="Calibri"/>
           <w:b w:val="0"/>
           <w:i w:val="0"/>
           <w:sz w:val="21"/>
         </w:rPr>
-        <w:t>（0.200 / 0.316 / 0.633 / 0.741），而这些久期本身跨度是 1.1 到 9.4 年。</w:t>
+        <w:t xml:space="preserve"> (gaps of 0.200, 0.316, 0.633 and 0.741), on durations that themselves span 1.1 to 9.4 years.</w:t>
       </w:r>
     </w:p>
     <w:p>
@@ -3517,7 +3837,7 @@
       </w:pPr>
       <w:r>
         <w:rPr>
-          <w:rFonts w:ascii="Calibri" w:hAnsi="Calibri" w:eastAsia="Microsoft YaHei"/>
+          <w:rFonts w:ascii="Calibri" w:hAnsi="Calibri"/>
           <w:b w:val="0"/>
           <w:i w:val="0"/>
           <w:color w:val="A63A00"/>
@@ -3527,43 +3847,43 @@
       </w:r>
       <w:r>
         <w:rPr>
-          <w:rFonts w:ascii="Calibri" w:hAnsi="Calibri" w:eastAsia="Microsoft YaHei"/>
+          <w:rFonts w:ascii="Calibri" w:hAnsi="Calibri"/>
           <w:b/>
           <w:i w:val="0"/>
           <w:color w:val="A63A00"/>
           <w:sz w:val="20"/>
         </w:rPr>
-        <w:t>第五只差 2.2 年。</w:t>
+        <w:t>The fifth differs by 2.2 years.</w:t>
       </w:r>
       <w:r>
         <w:rPr>
-          <w:rFonts w:ascii="Calibri" w:hAnsi="Calibri" w:eastAsia="Microsoft YaHei"/>
+          <w:rFonts w:ascii="Calibri" w:hAnsi="Calibri"/>
           <w:b w:val="0"/>
           <w:i w:val="0"/>
           <w:color w:val="A63A00"/>
           <w:sz w:val="20"/>
         </w:rPr>
-        <w:t xml:space="preserve"> 被问到就直说：这五只都是发行人可提前还款的，两边对“提前还款权”的处理不完全一样。四只对得上已经是很强的证据，因为我们从未参照过它的数。</w:t>
+        <w:t xml:space="preserve"> If asked, say so plainly: all five are bonds the issuer may repay early, and the two sides treat that right somewhat differently. Four matching is strong evidence precisely because we never referred to their figure. </w:t>
       </w:r>
       <w:r>
         <w:rPr>
-          <w:rFonts w:ascii="Calibri" w:hAnsi="Calibri" w:eastAsia="Microsoft YaHei"/>
+          <w:rFonts w:ascii="Calibri" w:hAnsi="Calibri"/>
           <w:b/>
           <w:i w:val="0"/>
           <w:color w:val="A63A00"/>
           <w:sz w:val="20"/>
         </w:rPr>
-        <w:t>不要把它藏起来</w:t>
+        <w:t>Volunteer this rather than hoping nobody asks</w:t>
       </w:r>
       <w:r>
         <w:rPr>
-          <w:rFonts w:ascii="Calibri" w:hAnsi="Calibri" w:eastAsia="Microsoft YaHei"/>
+          <w:rFonts w:ascii="Calibri" w:hAnsi="Calibri"/>
           <w:b w:val="0"/>
           <w:i w:val="0"/>
           <w:color w:val="A63A00"/>
           <w:sz w:val="20"/>
         </w:rPr>
-        <w:t xml:space="preserve"> —— 主动说出来反而加分。</w:t>
+        <w:t xml:space="preserve"> — offering the weak case unprompted is what makes the strong one credible.</w:t>
       </w:r>
     </w:p>
     <w:p>
@@ -3573,13 +3893,13 @@
       </w:pPr>
       <w:r>
         <w:rPr>
-          <w:rFonts w:ascii="Calibri" w:hAnsi="Calibri" w:eastAsia="Microsoft YaHei"/>
+          <w:rFonts w:ascii="Calibri" w:hAnsi="Calibri"/>
           <w:b/>
           <w:i w:val="0"/>
           <w:color w:val="1F4E79"/>
           <w:sz w:val="23"/>
         </w:rPr>
-        <w:t>检查三 — 用公开数据重建了客户自己的数字</w:t>
+        <w:t>Check 3 — we rebuilt the client's own figures from public data</w:t>
       </w:r>
     </w:p>
     <w:p>
@@ -3589,12 +3909,12 @@
       </w:pPr>
       <w:r>
         <w:rPr>
-          <w:rFonts w:ascii="Calibri" w:hAnsi="Calibri" w:eastAsia="Microsoft YaHei"/>
+          <w:rFonts w:ascii="Calibri" w:hAnsi="Calibri"/>
           <w:b w:val="0"/>
           <w:i w:val="0"/>
           <w:sz w:val="21"/>
         </w:rPr>
-        <w:t>•  通胀挂钩债的本金要按发行以来的通胀调整，那个系数叫 index ratio。</w:t>
+        <w:t>•  An inflation-linked bond's principal is scaled by inflation since issue. That scale factor is the index ratio.</w:t>
       </w:r>
     </w:p>
     <w:p>
@@ -3604,48 +3924,66 @@
       </w:pPr>
       <w:r>
         <w:rPr>
-          <w:rFonts w:ascii="Calibri" w:hAnsi="Calibri" w:eastAsia="Microsoft YaHei"/>
+          <w:rFonts w:ascii="Calibri" w:hAnsi="Calibri"/>
           <w:b w:val="0"/>
           <w:i w:val="0"/>
           <w:sz w:val="21"/>
         </w:rPr>
-        <w:t>•  我们用</w:t>
+        <w:t xml:space="preserve">•  We recomputed all </w:t>
       </w:r>
       <w:r>
         <w:rPr>
-          <w:rFonts w:ascii="Calibri" w:hAnsi="Calibri" w:eastAsia="Microsoft YaHei"/>
+          <w:rFonts w:ascii="Calibri" w:hAnsi="Calibri"/>
           <w:b/>
           <w:i w:val="0"/>
           <w:sz w:val="21"/>
         </w:rPr>
-        <w:t>美国政府公布的 CPI</w:t>
+        <w:t>13</w:t>
       </w:r>
       <w:r>
         <w:rPr>
-          <w:rFonts w:ascii="Calibri" w:hAnsi="Calibri" w:eastAsia="Microsoft YaHei"/>
+          <w:rFonts w:ascii="Calibri" w:hAnsi="Calibri"/>
           <w:b w:val="0"/>
           <w:i w:val="0"/>
           <w:sz w:val="21"/>
         </w:rPr>
-        <w:t>、按</w:t>
+        <w:t xml:space="preserve"> of the US ones from </w:t>
       </w:r>
       <w:r>
         <w:rPr>
-          <w:rFonts w:ascii="Calibri" w:hAnsi="Calibri" w:eastAsia="Microsoft YaHei"/>
+          <w:rFonts w:ascii="Calibri" w:hAnsi="Calibri"/>
           <w:b/>
           <w:i w:val="0"/>
           <w:sz w:val="21"/>
         </w:rPr>
-        <w:t>美国财政部公布的规则</w:t>
+        <w:t>published US government CPI statistics</w:t>
       </w:r>
       <w:r>
         <w:rPr>
-          <w:rFonts w:ascii="Calibri" w:hAnsi="Calibri" w:eastAsia="Microsoft YaHei"/>
+          <w:rFonts w:ascii="Calibri" w:hAnsi="Calibri"/>
           <w:b w:val="0"/>
           <w:i w:val="0"/>
           <w:sz w:val="21"/>
         </w:rPr>
-        <w:t>，从零重算了全部 13 只美国通胀债。</w:t>
+        <w:t xml:space="preserve">, using the </w:t>
+      </w:r>
+      <w:r>
+        <w:rPr>
+          <w:rFonts w:ascii="Calibri" w:hAnsi="Calibri"/>
+          <w:b/>
+          <w:i w:val="0"/>
+          <w:sz w:val="21"/>
+        </w:rPr>
+        <w:t>US Treasury's own published rule</w:t>
+      </w:r>
+      <w:r>
+        <w:rPr>
+          <w:rFonts w:ascii="Calibri" w:hAnsi="Calibri"/>
+          <w:b w:val="0"/>
+          <w:i w:val="0"/>
+          <w:sz w:val="21"/>
+        </w:rPr>
+        <w:t>.</w:t>
       </w:r>
     </w:p>
     <w:p>
@@ -3655,30 +3993,30 @@
       </w:pPr>
       <w:r>
         <w:rPr>
-          <w:rFonts w:ascii="Calibri" w:hAnsi="Calibri" w:eastAsia="Microsoft YaHei"/>
+          <w:rFonts w:ascii="Calibri" w:hAnsi="Calibri"/>
           <w:b w:val="0"/>
           <w:i w:val="0"/>
           <w:sz w:val="21"/>
         </w:rPr>
-        <w:t>•  对上到</w:t>
+        <w:t xml:space="preserve">•  They agree to </w:t>
       </w:r>
       <w:r>
         <w:rPr>
-          <w:rFonts w:ascii="Calibri" w:hAnsi="Calibri" w:eastAsia="Microsoft YaHei"/>
+          <w:rFonts w:ascii="Calibri" w:hAnsi="Calibri"/>
           <w:b/>
           <w:i w:val="0"/>
           <w:sz w:val="21"/>
         </w:rPr>
-        <w:t>百万分之六</w:t>
+        <w:t>six parts in a million</w:t>
       </w:r>
       <w:r>
         <w:rPr>
-          <w:rFonts w:ascii="Calibri" w:hAnsi="Calibri" w:eastAsia="Microsoft YaHei"/>
+          <w:rFonts w:ascii="Calibri" w:hAnsi="Calibri"/>
           <w:b w:val="0"/>
           <w:i w:val="0"/>
           <w:sz w:val="21"/>
         </w:rPr>
-        <w:t>。</w:t>
+        <w:t>.</w:t>
       </w:r>
     </w:p>
     <w:p>
@@ -3688,30 +4026,30 @@
       </w:pPr>
       <w:r>
         <w:rPr>
-          <w:rFonts w:ascii="Calibri" w:hAnsi="Calibri" w:eastAsia="Microsoft YaHei"/>
+          <w:rFonts w:ascii="Calibri" w:hAnsi="Calibri"/>
           <w:b w:val="0"/>
           <w:i w:val="0"/>
           <w:sz w:val="21"/>
         </w:rPr>
-        <w:t>⭐  而且顺带发现了一件客户自己不知道的事：</w:t>
+        <w:t xml:space="preserve">⭐  And it turned up something the client did not know: </w:t>
       </w:r>
       <w:r>
         <w:rPr>
-          <w:rFonts w:ascii="Calibri" w:hAnsi="Calibri" w:eastAsia="Microsoft YaHei"/>
+          <w:rFonts w:ascii="Calibri" w:hAnsi="Calibri"/>
           <w:b/>
           <w:i w:val="0"/>
           <w:sz w:val="21"/>
         </w:rPr>
-        <w:t>那套记录是按估值日的后一天定的。</w:t>
+        <w:t>their factors are struck one day after the valuation date, not on it.</w:t>
       </w:r>
       <w:r>
         <w:rPr>
-          <w:rFonts w:ascii="Calibri" w:hAnsi="Calibri" w:eastAsia="Microsoft YaHei"/>
+          <w:rFonts w:ascii="Calibri" w:hAnsi="Calibri"/>
           <w:b w:val="0"/>
           <w:i w:val="0"/>
           <w:sz w:val="21"/>
         </w:rPr>
-        <w:t xml:space="preserve"> 我们是在估值日算出来差 10 倍才发现的。这个细节很有分量 —— 我们不只是“对上了”，而是从对不上的地方里挖出了事实。</w:t>
+        <w:t xml:space="preserve"> We found that because on the valuation date the agreement was ten times worse. That detail carries weight — it shows the check was real enough to discover a fact, not just confirm one.</w:t>
       </w:r>
     </w:p>
     <w:p>
@@ -3721,13 +4059,13 @@
       </w:pPr>
       <w:r>
         <w:rPr>
-          <w:rFonts w:ascii="Calibri" w:hAnsi="Calibri" w:eastAsia="Microsoft YaHei"/>
+          <w:rFonts w:ascii="Calibri" w:hAnsi="Calibri"/>
           <w:b/>
           <w:i w:val="0"/>
           <w:color w:val="1F4E79"/>
           <w:sz w:val="27"/>
         </w:rPr>
-        <w:t>Slide 9 — 下一步</w:t>
+        <w:t>Slide 9 — What's next</w:t>
       </w:r>
     </w:p>
     <w:p>
@@ -3737,21 +4075,21 @@
       </w:pPr>
       <w:r>
         <w:rPr>
-          <w:rFonts w:ascii="Calibri" w:hAnsi="Calibri" w:eastAsia="Microsoft YaHei"/>
+          <w:rFonts w:ascii="Calibri" w:hAnsi="Calibri"/>
           <w:b/>
           <w:i w:val="0"/>
           <w:sz w:val="21"/>
         </w:rPr>
-        <w:t>一句话：</w:t>
+        <w:t>In one sentence:</w:t>
       </w:r>
       <w:r>
         <w:rPr>
-          <w:rFonts w:ascii="Calibri" w:hAnsi="Calibri" w:eastAsia="Microsoft YaHei"/>
+          <w:rFonts w:ascii="Calibri" w:hAnsi="Calibri"/>
           <w:b w:val="0"/>
           <w:i w:val="0"/>
           <w:sz w:val="21"/>
         </w:rPr>
-        <w:t xml:space="preserve"> 四件事，按依赖顺序排。</w:t>
+        <w:t xml:space="preserve"> four things, in dependency order.</w:t>
       </w:r>
     </w:p>
     <w:tbl>
@@ -3779,7 +4117,7 @@
         </w:tc>
         <w:tc>
           <w:tcPr>
-            <w:tcW w:type="dxa" w:w="2520"/>
+            <w:tcW w:type="dxa" w:w="2736"/>
           </w:tcPr>
           <w:p>
             <w:pPr>
@@ -3788,19 +4126,18 @@
             <w:r/>
             <w:r>
               <w:rPr>
-                <w:rFonts w:ascii="Calibri" w:hAnsi="Calibri" w:eastAsia="Microsoft YaHei"/>
+                <w:rFonts w:ascii="Calibri" w:hAnsi="Calibri"/>
                 <w:b/>
-                <w:i w:val="0"/>
                 <w:color w:val="1F4E79"/>
                 <w:sz w:val="19"/>
               </w:rPr>
-              <w:t>什么</w:t>
+              <w:t>What</w:t>
             </w:r>
           </w:p>
         </w:tc>
         <w:tc>
           <w:tcPr>
-            <w:tcW w:type="dxa" w:w="6768"/>
+            <w:tcW w:type="dxa" w:w="6552"/>
           </w:tcPr>
           <w:p>
             <w:pPr>
@@ -3809,13 +4146,12 @@
             <w:r/>
             <w:r>
               <w:rPr>
-                <w:rFonts w:ascii="Calibri" w:hAnsi="Calibri" w:eastAsia="Microsoft YaHei"/>
+                <w:rFonts w:ascii="Calibri" w:hAnsi="Calibri"/>
                 <w:b/>
-                <w:i w:val="0"/>
                 <w:color w:val="1F4E79"/>
                 <w:sz w:val="19"/>
               </w:rPr>
-              <w:t>要讲准的点</w:t>
+              <w:t>The point to get right</w:t>
             </w:r>
           </w:p>
         </w:tc>
@@ -3832,9 +4168,8 @@
             <w:r/>
             <w:r>
               <w:rPr>
-                <w:rFonts w:ascii="Calibri" w:hAnsi="Calibri" w:eastAsia="Microsoft YaHei"/>
+                <w:rFonts w:ascii="Calibri" w:hAnsi="Calibri"/>
                 <w:b w:val="0"/>
-                <w:i w:val="0"/>
                 <w:sz w:val="19"/>
               </w:rPr>
               <w:t>1</w:t>
@@ -3843,7 +4178,7 @@
         </w:tc>
         <w:tc>
           <w:tcPr>
-            <w:tcW w:type="dxa" w:w="2520"/>
+            <w:tcW w:type="dxa" w:w="2736"/>
           </w:tcPr>
           <w:p>
             <w:pPr>
@@ -3852,18 +4187,17 @@
             <w:r/>
             <w:r>
               <w:rPr>
-                <w:rFonts w:ascii="Calibri" w:hAnsi="Calibri" w:eastAsia="Microsoft YaHei"/>
+                <w:rFonts w:ascii="Calibri" w:hAnsi="Calibri"/>
                 <w:b w:val="0"/>
-                <w:i w:val="0"/>
                 <w:sz w:val="19"/>
               </w:rPr>
-              <w:t>房贷类（882）</w:t>
+              <w:t>The mortgage book (882)</w:t>
             </w:r>
           </w:p>
         </w:tc>
         <w:tc>
           <w:tcPr>
-            <w:tcW w:type="dxa" w:w="6768"/>
+            <w:tcW w:type="dxa" w:w="6552"/>
           </w:tcPr>
           <w:p>
             <w:pPr>
@@ -3872,21 +4206,19 @@
             <w:r/>
             <w:r>
               <w:rPr>
-                <w:rFonts w:ascii="Calibri" w:hAnsi="Calibri" w:eastAsia="Microsoft YaHei"/>
+                <w:rFonts w:ascii="Calibri" w:hAnsi="Calibri"/>
                 <w:b w:val="0"/>
-                <w:i w:val="0"/>
                 <w:sz w:val="19"/>
               </w:rPr>
-              <w:t>引擎建好测过。</w:t>
+              <w:t xml:space="preserve">Engine built and tested. </w:t>
             </w:r>
             <w:r>
               <w:rPr>
-                <w:rFonts w:ascii="Calibri" w:hAnsi="Calibri" w:eastAsia="Microsoft YaHei"/>
+                <w:rFonts w:ascii="Calibri" w:hAnsi="Calibri"/>
                 <w:b/>
-                <w:i w:val="0"/>
                 <w:sz w:val="19"/>
               </w:rPr>
-              <w:t>缺数据，不缺开发。</w:t>
+              <w:t>It needs data, not development.</w:t>
             </w:r>
           </w:p>
         </w:tc>
@@ -3903,9 +4235,8 @@
             <w:r/>
             <w:r>
               <w:rPr>
-                <w:rFonts w:ascii="Calibri" w:hAnsi="Calibri" w:eastAsia="Microsoft YaHei"/>
+                <w:rFonts w:ascii="Calibri" w:hAnsi="Calibri"/>
                 <w:b w:val="0"/>
-                <w:i w:val="0"/>
                 <w:sz w:val="19"/>
               </w:rPr>
               <w:t>2</w:t>
@@ -3914,7 +4245,7 @@
         </w:tc>
         <w:tc>
           <w:tcPr>
-            <w:tcW w:type="dxa" w:w="2520"/>
+            <w:tcW w:type="dxa" w:w="2736"/>
           </w:tcPr>
           <w:p>
             <w:pPr>
@@ -3923,18 +4254,17 @@
             <w:r/>
             <w:r>
               <w:rPr>
-                <w:rFonts w:ascii="Calibri" w:hAnsi="Calibri" w:eastAsia="Microsoft YaHei"/>
+                <w:rFonts w:ascii="Calibri" w:hAnsi="Calibri"/>
                 <w:b w:val="0"/>
-                <w:i w:val="0"/>
                 <w:sz w:val="19"/>
               </w:rPr>
-              <w:t>三类池化产品（412）</w:t>
+              <w:t>Three pooled classes (412)</w:t>
             </w:r>
           </w:p>
         </w:tc>
         <w:tc>
           <w:tcPr>
-            <w:tcW w:type="dxa" w:w="6768"/>
+            <w:tcW w:type="dxa" w:w="6552"/>
           </w:tcPr>
           <w:p>
             <w:pPr>
@@ -3943,21 +4273,19 @@
             <w:r/>
             <w:r>
               <w:rPr>
-                <w:rFonts w:ascii="Calibri" w:hAnsi="Calibri" w:eastAsia="Microsoft YaHei"/>
+                <w:rFonts w:ascii="Calibri" w:hAnsi="Calibri"/>
                 <w:b/>
-                <w:i w:val="0"/>
                 <w:sz w:val="19"/>
               </w:rPr>
-              <w:t>真正的剩余工程，不要粉饰。</w:t>
+              <w:t>Genuine remaining engineering — do not dress it up.</w:t>
             </w:r>
             <w:r>
               <w:rPr>
-                <w:rFonts w:ascii="Calibri" w:hAnsi="Calibri" w:eastAsia="Microsoft YaHei"/>
+                <w:rFonts w:ascii="Calibri" w:hAnsi="Calibri"/>
                 <w:b w:val="0"/>
-                <w:i w:val="0"/>
                 <w:sz w:val="19"/>
               </w:rPr>
-              <w:t xml:space="preserve"> 但难的部分（现金流机器、期权模型、行情数据管道）已经在 766 只上建好并验证过了。</w:t>
+              <w:t xml:space="preserve"> What makes it tractable is that the hard parts (cash-flow machinery, the option model, the market-data plumbing) are built and proven on the 766 already priced.</w:t>
             </w:r>
           </w:p>
         </w:tc>
@@ -3974,9 +4302,8 @@
             <w:r/>
             <w:r>
               <w:rPr>
-                <w:rFonts w:ascii="Calibri" w:hAnsi="Calibri" w:eastAsia="Microsoft YaHei"/>
+                <w:rFonts w:ascii="Calibri" w:hAnsi="Calibri"/>
                 <w:b w:val="0"/>
-                <w:i w:val="0"/>
                 <w:sz w:val="19"/>
               </w:rPr>
               <w:t>3</w:t>
@@ -3985,7 +4312,7 @@
         </w:tc>
         <w:tc>
           <w:tcPr>
-            <w:tcW w:type="dxa" w:w="2520"/>
+            <w:tcW w:type="dxa" w:w="2736"/>
           </w:tcPr>
           <w:p>
             <w:pPr>
@@ -3994,18 +4321,17 @@
             <w:r/>
             <w:r>
               <w:rPr>
-                <w:rFonts w:ascii="Calibri" w:hAnsi="Calibri" w:eastAsia="Microsoft YaHei"/>
+                <w:rFonts w:ascii="Calibri" w:hAnsi="Calibri"/>
                 <w:b w:val="0"/>
-                <w:i w:val="0"/>
                 <w:sz w:val="19"/>
               </w:rPr>
-              <w:t>托管成服务 + 并行跑</w:t>
+              <w:t>Host it as a service, then run in parallel</w:t>
             </w:r>
           </w:p>
         </w:tc>
         <w:tc>
           <w:tcPr>
-            <w:tcW w:type="dxa" w:w="6768"/>
+            <w:tcW w:type="dxa" w:w="6552"/>
           </w:tcPr>
           <w:p>
             <w:pPr>
@@ -4014,48 +4340,43 @@
             <w:r/>
             <w:r>
               <w:rPr>
-                <w:rFonts w:ascii="Calibri" w:hAnsi="Calibri" w:eastAsia="Microsoft YaHei"/>
+                <w:rFonts w:ascii="Calibri" w:hAnsi="Calibri"/>
                 <w:b w:val="0"/>
-                <w:i w:val="0"/>
                 <w:sz w:val="19"/>
               </w:rPr>
               <w:t xml:space="preserve">⭐ </w:t>
             </w:r>
             <w:r>
               <w:rPr>
-                <w:rFonts w:ascii="Calibri" w:hAnsi="Calibri" w:eastAsia="Microsoft YaHei"/>
+                <w:rFonts w:ascii="Calibri" w:hAnsi="Calibri"/>
                 <w:b/>
-                <w:i w:val="0"/>
                 <w:sz w:val="19"/>
               </w:rPr>
-              <w:t>这条最容易讲大。</w:t>
+              <w:t>The easiest thing on this slide to overstate.</w:t>
             </w:r>
             <w:r>
               <w:rPr>
-                <w:rFonts w:ascii="Calibri" w:hAnsi="Calibri" w:eastAsia="Microsoft YaHei"/>
+                <w:rFonts w:ascii="Calibri" w:hAnsi="Calibri"/>
                 <w:b w:val="0"/>
-                <w:i w:val="0"/>
                 <w:sz w:val="19"/>
               </w:rPr>
-              <w:t xml:space="preserve"> 今天是：我们各自在自己的 Azure 终端里跑（9月16日测过，整本账 40 秒）。把它托管成别的系统能调的服务是</w:t>
+              <w:t xml:space="preserve"> Today: each of us runs the code in our own Azure terminal (measured 16 September, whole book in 40 seconds). Hosting it so other systems can call it is the </w:t>
             </w:r>
             <w:r>
               <w:rPr>
-                <w:rFonts w:ascii="Calibri" w:hAnsi="Calibri" w:eastAsia="Microsoft YaHei"/>
+                <w:rFonts w:ascii="Calibri" w:hAnsi="Calibri"/>
                 <w:b/>
-                <w:i w:val="0"/>
                 <w:sz w:val="19"/>
               </w:rPr>
-              <w:t>下一步</w:t>
+              <w:t>next</w:t>
             </w:r>
             <w:r>
               <w:rPr>
-                <w:rFonts w:ascii="Calibri" w:hAnsi="Calibri" w:eastAsia="Microsoft YaHei"/>
+                <w:rFonts w:ascii="Calibri" w:hAnsi="Calibri"/>
                 <w:b w:val="0"/>
-                <w:i w:val="0"/>
                 <w:sz w:val="19"/>
               </w:rPr>
-              <w:t>。</w:t>
+              <w:t xml:space="preserve"> step.</w:t>
             </w:r>
           </w:p>
         </w:tc>
@@ -4072,9 +4393,8 @@
             <w:r/>
             <w:r>
               <w:rPr>
-                <w:rFonts w:ascii="Calibri" w:hAnsi="Calibri" w:eastAsia="Microsoft YaHei"/>
+                <w:rFonts w:ascii="Calibri" w:hAnsi="Calibri"/>
                 <w:b w:val="0"/>
-                <w:i w:val="0"/>
                 <w:sz w:val="19"/>
               </w:rPr>
               <w:t>4</w:t>
@@ -4083,7 +4403,7 @@
         </w:tc>
         <w:tc>
           <w:tcPr>
-            <w:tcW w:type="dxa" w:w="2520"/>
+            <w:tcW w:type="dxa" w:w="2736"/>
           </w:tcPr>
           <w:p>
             <w:pPr>
@@ -4092,18 +4412,17 @@
             <w:r/>
             <w:r>
               <w:rPr>
-                <w:rFonts w:ascii="Calibri" w:hAnsi="Calibri" w:eastAsia="Microsoft YaHei"/>
+                <w:rFonts w:ascii="Calibri" w:hAnsi="Calibri"/>
                 <w:b w:val="0"/>
-                <w:i w:val="0"/>
                 <w:sz w:val="19"/>
               </w:rPr>
-              <w:t>组合层风险</w:t>
+              <w:t>Portfolio risk layer</w:t>
             </w:r>
           </w:p>
         </w:tc>
         <w:tc>
           <w:tcPr>
-            <w:tcW w:type="dxa" w:w="6768"/>
+            <w:tcW w:type="dxa" w:w="6552"/>
           </w:tcPr>
           <w:p>
             <w:pPr>
@@ -4112,12 +4431,11 @@
             <w:r/>
             <w:r>
               <w:rPr>
-                <w:rFonts w:ascii="Calibri" w:hAnsi="Calibri" w:eastAsia="Microsoft YaHei"/>
+                <w:rFonts w:ascii="Calibri" w:hAnsi="Calibri"/>
                 <w:b w:val="0"/>
-                <w:i w:val="0"/>
                 <w:sz w:val="19"/>
               </w:rPr>
-              <w:t>最后做，等覆盖完成。</w:t>
+              <w:t>Last, once coverage is complete.</w:t>
             </w:r>
           </w:p>
         </w:tc>
@@ -4136,53 +4454,53 @@
       </w:pPr>
       <w:r>
         <w:rPr>
-          <w:rFonts w:ascii="Calibri" w:hAnsi="Calibri" w:eastAsia="Microsoft YaHei"/>
+          <w:rFonts w:ascii="Calibri" w:hAnsi="Calibri"/>
           <w:b w:val="0"/>
           <w:i w:val="0"/>
           <w:color w:val="A63A00"/>
           <w:sz w:val="20"/>
         </w:rPr>
-        <w:t>⚠  绝对不要让人把“</w:t>
+        <w:t xml:space="preserve">⚠  Never let </w:t>
       </w:r>
       <w:r>
         <w:rPr>
-          <w:rFonts w:ascii="Calibri" w:hAnsi="Calibri" w:eastAsia="Microsoft YaHei"/>
+          <w:rFonts w:ascii="Calibri" w:hAnsi="Calibri"/>
           <w:b/>
           <w:i w:val="0"/>
           <w:color w:val="A63A00"/>
           <w:sz w:val="20"/>
         </w:rPr>
-        <w:t>runs on Azure</w:t>
+        <w:t>"runs on Azure"</w:t>
       </w:r>
       <w:r>
         <w:rPr>
-          <w:rFonts w:ascii="Calibri" w:hAnsi="Calibri" w:eastAsia="Microsoft YaHei"/>
+          <w:rFonts w:ascii="Calibri" w:hAnsi="Calibri"/>
           <w:b w:val="0"/>
           <w:i w:val="0"/>
           <w:color w:val="A63A00"/>
           <w:sz w:val="20"/>
         </w:rPr>
-        <w:t>”听成“</w:t>
+        <w:t xml:space="preserve"> be heard as </w:t>
       </w:r>
       <w:r>
         <w:rPr>
-          <w:rFonts w:ascii="Calibri" w:hAnsi="Calibri" w:eastAsia="Microsoft YaHei"/>
+          <w:rFonts w:ascii="Calibri" w:hAnsi="Calibri"/>
           <w:b/>
           <w:i w:val="0"/>
           <w:color w:val="A63A00"/>
           <w:sz w:val="20"/>
         </w:rPr>
-        <w:t>deployed as a service</w:t>
+        <w:t>"deployed as a service"</w:t>
       </w:r>
       <w:r>
         <w:rPr>
-          <w:rFonts w:ascii="Calibri" w:hAnsi="Calibri" w:eastAsia="Microsoft YaHei"/>
+          <w:rFonts w:ascii="Calibri" w:hAnsi="Calibri"/>
           <w:b w:val="0"/>
           <w:i w:val="0"/>
           <w:color w:val="A63A00"/>
           <w:sz w:val="20"/>
         </w:rPr>
-        <w:t>”。前者是真的，后者还没做。这是全场最容易被事后抓住的一句话。</w:t>
+        <w:t>. The first is true and measured; the second is not done. This is the single sentence on your four slides most likely to be quoted back at you later.</w:t>
       </w:r>
     </w:p>
     <w:p>
@@ -4197,13 +4515,13 @@
       </w:pPr>
       <w:r>
         <w:rPr>
-          <w:rFonts w:ascii="Calibri" w:hAnsi="Calibri" w:eastAsia="Microsoft YaHei"/>
+          <w:rFonts w:ascii="Calibri" w:hAnsi="Calibri"/>
           <w:b/>
           <w:i w:val="0"/>
           <w:color w:val="1F4E79"/>
           <w:sz w:val="36"/>
         </w:rPr>
-        <w:t>二 · 逐字讲稿</w:t>
+        <w:t>2 · The script</w:t>
       </w:r>
     </w:p>
     <w:p>
@@ -4213,39 +4531,39 @@
       </w:pPr>
       <w:r>
         <w:rPr>
-          <w:rFonts w:ascii="Calibri" w:hAnsi="Calibri" w:eastAsia="Microsoft YaHei"/>
+          <w:rFonts w:ascii="Calibri" w:hAnsi="Calibri"/>
           <w:b/>
           <w:i w:val="0"/>
           <w:sz w:val="21"/>
         </w:rPr>
-        <w:t>蓝色缩进 = 要说出口的英文原话。</w:t>
+        <w:t>Indented blue is what you say.</w:t>
       </w:r>
       <w:r>
         <w:rPr>
-          <w:rFonts w:ascii="Calibri" w:hAnsi="Calibri" w:eastAsia="Microsoft YaHei"/>
+          <w:rFonts w:ascii="Calibri" w:hAnsi="Calibri"/>
           <w:b w:val="0"/>
           <w:i w:val="0"/>
           <w:sz w:val="21"/>
         </w:rPr>
-        <w:t xml:space="preserve"> 黑字是给你自己看的提示，不要念。每页的时长是数出来的，不是拍的：900 词，纯读稿 6.7 分钟，按汇报节奏（含停顿、看屏幕）约 </w:t>
+        <w:t xml:space="preserve"> Black is a note to you — don't read it out. The timings are counted, not guessed: about 900 spoken words, 6.7 minutes of pure reading, roughly </w:t>
       </w:r>
       <w:r>
         <w:rPr>
-          <w:rFonts w:ascii="Calibri" w:hAnsi="Calibri" w:eastAsia="Microsoft YaHei"/>
+          <w:rFonts w:ascii="Calibri" w:hAnsi="Calibri"/>
           <w:b/>
           <w:i w:val="0"/>
           <w:sz w:val="21"/>
         </w:rPr>
-        <w:t>8.8 分钟</w:t>
+        <w:t>8.8 minutes</w:t>
       </w:r>
       <w:r>
         <w:rPr>
-          <w:rFonts w:ascii="Calibri" w:hAnsi="Calibri" w:eastAsia="Microsoft YaHei"/>
+          <w:rFonts w:ascii="Calibri" w:hAnsi="Calibri"/>
           <w:b w:val="0"/>
           <w:i w:val="0"/>
           <w:sz w:val="21"/>
         </w:rPr>
-        <w:t>。</w:t>
+        <w:t xml:space="preserve"> at presenting pace with pauses.</w:t>
       </w:r>
     </w:p>
     <w:p>
@@ -4255,13 +4573,13 @@
       </w:pPr>
       <w:r>
         <w:rPr>
-          <w:rFonts w:ascii="Calibri" w:hAnsi="Calibri" w:eastAsia="Microsoft YaHei"/>
+          <w:rFonts w:ascii="Calibri" w:hAnsi="Calibri"/>
           <w:b/>
           <w:i w:val="0"/>
           <w:color w:val="1F4E79"/>
           <w:sz w:val="27"/>
         </w:rPr>
-        <w:t>从 Liping 手里接过来（slide 5 → 6）</w:t>
+        <w:t>Taking over from Liping (slide 5 → 6)</w:t>
       </w:r>
     </w:p>
     <w:p>
@@ -4271,12 +4589,12 @@
       </w:pPr>
       <w:r>
         <w:rPr>
-          <w:rFonts w:ascii="Calibri" w:hAnsi="Calibri" w:eastAsia="Microsoft YaHei"/>
+          <w:rFonts w:ascii="Calibri" w:hAnsi="Calibri"/>
           <w:b w:val="0"/>
           <w:i w:val="0"/>
           <w:sz w:val="21"/>
         </w:rPr>
-        <w:t>提示：先给听众一张地图 —— 告诉他们你这半场要讲哪三件事。听众知道路线就会跟得住。</w:t>
+        <w:t>Give the room a map of your half before you start. An audience that knows where you are going stays with you.</w:t>
       </w:r>
     </w:p>
     <w:p>
@@ -4286,7 +4604,7 @@
       </w:pPr>
       <w:r>
         <w:rPr>
-          <w:rFonts w:ascii="Calibri" w:hAnsi="Calibri" w:eastAsia="Microsoft YaHei"/>
+          <w:rFonts w:ascii="Calibri" w:hAnsi="Calibri"/>
           <w:b w:val="0"/>
           <w:i w:val="0"/>
           <w:color w:val="0B3D62"/>
@@ -4302,13 +4620,13 @@
       </w:pPr>
       <w:r>
         <w:rPr>
-          <w:rFonts w:ascii="Calibri" w:hAnsi="Calibri" w:eastAsia="Microsoft YaHei"/>
+          <w:rFonts w:ascii="Calibri" w:hAnsi="Calibri"/>
           <w:b/>
           <w:i w:val="0"/>
           <w:color w:val="1F4E79"/>
           <w:sz w:val="27"/>
         </w:rPr>
-        <w:t>Slide 6 — Coverage · 约 2 分钟</w:t>
+        <w:t>Slide 6 — Coverage · about 2 minutes</w:t>
       </w:r>
     </w:p>
     <w:p>
@@ -4318,7 +4636,7 @@
       </w:pPr>
       <w:r>
         <w:rPr>
-          <w:rFonts w:ascii="Calibri" w:hAnsi="Calibri" w:eastAsia="Microsoft YaHei"/>
+          <w:rFonts w:ascii="Calibri" w:hAnsi="Calibri"/>
           <w:b w:val="0"/>
           <w:i w:val="0"/>
           <w:color w:val="0B3D62"/>
@@ -4334,7 +4652,7 @@
       </w:pPr>
       <w:r>
         <w:rPr>
-          <w:rFonts w:ascii="Calibri" w:hAnsi="Calibri" w:eastAsia="Microsoft YaHei"/>
+          <w:rFonts w:ascii="Calibri" w:hAnsi="Calibri"/>
           <w:b w:val="0"/>
           <w:i w:val="0"/>
           <w:color w:val="0B3D62"/>
@@ -4350,7 +4668,7 @@
       </w:pPr>
       <w:r>
         <w:rPr>
-          <w:rFonts w:ascii="Calibri" w:hAnsi="Calibri" w:eastAsia="Microsoft YaHei"/>
+          <w:rFonts w:ascii="Calibri" w:hAnsi="Calibri"/>
           <w:b w:val="0"/>
           <w:i w:val="0"/>
           <w:color w:val="0B3D62"/>
@@ -4366,33 +4684,33 @@
       </w:pPr>
       <w:r>
         <w:rPr>
-          <w:rFonts w:ascii="Calibri" w:hAnsi="Calibri" w:eastAsia="Microsoft YaHei"/>
+          <w:rFonts w:ascii="Calibri" w:hAnsi="Calibri"/>
           <w:b w:val="0"/>
           <w:i w:val="0"/>
           <w:color w:val="A63A00"/>
           <w:sz w:val="20"/>
         </w:rPr>
-        <w:t>⚠  就说到“requested in July”为止。</w:t>
+        <w:t xml:space="preserve">⚠  Stop at "requested in July". </w:t>
       </w:r>
       <w:r>
         <w:rPr>
-          <w:rFonts w:ascii="Calibri" w:hAnsi="Calibri" w:eastAsia="Microsoft YaHei"/>
+          <w:rFonts w:ascii="Calibri" w:hAnsi="Calibri"/>
           <w:b/>
           <w:i w:val="0"/>
           <w:color w:val="A63A00"/>
           <w:sz w:val="20"/>
         </w:rPr>
-        <w:t>不要加“still outstanding”</w:t>
+        <w:t>Do not add "still outstanding"</w:t>
       </w:r>
       <w:r>
         <w:rPr>
-          <w:rFonts w:ascii="Calibri" w:hAnsi="Calibri" w:eastAsia="Microsoft YaHei"/>
+          <w:rFonts w:ascii="Calibri" w:hAnsi="Calibri"/>
           <w:b w:val="0"/>
           <w:i w:val="0"/>
           <w:color w:val="A63A00"/>
           <w:sz w:val="20"/>
         </w:rPr>
-        <w:t>，除非你今晚确认了 Liping 那份 MBS 数据还没到。</w:t>
+        <w:t xml:space="preserve"> unless you have confirmed that Liping's mortgage data has not arrived.</w:t>
       </w:r>
     </w:p>
     <w:p>
@@ -4402,7 +4720,7 @@
       </w:pPr>
       <w:r>
         <w:rPr>
-          <w:rFonts w:ascii="Calibri" w:hAnsi="Calibri" w:eastAsia="Microsoft YaHei"/>
+          <w:rFonts w:ascii="Calibri" w:hAnsi="Calibri"/>
           <w:b w:val="0"/>
           <w:i w:val="0"/>
           <w:color w:val="0B3D62"/>
@@ -4418,7 +4736,7 @@
       </w:pPr>
       <w:r>
         <w:rPr>
-          <w:rFonts w:ascii="Calibri" w:hAnsi="Calibri" w:eastAsia="Microsoft YaHei"/>
+          <w:rFonts w:ascii="Calibri" w:hAnsi="Calibri"/>
           <w:b w:val="0"/>
           <w:i w:val="0"/>
           <w:color w:val="0B3D62"/>
@@ -4434,7 +4752,7 @@
       </w:pPr>
       <w:r>
         <w:rPr>
-          <w:rFonts w:ascii="Calibri" w:hAnsi="Calibri" w:eastAsia="Microsoft YaHei"/>
+          <w:rFonts w:ascii="Calibri" w:hAnsi="Calibri"/>
           <w:b w:val="0"/>
           <w:i w:val="0"/>
           <w:color w:val="0B3D62"/>
@@ -4450,13 +4768,13 @@
       </w:pPr>
       <w:r>
         <w:rPr>
-          <w:rFonts w:ascii="Calibri" w:hAnsi="Calibri" w:eastAsia="Microsoft YaHei"/>
+          <w:rFonts w:ascii="Calibri" w:hAnsi="Calibri"/>
           <w:b/>
           <w:i w:val="0"/>
           <w:color w:val="1F4E79"/>
           <w:sz w:val="27"/>
         </w:rPr>
-        <w:t>Slide 7 — The thirteen categories · 约 1.5 分钟</w:t>
+        <w:t>Slide 7 — The thirteen categories · about 1.5 minutes</w:t>
       </w:r>
     </w:p>
     <w:p>
@@ -4466,12 +4784,12 @@
       </w:pPr>
       <w:r>
         <w:rPr>
-          <w:rFonts w:ascii="Calibri" w:hAnsi="Calibri" w:eastAsia="Microsoft YaHei"/>
+          <w:rFonts w:ascii="Calibri" w:hAnsi="Calibri"/>
           <w:b w:val="0"/>
           <w:i w:val="0"/>
           <w:sz w:val="21"/>
         </w:rPr>
-        <w:t>提示：这页不要逐行念。说清两列的区别，再指出三块就行。</w:t>
+        <w:t>Do not read the table row by row. Explain the two columns, point at three blocks, and move on.</w:t>
       </w:r>
     </w:p>
     <w:p>
@@ -4481,7 +4799,7 @@
       </w:pPr>
       <w:r>
         <w:rPr>
-          <w:rFonts w:ascii="Calibri" w:hAnsi="Calibri" w:eastAsia="Microsoft YaHei"/>
+          <w:rFonts w:ascii="Calibri" w:hAnsi="Calibri"/>
           <w:b w:val="0"/>
           <w:i w:val="0"/>
           <w:color w:val="0B3D62"/>
@@ -4497,7 +4815,7 @@
       </w:pPr>
       <w:r>
         <w:rPr>
-          <w:rFonts w:ascii="Calibri" w:hAnsi="Calibri" w:eastAsia="Microsoft YaHei"/>
+          <w:rFonts w:ascii="Calibri" w:hAnsi="Calibri"/>
           <w:b w:val="0"/>
           <w:i w:val="0"/>
           <w:color w:val="0B3D62"/>
@@ -4513,7 +4831,7 @@
       </w:pPr>
       <w:r>
         <w:rPr>
-          <w:rFonts w:ascii="Calibri" w:hAnsi="Calibri" w:eastAsia="Microsoft YaHei"/>
+          <w:rFonts w:ascii="Calibri" w:hAnsi="Calibri"/>
           <w:b w:val="0"/>
           <w:i w:val="0"/>
           <w:color w:val="0B3D62"/>
@@ -4529,7 +4847,7 @@
       </w:pPr>
       <w:r>
         <w:rPr>
-          <w:rFonts w:ascii="Calibri" w:hAnsi="Calibri" w:eastAsia="Microsoft YaHei"/>
+          <w:rFonts w:ascii="Calibri" w:hAnsi="Calibri"/>
           <w:b w:val="0"/>
           <w:i w:val="0"/>
           <w:color w:val="0B3D62"/>
@@ -4545,13 +4863,13 @@
       </w:pPr>
       <w:r>
         <w:rPr>
-          <w:rFonts w:ascii="Calibri" w:hAnsi="Calibri" w:eastAsia="Microsoft YaHei"/>
+          <w:rFonts w:ascii="Calibri" w:hAnsi="Calibri"/>
           <w:b/>
           <w:i w:val="0"/>
           <w:color w:val="1F4E79"/>
           <w:sz w:val="27"/>
         </w:rPr>
-        <w:t>Slide 8 — How we know the numbers are right · 约 3 分钟  ⭐</w:t>
+        <w:t>Slide 8 — How we know the numbers are right · about 3 minutes  ⭐</w:t>
       </w:r>
     </w:p>
     <w:p>
@@ -4561,30 +4879,21 @@
       </w:pPr>
       <w:r>
         <w:rPr>
-          <w:rFonts w:ascii="Calibri" w:hAnsi="Calibri" w:eastAsia="Microsoft YaHei"/>
+          <w:rFonts w:ascii="Calibri" w:hAnsi="Calibri"/>
+          <w:b/>
+          <w:i w:val="0"/>
+          <w:sz w:val="21"/>
+        </w:rPr>
+        <w:t>This is the centre of your half. Slow down.</w:t>
+      </w:r>
+      <w:r>
+        <w:rPr>
+          <w:rFonts w:ascii="Calibri" w:hAnsi="Calibri"/>
           <w:b w:val="0"/>
           <w:i w:val="0"/>
           <w:sz w:val="21"/>
         </w:rPr>
-        <w:t>提示：</w:t>
-      </w:r>
-      <w:r>
-        <w:rPr>
-          <w:rFonts w:ascii="Calibri" w:hAnsi="Calibri" w:eastAsia="Microsoft YaHei"/>
-          <w:b/>
-          <w:i w:val="0"/>
-          <w:sz w:val="21"/>
-        </w:rPr>
-        <w:t>这是你这半场的重心，慢一点讲。</w:t>
-      </w:r>
-      <w:r>
-        <w:rPr>
-          <w:rFonts w:ascii="Calibri" w:hAnsi="Calibri" w:eastAsia="Microsoft YaHei"/>
-          <w:b w:val="0"/>
-          <w:i w:val="0"/>
-          <w:sz w:val="21"/>
-        </w:rPr>
-        <w:t xml:space="preserve"> 先把“为什么需要这一页”说清楚 —— 这一段不在屏幕上，但它是全页的钥匙，而且会把一个尖锐提问提前化掉。</w:t>
+        <w:t xml:space="preserve"> Lead with why the slide needs to exist — that opening is not on the screen, but it is the key to the whole page, and it defuses the sharpest question before it is asked.</w:t>
       </w:r>
     </w:p>
     <w:p>
@@ -4594,7 +4903,7 @@
       </w:pPr>
       <w:r>
         <w:rPr>
-          <w:rFonts w:ascii="Calibri" w:hAnsi="Calibri" w:eastAsia="Microsoft YaHei"/>
+          <w:rFonts w:ascii="Calibri" w:hAnsi="Calibri"/>
           <w:b w:val="0"/>
           <w:i w:val="0"/>
           <w:color w:val="0B3D62"/>
@@ -4610,7 +4919,7 @@
       </w:pPr>
       <w:r>
         <w:rPr>
-          <w:rFonts w:ascii="Calibri" w:hAnsi="Calibri" w:eastAsia="Microsoft YaHei"/>
+          <w:rFonts w:ascii="Calibri" w:hAnsi="Calibri"/>
           <w:b w:val="0"/>
           <w:i w:val="0"/>
           <w:color w:val="0B3D62"/>
@@ -4626,7 +4935,7 @@
       </w:pPr>
       <w:r>
         <w:rPr>
-          <w:rFonts w:ascii="Calibri" w:hAnsi="Calibri" w:eastAsia="Microsoft YaHei"/>
+          <w:rFonts w:ascii="Calibri" w:hAnsi="Calibri"/>
           <w:b w:val="0"/>
           <w:i w:val="0"/>
           <w:color w:val="0B3D62"/>
@@ -4642,7 +4951,7 @@
       </w:pPr>
       <w:r>
         <w:rPr>
-          <w:rFonts w:ascii="Calibri" w:hAnsi="Calibri" w:eastAsia="Microsoft YaHei"/>
+          <w:rFonts w:ascii="Calibri" w:hAnsi="Calibri"/>
           <w:b w:val="0"/>
           <w:i w:val="0"/>
           <w:color w:val="0B3D62"/>
@@ -4658,7 +4967,7 @@
       </w:pPr>
       <w:r>
         <w:rPr>
-          <w:rFonts w:ascii="Calibri" w:hAnsi="Calibri" w:eastAsia="Microsoft YaHei"/>
+          <w:rFonts w:ascii="Calibri" w:hAnsi="Calibri"/>
           <w:b w:val="0"/>
           <w:i w:val="0"/>
           <w:color w:val="0B3D62"/>
@@ -4674,7 +4983,7 @@
       </w:pPr>
       <w:r>
         <w:rPr>
-          <w:rFonts w:ascii="Calibri" w:hAnsi="Calibri" w:eastAsia="Microsoft YaHei"/>
+          <w:rFonts w:ascii="Calibri" w:hAnsi="Calibri"/>
           <w:b w:val="0"/>
           <w:i w:val="0"/>
           <w:color w:val="0B3D62"/>
@@ -4690,7 +4999,7 @@
       </w:pPr>
       <w:r>
         <w:rPr>
-          <w:rFonts w:ascii="Calibri" w:hAnsi="Calibri" w:eastAsia="Microsoft YaHei"/>
+          <w:rFonts w:ascii="Calibri" w:hAnsi="Calibri"/>
           <w:b w:val="0"/>
           <w:i w:val="0"/>
           <w:color w:val="0B3D62"/>
@@ -4706,7 +5015,7 @@
       </w:pPr>
       <w:r>
         <w:rPr>
-          <w:rFonts w:ascii="Calibri" w:hAnsi="Calibri" w:eastAsia="Microsoft YaHei"/>
+          <w:rFonts w:ascii="Calibri" w:hAnsi="Calibri"/>
           <w:b w:val="0"/>
           <w:i w:val="0"/>
           <w:color w:val="0B3D62"/>
@@ -4722,13 +5031,13 @@
       </w:pPr>
       <w:r>
         <w:rPr>
-          <w:rFonts w:ascii="Calibri" w:hAnsi="Calibri" w:eastAsia="Microsoft YaHei"/>
+          <w:rFonts w:ascii="Calibri" w:hAnsi="Calibri"/>
           <w:b/>
           <w:i w:val="0"/>
           <w:color w:val="1F4E79"/>
           <w:sz w:val="27"/>
         </w:rPr>
-        <w:t>Slide 9 — What's next · 约 2 分钟</w:t>
+        <w:t>Slide 9 — What's next · about 2 minutes</w:t>
       </w:r>
     </w:p>
     <w:p>
@@ -4738,7 +5047,7 @@
       </w:pPr>
       <w:r>
         <w:rPr>
-          <w:rFonts w:ascii="Calibri" w:hAnsi="Calibri" w:eastAsia="Microsoft YaHei"/>
+          <w:rFonts w:ascii="Calibri" w:hAnsi="Calibri"/>
           <w:b w:val="0"/>
           <w:i w:val="0"/>
           <w:color w:val="0B3D62"/>
@@ -4754,7 +5063,7 @@
       </w:pPr>
       <w:r>
         <w:rPr>
-          <w:rFonts w:ascii="Calibri" w:hAnsi="Calibri" w:eastAsia="Microsoft YaHei"/>
+          <w:rFonts w:ascii="Calibri" w:hAnsi="Calibri"/>
           <w:b w:val="0"/>
           <w:i w:val="0"/>
           <w:color w:val="0B3D62"/>
@@ -4770,7 +5079,7 @@
       </w:pPr>
       <w:r>
         <w:rPr>
-          <w:rFonts w:ascii="Calibri" w:hAnsi="Calibri" w:eastAsia="Microsoft YaHei"/>
+          <w:rFonts w:ascii="Calibri" w:hAnsi="Calibri"/>
           <w:b w:val="0"/>
           <w:i w:val="0"/>
           <w:color w:val="0B3D62"/>
@@ -4786,7 +5095,7 @@
       </w:pPr>
       <w:r>
         <w:rPr>
-          <w:rFonts w:ascii="Calibri" w:hAnsi="Calibri" w:eastAsia="Microsoft YaHei"/>
+          <w:rFonts w:ascii="Calibri" w:hAnsi="Calibri"/>
           <w:b w:val="0"/>
           <w:i w:val="0"/>
           <w:color w:val="0B3D62"/>
@@ -4802,7 +5111,7 @@
       </w:pPr>
       <w:r>
         <w:rPr>
-          <w:rFonts w:ascii="Calibri" w:hAnsi="Calibri" w:eastAsia="Microsoft YaHei"/>
+          <w:rFonts w:ascii="Calibri" w:hAnsi="Calibri"/>
           <w:b w:val="0"/>
           <w:i w:val="0"/>
           <w:color w:val="0B3D62"/>
@@ -4818,7 +5127,7 @@
       </w:pPr>
       <w:r>
         <w:rPr>
-          <w:rFonts w:ascii="Calibri" w:hAnsi="Calibri" w:eastAsia="Microsoft YaHei"/>
+          <w:rFonts w:ascii="Calibri" w:hAnsi="Calibri"/>
           <w:b w:val="0"/>
           <w:i w:val="0"/>
           <w:color w:val="0B3D62"/>
@@ -4839,13 +5148,13 @@
       </w:pPr>
       <w:r>
         <w:rPr>
-          <w:rFonts w:ascii="Calibri" w:hAnsi="Calibri" w:eastAsia="Microsoft YaHei"/>
+          <w:rFonts w:ascii="Calibri" w:hAnsi="Calibri"/>
           <w:b/>
           <w:i w:val="0"/>
           <w:color w:val="1F4E79"/>
           <w:sz w:val="36"/>
         </w:rPr>
-        <w:t>三 · Q&amp;A 预案</w:t>
+        <w:t>3 · Questions to expect</w:t>
       </w:r>
     </w:p>
     <w:p>
@@ -4855,12 +5164,12 @@
       </w:pPr>
       <w:r>
         <w:rPr>
-          <w:rFonts w:ascii="Calibri" w:hAnsi="Calibri" w:eastAsia="Microsoft YaHei"/>
+          <w:rFonts w:ascii="Calibri" w:hAnsi="Calibri"/>
           <w:b w:val="0"/>
           <w:i w:val="0"/>
           <w:sz w:val="21"/>
         </w:rPr>
-        <w:t>按“被问到的概率 × 答不好的代价”排序。</w:t>
+        <w:t>Ordered by likelihood of being asked multiplied by the cost of answering badly.</w:t>
       </w:r>
     </w:p>
     <w:p>
@@ -4870,13 +5179,13 @@
       </w:pPr>
       <w:r>
         <w:rPr>
-          <w:rFonts w:ascii="Calibri" w:hAnsi="Calibri" w:eastAsia="Microsoft YaHei"/>
+          <w:rFonts w:ascii="Calibri" w:hAnsi="Calibri"/>
           <w:b/>
           <w:i w:val="0"/>
           <w:color w:val="1F4E79"/>
           <w:sz w:val="27"/>
         </w:rPr>
-        <w:t>Q1  ⭐ “You calibrate to the custodian's price — so of course your price matches. How is that validation?”</w:t>
+        <w:t>Q1  ⭐  "You calibrate to the custodian's price — so of course your price matches. How is that validation?"</w:t>
       </w:r>
     </w:p>
     <w:p>
@@ -4886,21 +5195,21 @@
       </w:pPr>
       <w:r>
         <w:rPr>
-          <w:rFonts w:ascii="Calibri" w:hAnsi="Calibri" w:eastAsia="Microsoft YaHei"/>
+          <w:rFonts w:ascii="Calibri" w:hAnsi="Calibri"/>
           <w:b/>
           <w:i w:val="0"/>
           <w:sz w:val="21"/>
         </w:rPr>
-        <w:t>这是整场最锐的问题，而且很可能真的被问。</w:t>
+        <w:t>The sharpest question in the room, and a real possibility here.</w:t>
       </w:r>
       <w:r>
         <w:rPr>
-          <w:rFonts w:ascii="Calibri" w:hAnsi="Calibri" w:eastAsia="Microsoft YaHei"/>
+          <w:rFonts w:ascii="Calibri" w:hAnsi="Calibri"/>
           <w:b w:val="0"/>
           <w:i w:val="0"/>
           <w:sz w:val="21"/>
         </w:rPr>
-        <w:t xml:space="preserve"> 一个做固收的人一眼就看得出来。答好了是加分项。</w:t>
+        <w:t xml:space="preserve"> Anyone who has worked in fixed income sees it immediately. Answering it well is worth more than the rest of the presentation.</w:t>
       </w:r>
     </w:p>
     <w:p>
@@ -4910,7 +5219,7 @@
       </w:pPr>
       <w:r>
         <w:rPr>
-          <w:rFonts w:ascii="Calibri" w:hAnsi="Calibri" w:eastAsia="Microsoft YaHei"/>
+          <w:rFonts w:ascii="Calibri" w:hAnsi="Calibri"/>
           <w:b w:val="0"/>
           <w:i w:val="0"/>
           <w:color w:val="0B3D62"/>
@@ -4926,13 +5235,13 @@
       </w:pPr>
       <w:r>
         <w:rPr>
-          <w:rFonts w:ascii="Calibri" w:hAnsi="Calibri" w:eastAsia="Microsoft YaHei"/>
+          <w:rFonts w:ascii="Calibri" w:hAnsi="Calibri"/>
           <w:b/>
           <w:i w:val="0"/>
           <w:color w:val="1F4E79"/>
           <w:sz w:val="27"/>
         </w:rPr>
-        <w:t>Q2  “Why 2009 data?”</w:t>
+        <w:t>Q2  "Why 2009 data?"</w:t>
       </w:r>
     </w:p>
     <w:p>
@@ -4942,7 +5251,7 @@
       </w:pPr>
       <w:r>
         <w:rPr>
-          <w:rFonts w:ascii="Calibri" w:hAnsi="Calibri" w:eastAsia="Microsoft YaHei"/>
+          <w:rFonts w:ascii="Calibri" w:hAnsi="Calibri"/>
           <w:b w:val="0"/>
           <w:i w:val="0"/>
           <w:color w:val="0B3D62"/>
@@ -4958,13 +5267,13 @@
       </w:pPr>
       <w:r>
         <w:rPr>
-          <w:rFonts w:ascii="Calibri" w:hAnsi="Calibri" w:eastAsia="Microsoft YaHei"/>
+          <w:rFonts w:ascii="Calibri" w:hAnsi="Calibri"/>
           <w:b/>
           <w:i w:val="0"/>
           <w:color w:val="1F4E79"/>
           <w:sz w:val="27"/>
         </w:rPr>
-        <w:t>Q3  “Once the mortgage data lands, how long?”</w:t>
+        <w:t>Q3  "Once the mortgage data lands, how long?"</w:t>
       </w:r>
     </w:p>
     <w:p>
@@ -4974,7 +5283,7 @@
       </w:pPr>
       <w:r>
         <w:rPr>
-          <w:rFonts w:ascii="Calibri" w:hAnsi="Calibri" w:eastAsia="Microsoft YaHei"/>
+          <w:rFonts w:ascii="Calibri" w:hAnsi="Calibri"/>
           <w:b w:val="0"/>
           <w:i w:val="0"/>
           <w:color w:val="0B3D62"/>
@@ -4990,7 +5299,7 @@
       </w:pPr>
       <w:r>
         <w:rPr>
-          <w:rFonts w:ascii="Calibri" w:hAnsi="Calibri" w:eastAsia="Microsoft YaHei"/>
+          <w:rFonts w:ascii="Calibri" w:hAnsi="Calibri"/>
           <w:b w:val="0"/>
           <w:i w:val="0"/>
           <w:color w:val="A63A00"/>
@@ -5000,23 +5309,23 @@
       </w:r>
       <w:r>
         <w:rPr>
-          <w:rFonts w:ascii="Calibri" w:hAnsi="Calibri" w:eastAsia="Microsoft YaHei"/>
+          <w:rFonts w:ascii="Calibri" w:hAnsi="Calibri"/>
           <w:b/>
           <w:i w:val="0"/>
           <w:color w:val="A63A00"/>
           <w:sz w:val="20"/>
         </w:rPr>
-        <w:t>不要承诺日期。</w:t>
+        <w:t>Do not commit to a date.</w:t>
       </w:r>
       <w:r>
         <w:rPr>
-          <w:rFonts w:ascii="Calibri" w:hAnsi="Calibri" w:eastAsia="Microsoft YaHei"/>
+          <w:rFonts w:ascii="Calibri" w:hAnsi="Calibri"/>
           <w:b w:val="0"/>
           <w:i w:val="0"/>
           <w:color w:val="A63A00"/>
           <w:sz w:val="20"/>
         </w:rPr>
-        <w:t xml:space="preserve"> 投资人会记住日期。</w:t>
+        <w:t xml:space="preserve"> Investors remember dates.</w:t>
       </w:r>
     </w:p>
     <w:p>
@@ -5026,13 +5335,13 @@
       </w:pPr>
       <w:r>
         <w:rPr>
-          <w:rFonts w:ascii="Calibri" w:hAnsi="Calibri" w:eastAsia="Microsoft YaHei"/>
+          <w:rFonts w:ascii="Calibri" w:hAnsi="Calibri"/>
           <w:b/>
           <w:i w:val="0"/>
           <w:color w:val="1F4E79"/>
           <w:sz w:val="27"/>
         </w:rPr>
-        <w:t>Q4  “Is it production-ready? Could the client run it tomorrow?”</w:t>
+        <w:t>Q4  "Is it production-ready? Could the client run it tomorrow?"</w:t>
       </w:r>
     </w:p>
     <w:p>
@@ -5042,7 +5351,7 @@
       </w:pPr>
       <w:r>
         <w:rPr>
-          <w:rFonts w:ascii="Calibri" w:hAnsi="Calibri" w:eastAsia="Microsoft YaHei"/>
+          <w:rFonts w:ascii="Calibri" w:hAnsi="Calibri"/>
           <w:b w:val="0"/>
           <w:i w:val="0"/>
           <w:color w:val="0B3D62"/>
@@ -5058,13 +5367,13 @@
       </w:pPr>
       <w:r>
         <w:rPr>
-          <w:rFonts w:ascii="Calibri" w:hAnsi="Calibri" w:eastAsia="Microsoft YaHei"/>
+          <w:rFonts w:ascii="Calibri" w:hAnsi="Calibri"/>
           <w:b/>
           <w:i w:val="0"/>
           <w:color w:val="1F4E79"/>
           <w:sz w:val="27"/>
         </w:rPr>
-        <w:t>Q5  “Why is the US number forty basis points and not zero, if the zero test works?”</w:t>
+        <w:t>Q5  "Why is the US number forty basis points and not zero, if the zero test works?"</w:t>
       </w:r>
     </w:p>
     <w:p>
@@ -5074,7 +5383,7 @@
       </w:pPr>
       <w:r>
         <w:rPr>
-          <w:rFonts w:ascii="Calibri" w:hAnsi="Calibri" w:eastAsia="Microsoft YaHei"/>
+          <w:rFonts w:ascii="Calibri" w:hAnsi="Calibri"/>
           <w:b w:val="0"/>
           <w:i w:val="0"/>
           <w:sz w:val="21"/>
@@ -5083,21 +5392,21 @@
       </w:r>
       <w:r>
         <w:rPr>
-          <w:rFonts w:ascii="Calibri" w:hAnsi="Calibri" w:eastAsia="Microsoft YaHei"/>
+          <w:rFonts w:ascii="Calibri" w:hAnsi="Calibri"/>
           <w:b/>
           <w:i w:val="0"/>
           <w:sz w:val="21"/>
         </w:rPr>
-        <w:t>如果有人问这个，说明房间里有真懂固收的人。</w:t>
+        <w:t>If somebody asks this, there is a real fixed-income person in the room.</w:t>
       </w:r>
       <w:r>
         <w:rPr>
-          <w:rFonts w:ascii="Calibri" w:hAnsi="Calibri" w:eastAsia="Microsoft YaHei"/>
+          <w:rFonts w:ascii="Calibri" w:hAnsi="Calibri"/>
           <w:b w:val="0"/>
           <w:i w:val="0"/>
           <w:sz w:val="21"/>
         </w:rPr>
-        <w:t xml:space="preserve"> 这个答案会让他记住你。</w:t>
+        <w:t xml:space="preserve"> This answer will make them remember you.</w:t>
       </w:r>
     </w:p>
     <w:p>
@@ -5107,7 +5416,7 @@
       </w:pPr>
       <w:r>
         <w:rPr>
-          <w:rFonts w:ascii="Calibri" w:hAnsi="Calibri" w:eastAsia="Microsoft YaHei"/>
+          <w:rFonts w:ascii="Calibri" w:hAnsi="Calibri"/>
           <w:b w:val="0"/>
           <w:i w:val="0"/>
           <w:color w:val="0B3D62"/>
@@ -5123,13 +5432,13 @@
       </w:pPr>
       <w:r>
         <w:rPr>
-          <w:rFonts w:ascii="Calibri" w:hAnsi="Calibri" w:eastAsia="Microsoft YaHei"/>
+          <w:rFonts w:ascii="Calibri" w:hAnsi="Calibri"/>
           <w:b/>
           <w:i w:val="0"/>
           <w:color w:val="1F4E79"/>
           <w:sz w:val="27"/>
         </w:rPr>
-        <w:t>Q6  “How big is the team? How long?”</w:t>
+        <w:t>Q6  "How big is the team? How long?"</w:t>
       </w:r>
     </w:p>
     <w:p>
@@ -5139,7 +5448,7 @@
       </w:pPr>
       <w:r>
         <w:rPr>
-          <w:rFonts w:ascii="Calibri" w:hAnsi="Calibri" w:eastAsia="Microsoft YaHei"/>
+          <w:rFonts w:ascii="Calibri" w:hAnsi="Calibri"/>
           <w:b w:val="0"/>
           <w:i w:val="0"/>
           <w:color w:val="0B3D62"/>
@@ -5155,13 +5464,13 @@
       </w:pPr>
       <w:r>
         <w:rPr>
-          <w:rFonts w:ascii="Calibri" w:hAnsi="Calibri" w:eastAsia="Microsoft YaHei"/>
+          <w:rFonts w:ascii="Calibri" w:hAnsi="Calibri"/>
           <w:b/>
           <w:i w:val="0"/>
           <w:color w:val="1F4E79"/>
           <w:sz w:val="27"/>
         </w:rPr>
-        <w:t>Q7  “What's the commercial case?”</w:t>
+        <w:t>Q7  "What's the commercial case?"</w:t>
       </w:r>
     </w:p>
     <w:p>
@@ -5171,12 +5480,12 @@
       </w:pPr>
       <w:r>
         <w:rPr>
-          <w:rFonts w:ascii="Calibri" w:hAnsi="Calibri" w:eastAsia="Microsoft YaHei"/>
+          <w:rFonts w:ascii="Calibri" w:hAnsi="Calibri"/>
           <w:b w:val="0"/>
           <w:i w:val="0"/>
           <w:sz w:val="21"/>
         </w:rPr>
-        <w:t>这是 Liping 那半场的内容，但你要能接住。</w:t>
+        <w:t>Liping's territory, but you should be able to carry it for thirty seconds and hand back.</w:t>
       </w:r>
     </w:p>
     <w:p>
@@ -5186,13 +5495,49 @@
       </w:pPr>
       <w:r>
         <w:rPr>
-          <w:rFonts w:ascii="Calibri" w:hAnsi="Calibri" w:eastAsia="Microsoft YaHei"/>
+          <w:rFonts w:ascii="Calibri" w:hAnsi="Calibri"/>
           <w:b w:val="0"/>
           <w:i w:val="0"/>
           <w:color w:val="0B3D62"/>
           <w:sz w:val="23"/>
         </w:rPr>
-        <w:t>The capability that doesn't exist today isn't speed — it's scenario analysis at all. A thousand-round what-if in the spreadsheet either takes days or crashes it, so nobody asks for it. At forty seconds a full revaluation, a thousand scenarios becomes a capacity question, and capacity you can buy.</w:t>
+        <w:t>The capability that's missing today isn't speed — it's scenario analysis at all. Running a thousand what-if scenarios in the spreadsheet isn't practical, so nobody asks for it. At forty seconds for a full revaluation, a thousand scenarios becomes a capacity question — and capacity you can buy.</w:t>
+      </w:r>
+    </w:p>
+    <w:p>
+      <w:pPr>
+        <w:spacing w:before="100" w:after="100"/>
+        <w:ind w:left="144"/>
+      </w:pPr>
+      <w:r>
+        <w:rPr>
+          <w:rFonts w:ascii="Calibri" w:hAnsi="Calibri"/>
+          <w:b w:val="0"/>
+          <w:i w:val="0"/>
+          <w:color w:val="A63A00"/>
+          <w:sz w:val="20"/>
+        </w:rPr>
+        <w:t xml:space="preserve">⚠  </w:t>
+      </w:r>
+      <w:r>
+        <w:rPr>
+          <w:rFonts w:ascii="Calibri" w:hAnsi="Calibri"/>
+          <w:b/>
+          <w:i w:val="0"/>
+          <w:color w:val="A63A00"/>
+          <w:sz w:val="20"/>
+        </w:rPr>
+        <w:t>Do not put a number on how long the old tool takes.</w:t>
+      </w:r>
+      <w:r>
+        <w:rPr>
+          <w:rFonts w:ascii="Calibri" w:hAnsi="Calibri"/>
+          <w:b w:val="0"/>
+          <w:i w:val="0"/>
+          <w:color w:val="A63A00"/>
+          <w:sz w:val="20"/>
+        </w:rPr>
+        <w:t xml:space="preserve"> We have never timed it. "Isn't practical" is Liping's and Mario's description of the workflow and is safe; "takes days" is an invention, and Mario could correct you in the room.</w:t>
       </w:r>
     </w:p>
     <w:p>
@@ -5202,13 +5547,13 @@
       </w:pPr>
       <w:r>
         <w:rPr>
-          <w:rFonts w:ascii="Calibri" w:hAnsi="Calibri" w:eastAsia="Microsoft YaHei"/>
+          <w:rFonts w:ascii="Calibri" w:hAnsi="Calibri"/>
           <w:b/>
           <w:i w:val="0"/>
           <w:color w:val="1F4E79"/>
           <w:sz w:val="27"/>
         </w:rPr>
-        <w:t>Q8  “你具体做了什么？” / “What did you build?”</w:t>
+        <w:t>Q8  "What did you build?"</w:t>
       </w:r>
     </w:p>
     <w:p>
@@ -5218,33 +5563,33 @@
       </w:pPr>
       <w:r>
         <w:rPr>
-          <w:rFonts w:ascii="Calibri" w:hAnsi="Calibri" w:eastAsia="Microsoft YaHei"/>
+          <w:rFonts w:ascii="Calibri" w:hAnsi="Calibri"/>
           <w:b w:val="0"/>
           <w:i w:val="0"/>
           <w:color w:val="A63A00"/>
           <w:sz w:val="20"/>
         </w:rPr>
-        <w:t>⚠  这个问题对你的目的最重要。</w:t>
+        <w:t xml:space="preserve">⚠  </w:t>
       </w:r>
       <w:r>
         <w:rPr>
-          <w:rFonts w:ascii="Calibri" w:hAnsi="Calibri" w:eastAsia="Microsoft YaHei"/>
+          <w:rFonts w:ascii="Calibri" w:hAnsi="Calibri"/>
           <w:b/>
           <w:i w:val="0"/>
           <w:color w:val="A63A00"/>
           <w:sz w:val="20"/>
         </w:rPr>
-        <w:t>具体，不要谦虚到模糊，也不要括大。</w:t>
+        <w:t>The most important question for your own purposes.</w:t>
       </w:r>
       <w:r>
         <w:rPr>
-          <w:rFonts w:ascii="Calibri" w:hAnsi="Calibri" w:eastAsia="Microsoft YaHei"/>
+          <w:rFonts w:ascii="Calibri" w:hAnsi="Calibri"/>
           <w:b w:val="0"/>
           <w:i w:val="0"/>
           <w:color w:val="A63A00"/>
           <w:sz w:val="20"/>
         </w:rPr>
-        <w:t xml:space="preserve"> 用下一页三个故事里的任意一个回答 —— 讲一个具体的技术判断，比列一串职责有力得多。</w:t>
+        <w:t xml:space="preserve"> Be specific. Vague modesty costs you exactly as much as overclaiming. Answer it with one of the three stories overleaf — a concrete technical judgement lands far harder than a list of responsibilities.</w:t>
       </w:r>
     </w:p>
     <w:p>
@@ -5259,13 +5604,13 @@
       </w:pPr>
       <w:r>
         <w:rPr>
-          <w:rFonts w:ascii="Calibri" w:hAnsi="Calibri" w:eastAsia="Microsoft YaHei"/>
+          <w:rFonts w:ascii="Calibri" w:hAnsi="Calibri"/>
           <w:b/>
           <w:i w:val="0"/>
           <w:color w:val="1F4E79"/>
           <w:sz w:val="36"/>
         </w:rPr>
-        <w:t>四 · 如果有机会展示你自己：三个真实故事</w:t>
+        <w:t>4 · Three true stories, for when someone asks what was hard</w:t>
       </w:r>
     </w:p>
     <w:p>
@@ -5275,30 +5620,21 @@
       </w:pPr>
       <w:r>
         <w:rPr>
-          <w:rFonts w:ascii="Calibri" w:hAnsi="Calibri" w:eastAsia="Microsoft YaHei"/>
+          <w:rFonts w:ascii="Calibri" w:hAnsi="Calibri"/>
           <w:b w:val="0"/>
           <w:i w:val="0"/>
           <w:sz w:val="21"/>
         </w:rPr>
-        <w:t>三个都是真事，都能在 60 秒内讲完。按听众选：</w:t>
+        <w:t xml:space="preserve">All three are true, and each takes under a minute. Pick by audience: </w:t>
       </w:r>
       <w:r>
         <w:rPr>
-          <w:rFonts w:ascii="Calibri" w:hAnsi="Calibri" w:eastAsia="Microsoft YaHei"/>
+          <w:rFonts w:ascii="Calibri" w:hAnsi="Calibri"/>
           <w:b/>
           <w:i w:val="0"/>
           <w:sz w:val="21"/>
         </w:rPr>
-        <w:t>A 给 quant，B 给工程，C 给任何人</w:t>
-      </w:r>
-      <w:r>
-        <w:rPr>
-          <w:rFonts w:ascii="Calibri" w:hAnsi="Calibri" w:eastAsia="Microsoft YaHei"/>
-          <w:b w:val="0"/>
-          <w:i w:val="0"/>
-          <w:sz w:val="21"/>
-        </w:rPr>
-        <w:t>。</w:t>
+        <w:t>A for a quant, B for an engineer, C for anyone.</w:t>
       </w:r>
     </w:p>
     <w:p>
@@ -5308,13 +5644,13 @@
       </w:pPr>
       <w:r>
         <w:rPr>
-          <w:rFonts w:ascii="Calibri" w:hAnsi="Calibri" w:eastAsia="Microsoft YaHei"/>
+          <w:rFonts w:ascii="Calibri" w:hAnsi="Calibri"/>
           <w:b/>
           <w:i w:val="0"/>
           <w:color w:val="1F4E79"/>
           <w:sz w:val="27"/>
         </w:rPr>
-        <w:t>A · 一次测量阻止了我们做错的东西  ⭐ 首选</w:t>
+        <w:t>A · A measurement that stopped us building the wrong thing   ⭐ first choice</w:t>
       </w:r>
     </w:p>
     <w:p>
@@ -5324,12 +5660,12 @@
       </w:pPr>
       <w:r>
         <w:rPr>
-          <w:rFonts w:ascii="Calibri" w:hAnsi="Calibri" w:eastAsia="Microsoft YaHei"/>
+          <w:rFonts w:ascii="Calibri" w:hAnsi="Calibri"/>
           <w:b w:val="0"/>
           <w:i w:val="0"/>
           <w:sz w:val="21"/>
         </w:rPr>
-        <w:t>（适合高盛：定量洞察 + 先测量再动手）</w:t>
+        <w:t>Best for this audience: a quantitative insight that prevented wasted work.</w:t>
       </w:r>
     </w:p>
     <w:p>
@@ -5339,7 +5675,7 @@
       </w:pPr>
       <w:r>
         <w:rPr>
-          <w:rFonts w:ascii="Calibri" w:hAnsi="Calibri" w:eastAsia="Microsoft YaHei"/>
+          <w:rFonts w:ascii="Calibri" w:hAnsi="Calibri"/>
           <w:b w:val="0"/>
           <w:i w:val="0"/>
           <w:color w:val="0B3D62"/>
@@ -5355,7 +5691,7 @@
       </w:pPr>
       <w:r>
         <w:rPr>
-          <w:rFonts w:ascii="Calibri" w:hAnsi="Calibri" w:eastAsia="Microsoft YaHei"/>
+          <w:rFonts w:ascii="Calibri" w:hAnsi="Calibri"/>
           <w:b w:val="0"/>
           <w:i w:val="0"/>
           <w:color w:val="0B3D62"/>
@@ -5371,7 +5707,7 @@
       </w:pPr>
       <w:r>
         <w:rPr>
-          <w:rFonts w:ascii="Calibri" w:hAnsi="Calibri" w:eastAsia="Microsoft YaHei"/>
+          <w:rFonts w:ascii="Calibri" w:hAnsi="Calibri"/>
           <w:b w:val="0"/>
           <w:i w:val="0"/>
           <w:color w:val="0B3D62"/>
@@ -5387,13 +5723,13 @@
       </w:pPr>
       <w:r>
         <w:rPr>
-          <w:rFonts w:ascii="Calibri" w:hAnsi="Calibri" w:eastAsia="Microsoft YaHei"/>
+          <w:rFonts w:ascii="Calibri" w:hAnsi="Calibri"/>
           <w:b/>
           <w:i w:val="0"/>
           <w:color w:val="1F4E79"/>
           <w:sz w:val="27"/>
         </w:rPr>
-        <w:t>B · 一只没被任何东西定价的债</w:t>
+        <w:t>B · A bond that nothing in the system priced</w:t>
       </w:r>
     </w:p>
     <w:p>
@@ -5403,12 +5739,12 @@
       </w:pPr>
       <w:r>
         <w:rPr>
-          <w:rFonts w:ascii="Calibri" w:hAnsi="Calibri" w:eastAsia="Microsoft YaHei"/>
+          <w:rFonts w:ascii="Calibri" w:hAnsi="Calibri"/>
           <w:b w:val="0"/>
           <w:i w:val="0"/>
           <w:sz w:val="21"/>
         </w:rPr>
-        <w:t>（适合工程背景的人：静默失败、职责归属）</w:t>
+        <w:t>Best for an engineer: silent failure, and who owns a decision.</w:t>
       </w:r>
     </w:p>
     <w:p>
@@ -5418,7 +5754,7 @@
       </w:pPr>
       <w:r>
         <w:rPr>
-          <w:rFonts w:ascii="Calibri" w:hAnsi="Calibri" w:eastAsia="Microsoft YaHei"/>
+          <w:rFonts w:ascii="Calibri" w:hAnsi="Calibri"/>
           <w:b w:val="0"/>
           <w:i w:val="0"/>
           <w:color w:val="0B3D62"/>
@@ -5434,7 +5770,7 @@
       </w:pPr>
       <w:r>
         <w:rPr>
-          <w:rFonts w:ascii="Calibri" w:hAnsi="Calibri" w:eastAsia="Microsoft YaHei"/>
+          <w:rFonts w:ascii="Calibri" w:hAnsi="Calibri"/>
           <w:b w:val="0"/>
           <w:i w:val="0"/>
           <w:color w:val="0B3D62"/>
@@ -5450,13 +5786,13 @@
       </w:pPr>
       <w:r>
         <w:rPr>
-          <w:rFonts w:ascii="Calibri" w:hAnsi="Calibri" w:eastAsia="Microsoft YaHei"/>
+          <w:rFonts w:ascii="Calibri" w:hAnsi="Calibri"/>
           <w:b/>
           <w:i w:val="0"/>
           <w:color w:val="1F4E79"/>
           <w:sz w:val="27"/>
         </w:rPr>
-        <w:t>C · “数据不是无套利的”—— 其实是我们自己的 bug</w:t>
+        <w:t>C · "The data isn't arbitrage-free" — the bug was ours</w:t>
       </w:r>
     </w:p>
     <w:p>
@@ -5466,12 +5802,12 @@
       </w:pPr>
       <w:r>
         <w:rPr>
-          <w:rFonts w:ascii="Calibri" w:hAnsi="Calibri" w:eastAsia="Microsoft YaHei"/>
+          <w:rFonts w:ascii="Calibri" w:hAnsi="Calibri"/>
           <w:b w:val="0"/>
           <w:i w:val="0"/>
           <w:sz w:val="21"/>
         </w:rPr>
-        <w:t>（适合任何人：智识上的诚实）</w:t>
+        <w:t>Best for anyone: intellectual honesty, and a rule that came out of it.</w:t>
       </w:r>
     </w:p>
     <w:p>
@@ -5481,13 +5817,13 @@
       </w:pPr>
       <w:r>
         <w:rPr>
-          <w:rFonts w:ascii="Calibri" w:hAnsi="Calibri" w:eastAsia="Microsoft YaHei"/>
+          <w:rFonts w:ascii="Calibri" w:hAnsi="Calibri"/>
           <w:b w:val="0"/>
           <w:i w:val="0"/>
           <w:color w:val="0B3D62"/>
           <w:sz w:val="23"/>
         </w:rPr>
-        <w:t>For two months we believed the UK gilt curve data was broken. Our bootstrap kept refusing it as not arbitrage-free, and we'd asked the client for a replacement file. It turned out our own loader multiplied every curve file by a hundred — and two of the twenty-six files were already in percent. So the gilt curve was arriving at four hundred percent.</w:t>
+        <w:t>For two months we believed the UK gilt curve data was broken. Our bootstrap kept refusing it as not arbitrage-free, and we'd asked the client for a replacement file. It turned out our own loader multiplied every curve file by a hundred — and two of the twenty-six files were already in percent. So the gilt curve was arriving with its short end at seventy-three percent and its thirty-year at four hundred.</w:t>
       </w:r>
     </w:p>
     <w:p>
@@ -5497,13 +5833,13 @@
       </w:pPr>
       <w:r>
         <w:rPr>
-          <w:rFonts w:ascii="Calibri" w:hAnsi="Calibri" w:eastAsia="Microsoft YaHei"/>
+          <w:rFonts w:ascii="Calibri" w:hAnsi="Calibri"/>
           <w:b w:val="0"/>
           <w:i w:val="0"/>
           <w:color w:val="0B3D62"/>
           <w:sz w:val="23"/>
         </w:rPr>
-        <w:t>The error message was real. The conclusion was wrong. We fixed it with an explicit registry rather than a sniffer, because no threshold separates a zero-point-five percent yield from a zero-point-five decimal. And we added a rule to the project: a claimed data gap whose only evidence is your own error message isn't a data gap yet — reproduce it against the raw file first.</w:t>
+        <w:t>The error message was real. The conclusion was wrong. We fixed it with an explicit registry rather than a rule that guesses from the values, because no threshold separates a half-percent yield from a decimal of zero point five. And we added a rule to the project: a claimed data gap whose only evidence is your own error message isn't a data gap yet — reproduce it against the raw file first.</w:t>
       </w:r>
     </w:p>
     <w:p>
@@ -5513,13 +5849,13 @@
       </w:pPr>
       <w:r>
         <w:rPr>
-          <w:rFonts w:ascii="Calibri" w:hAnsi="Calibri" w:eastAsia="Microsoft YaHei"/>
+          <w:rFonts w:ascii="Calibri" w:hAnsi="Calibri"/>
           <w:b/>
           <w:i w:val="0"/>
           <w:color w:val="1F4E79"/>
           <w:sz w:val="27"/>
         </w:rPr>
-        <w:t>几条实用建议</w:t>
+        <w:t>A few practical notes</w:t>
       </w:r>
     </w:p>
     <w:p>
@@ -5529,7 +5865,7 @@
       </w:pPr>
       <w:r>
         <w:rPr>
-          <w:rFonts w:ascii="Calibri" w:hAnsi="Calibri" w:eastAsia="Microsoft YaHei"/>
+          <w:rFonts w:ascii="Calibri" w:hAnsi="Calibri"/>
           <w:b w:val="0"/>
           <w:i w:val="0"/>
           <w:sz w:val="21"/>
@@ -5538,39 +5874,30 @@
       </w:r>
       <w:r>
         <w:rPr>
-          <w:rFonts w:ascii="Calibri" w:hAnsi="Calibri" w:eastAsia="Microsoft YaHei"/>
+          <w:rFonts w:ascii="Calibri" w:hAnsi="Calibri"/>
           <w:b/>
           <w:i w:val="0"/>
           <w:sz w:val="21"/>
         </w:rPr>
-        <w:t>你真正的优势是把技术系统讲清楚给非技术的人听。</w:t>
+        <w:t>Your real advantage is explaining a technical system to people who don't build them.</w:t>
       </w:r>
       <w:r>
         <w:rPr>
-          <w:rFonts w:ascii="Calibri" w:hAnsi="Calibri" w:eastAsia="Microsoft YaHei"/>
+          <w:rFonts w:ascii="Calibri" w:hAnsi="Calibri"/>
           <w:b w:val="0"/>
           <w:i w:val="0"/>
           <w:sz w:val="21"/>
         </w:rPr>
-        <w:t xml:space="preserve"> 今天这场就是在演示这个能力 —— </w:t>
+        <w:t xml:space="preserve"> This presentation is a demonstration of that skill — </w:t>
       </w:r>
       <w:r>
         <w:rPr>
-          <w:rFonts w:ascii="Calibri" w:hAnsi="Calibri" w:eastAsia="Microsoft YaHei"/>
+          <w:rFonts w:ascii="Calibri" w:hAnsi="Calibri"/>
           <w:b/>
           <w:i w:val="0"/>
           <w:sz w:val="21"/>
         </w:rPr>
-        <w:t>讲得清楚本身就是内容</w:t>
-      </w:r>
-      <w:r>
-        <w:rPr>
-          <w:rFonts w:ascii="Calibri" w:hAnsi="Calibri" w:eastAsia="Microsoft YaHei"/>
-          <w:b w:val="0"/>
-          <w:i w:val="0"/>
-          <w:sz w:val="21"/>
-        </w:rPr>
-        <w:t>。</w:t>
+        <w:t>being clear is itself the content.</w:t>
       </w:r>
     </w:p>
     <w:p>
@@ -5580,7 +5907,7 @@
       </w:pPr>
       <w:r>
         <w:rPr>
-          <w:rFonts w:ascii="Calibri" w:hAnsi="Calibri" w:eastAsia="Microsoft YaHei"/>
+          <w:rFonts w:ascii="Calibri" w:hAnsi="Calibri"/>
           <w:b w:val="0"/>
           <w:i w:val="0"/>
           <w:sz w:val="21"/>
@@ -5589,30 +5916,30 @@
       </w:r>
       <w:r>
         <w:rPr>
-          <w:rFonts w:ascii="Calibri" w:hAnsi="Calibri" w:eastAsia="Microsoft YaHei"/>
+          <w:rFonts w:ascii="Calibri" w:hAnsi="Calibri"/>
           <w:b/>
           <w:i w:val="0"/>
           <w:sz w:val="21"/>
         </w:rPr>
-        <w:t>不知道就说不知道：</w:t>
+        <w:t>Say "I don't know" when you don't:</w:t>
       </w:r>
       <w:r>
         <w:rPr>
-          <w:rFonts w:ascii="Calibri" w:hAnsi="Calibri" w:eastAsia="Microsoft YaHei"/>
+          <w:rFonts w:ascii="Calibri" w:hAnsi="Calibri"/>
           <w:b w:val="0"/>
           <w:i w:val="0"/>
           <w:sz w:val="21"/>
         </w:rPr>
-        <w:t>“I don't know — I can find out and follow up.” 金融圈的人在测这个。</w:t>
+        <w:t xml:space="preserve"> "I don't know — I can find out and follow up." This audience tests for it. </w:t>
       </w:r>
       <w:r>
         <w:rPr>
-          <w:rFonts w:ascii="Calibri" w:hAnsi="Calibri" w:eastAsia="Microsoft YaHei"/>
+          <w:rFonts w:ascii="Calibri" w:hAnsi="Calibri"/>
           <w:b/>
           <w:i w:val="0"/>
           <w:sz w:val="21"/>
         </w:rPr>
-        <w:t>当场编一个数字的代价，比说不知道大得多。</w:t>
+        <w:t>Inventing a number in the room costs far more than admitting a gap.</w:t>
       </w:r>
     </w:p>
     <w:p>
@@ -5622,30 +5949,30 @@
       </w:pPr>
       <w:r>
         <w:rPr>
-          <w:rFonts w:ascii="Calibri" w:hAnsi="Calibri" w:eastAsia="Microsoft YaHei"/>
+          <w:rFonts w:ascii="Calibri" w:hAnsi="Calibri"/>
           <w:b w:val="0"/>
           <w:i w:val="0"/>
           <w:sz w:val="21"/>
         </w:rPr>
-        <w:t>•  默认说“we”，但</w:t>
+        <w:t xml:space="preserve">•  Default to "we", but </w:t>
       </w:r>
       <w:r>
         <w:rPr>
-          <w:rFonts w:ascii="Calibri" w:hAnsi="Calibri" w:eastAsia="Microsoft YaHei"/>
+          <w:rFonts w:ascii="Calibri" w:hAnsi="Calibri"/>
           <w:b/>
           <w:i w:val="0"/>
           <w:sz w:val="21"/>
         </w:rPr>
-        <w:t>被直接问到你做了什么时，要能具体说出来</w:t>
+        <w:t>when asked directly what you did, be specific</w:t>
       </w:r>
       <w:r>
         <w:rPr>
-          <w:rFonts w:ascii="Calibri" w:hAnsi="Calibri" w:eastAsia="Microsoft YaHei"/>
+          <w:rFonts w:ascii="Calibri" w:hAnsi="Calibri"/>
           <w:b w:val="0"/>
           <w:i w:val="0"/>
           <w:sz w:val="21"/>
         </w:rPr>
-        <w:t>。含糊地谦虚和括大一样不加分。</w:t>
+        <w:t>. Blurry modesty reads no better than overclaiming.</w:t>
       </w:r>
     </w:p>
     <w:p>
@@ -5655,7 +5982,7 @@
       </w:pPr>
       <w:r>
         <w:rPr>
-          <w:rFonts w:ascii="Calibri" w:hAnsi="Calibri" w:eastAsia="Microsoft YaHei"/>
+          <w:rFonts w:ascii="Calibri" w:hAnsi="Calibri"/>
           <w:b w:val="0"/>
           <w:i w:val="0"/>
           <w:sz w:val="21"/>
@@ -5664,21 +5991,21 @@
       </w:r>
       <w:r>
         <w:rPr>
-          <w:rFonts w:ascii="Calibri" w:hAnsi="Calibri" w:eastAsia="Microsoft YaHei"/>
+          <w:rFonts w:ascii="Calibri" w:hAnsi="Calibri"/>
           <w:b/>
           <w:i w:val="0"/>
           <w:sz w:val="21"/>
         </w:rPr>
-        <w:t>会后找一个人、一个具体话题。</w:t>
+        <w:t>Afterwards, pick one person and one concrete topic.</w:t>
       </w:r>
       <w:r>
         <w:rPr>
-          <w:rFonts w:ascii="Calibri" w:hAnsi="Calibri" w:eastAsia="Microsoft YaHei"/>
+          <w:rFonts w:ascii="Calibri" w:hAnsi="Calibri"/>
           <w:b w:val="0"/>
           <w:i w:val="0"/>
           <w:sz w:val="21"/>
         </w:rPr>
-        <w:t xml:space="preserve"> 最好的后续理由是：“You asked about X — I looked into it, here's the answer.” 比任何寒暄开场白都管用。</w:t>
+        <w:t xml:space="preserve"> The best possible follow-up is "You asked about X — I looked into it, here's the answer." It beats any cold introduction.</w:t>
       </w:r>
     </w:p>
     <w:p>
@@ -5688,33 +6015,33 @@
       </w:pPr>
       <w:r>
         <w:rPr>
-          <w:rFonts w:ascii="Calibri" w:hAnsi="Calibri" w:eastAsia="Microsoft YaHei"/>
+          <w:rFonts w:ascii="Calibri" w:hAnsi="Calibri"/>
           <w:b w:val="0"/>
           <w:i w:val="0"/>
           <w:color w:val="A63A00"/>
           <w:sz w:val="20"/>
         </w:rPr>
-        <w:t>⚠  汇报里不要主动提找工作。今天的任务只有一个：让他们记住</w:t>
+        <w:t xml:space="preserve">⚠  Don't raise jobs during the presentation. Today has exactly one objective: that they leave remembering </w:t>
       </w:r>
       <w:r>
         <w:rPr>
-          <w:rFonts w:ascii="Calibri" w:hAnsi="Calibri" w:eastAsia="Microsoft YaHei"/>
+          <w:rFonts w:ascii="Calibri" w:hAnsi="Calibri"/>
           <w:b/>
           <w:i w:val="0"/>
           <w:color w:val="A63A00"/>
           <w:sz w:val="20"/>
         </w:rPr>
-        <w:t>这个人讲得清楚、数字靠得住</w:t>
+        <w:t>this person explained it clearly and their numbers held up.</w:t>
       </w:r>
       <w:r>
         <w:rPr>
-          <w:rFonts w:ascii="Calibri" w:hAnsi="Calibri" w:eastAsia="Microsoft YaHei"/>
+          <w:rFonts w:ascii="Calibri" w:hAnsi="Calibri"/>
           <w:b w:val="0"/>
           <w:i w:val="0"/>
           <w:color w:val="A63A00"/>
           <w:sz w:val="20"/>
         </w:rPr>
-        <w:t>。剩下的交给会后。</w:t>
+        <w:t xml:space="preserve"> Everything else follows from that.</w:t>
       </w:r>
     </w:p>
     <w:p>
@@ -5729,13 +6056,13 @@
       </w:pPr>
       <w:r>
         <w:rPr>
-          <w:rFonts w:ascii="Calibri" w:hAnsi="Calibri" w:eastAsia="Microsoft YaHei"/>
+          <w:rFonts w:ascii="Calibri" w:hAnsi="Calibri"/>
           <w:b/>
           <w:i w:val="0"/>
           <w:color w:val="1F4E79"/>
           <w:sz w:val="36"/>
         </w:rPr>
-        <w:t>五 · 数字速查（可以打印拿在手上）</w:t>
+        <w:t>5 · Number sheet (print this page)</w:t>
       </w:r>
     </w:p>
     <w:tbl>
@@ -5752,7 +6079,7 @@
       <w:tr>
         <w:tc>
           <w:tcPr>
-            <w:tcW w:type="dxa" w:w="1872"/>
+            <w:tcW w:type="dxa" w:w="1944"/>
           </w:tcPr>
           <w:p>
             <w:pPr>
@@ -5761,19 +6088,18 @@
             <w:r/>
             <w:r>
               <w:rPr>
-                <w:rFonts w:ascii="Calibri" w:hAnsi="Calibri" w:eastAsia="Microsoft YaHei"/>
+                <w:rFonts w:ascii="Calibri" w:hAnsi="Calibri"/>
                 <w:b/>
-                <w:i w:val="0"/>
                 <w:color w:val="1F4E79"/>
                 <w:sz w:val="19"/>
               </w:rPr>
-              <w:t>数</w:t>
+              <w:t>Number</w:t>
             </w:r>
           </w:p>
         </w:tc>
         <w:tc>
           <w:tcPr>
-            <w:tcW w:type="dxa" w:w="3888"/>
+            <w:tcW w:type="dxa" w:w="3744"/>
           </w:tcPr>
           <w:p>
             <w:pPr>
@@ -5782,19 +6108,18 @@
             <w:r/>
             <w:r>
               <w:rPr>
-                <w:rFonts w:ascii="Calibri" w:hAnsi="Calibri" w:eastAsia="Microsoft YaHei"/>
+                <w:rFonts w:ascii="Calibri" w:hAnsi="Calibri"/>
                 <w:b/>
-                <w:i w:val="0"/>
                 <w:color w:val="1F4E79"/>
                 <w:sz w:val="19"/>
               </w:rPr>
-              <w:t>是什么</w:t>
+              <w:t>What it is</w:t>
             </w:r>
           </w:p>
         </w:tc>
         <w:tc>
           <w:tcPr>
-            <w:tcW w:type="dxa" w:w="4032"/>
+            <w:tcW w:type="dxa" w:w="4104"/>
           </w:tcPr>
           <w:p>
             <w:pPr>
@@ -5803,13 +6128,12 @@
             <w:r/>
             <w:r>
               <w:rPr>
-                <w:rFonts w:ascii="Calibri" w:hAnsi="Calibri" w:eastAsia="Microsoft YaHei"/>
+                <w:rFonts w:ascii="Calibri" w:hAnsi="Calibri"/>
                 <w:b/>
-                <w:i w:val="0"/>
                 <w:color w:val="1F4E79"/>
                 <w:sz w:val="19"/>
               </w:rPr>
-              <w:t>出处</w:t>
+              <w:t>Where it comes from</w:t>
             </w:r>
           </w:p>
         </w:tc>
@@ -5817,7 +6141,7 @@
       <w:tr>
         <w:tc>
           <w:tcPr>
-            <w:tcW w:type="dxa" w:w="1872"/>
+            <w:tcW w:type="dxa" w:w="1944"/>
           </w:tcPr>
           <w:p>
             <w:pPr>
@@ -5826,9 +6150,8 @@
             <w:r/>
             <w:r>
               <w:rPr>
-                <w:rFonts w:ascii="Calibri" w:hAnsi="Calibri" w:eastAsia="Microsoft YaHei"/>
+                <w:rFonts w:ascii="Calibri" w:hAnsi="Calibri"/>
                 <w:b/>
-                <w:i w:val="0"/>
                 <w:sz w:val="19"/>
               </w:rPr>
               <w:t>2,260 / 2,366</w:t>
@@ -5837,7 +6160,7 @@
         </w:tc>
         <w:tc>
           <w:tcPr>
-            <w:tcW w:type="dxa" w:w="3888"/>
+            <w:tcW w:type="dxa" w:w="3744"/>
           </w:tcPr>
           <w:p>
             <w:pPr>
@@ -5846,18 +6169,17 @@
             <w:r/>
             <w:r>
               <w:rPr>
-                <w:rFonts w:ascii="Calibri" w:hAnsi="Calibri" w:eastAsia="Microsoft YaHei"/>
+                <w:rFonts w:ascii="Calibri" w:hAnsi="Calibri"/>
                 <w:b w:val="0"/>
-                <w:i w:val="0"/>
                 <w:sz w:val="19"/>
               </w:rPr>
-              <w:t>证券数 / 行数</w:t>
+              <w:t>securities / lines</w:t>
             </w:r>
           </w:p>
         </w:tc>
         <w:tc>
           <w:tcPr>
-            <w:tcW w:type="dxa" w:w="4032"/>
+            <w:tcW w:type="dxa" w:w="4104"/>
           </w:tcPr>
           <w:p>
             <w:pPr>
@@ -5866,12 +6188,11 @@
             <w:r/>
             <w:r>
               <w:rPr>
-                <w:rFonts w:ascii="Calibri" w:hAnsi="Calibri" w:eastAsia="Microsoft YaHei"/>
+                <w:rFonts w:ascii="Calibri" w:hAnsi="Calibri"/>
                 <w:b w:val="0"/>
-                <w:i w:val="0"/>
                 <w:sz w:val="19"/>
               </w:rPr>
-              <w:t>持仓表 Summary sheet</w:t>
+              <w:t>the holdings workbook's Summary sheet</w:t>
             </w:r>
           </w:p>
         </w:tc>
@@ -5879,7 +6200,7 @@
       <w:tr>
         <w:tc>
           <w:tcPr>
-            <w:tcW w:type="dxa" w:w="1872"/>
+            <w:tcW w:type="dxa" w:w="1944"/>
           </w:tcPr>
           <w:p>
             <w:pPr>
@@ -5888,9 +6209,8 @@
             <w:r/>
             <w:r>
               <w:rPr>
-                <w:rFonts w:ascii="Calibri" w:hAnsi="Calibri" w:eastAsia="Microsoft YaHei"/>
+                <w:rFonts w:ascii="Calibri" w:hAnsi="Calibri"/>
                 <w:b/>
-                <w:i w:val="0"/>
                 <w:sz w:val="19"/>
               </w:rPr>
               <w:t>949</w:t>
@@ -5899,7 +6219,7 @@
         </w:tc>
         <w:tc>
           <w:tcPr>
-            <w:tcW w:type="dxa" w:w="3888"/>
+            <w:tcW w:type="dxa" w:w="3744"/>
           </w:tcPr>
           <w:p>
             <w:pPr>
@@ -5908,18 +6228,17 @@
             <w:r/>
             <w:r>
               <w:rPr>
-                <w:rFonts w:ascii="Calibri" w:hAnsi="Calibri" w:eastAsia="Microsoft YaHei"/>
+                <w:rFonts w:ascii="Calibri" w:hAnsi="Calibri"/>
                 <w:b w:val="0"/>
-                <w:i w:val="0"/>
                 <w:sz w:val="19"/>
               </w:rPr>
-              <w:t>已完成的六大类</w:t>
+              <w:t>in the six completed categories</w:t>
             </w:r>
           </w:p>
         </w:tc>
         <w:tc>
           <w:tcPr>
-            <w:tcW w:type="dxa" w:w="4032"/>
+            <w:tcW w:type="dxa" w:w="4104"/>
           </w:tcPr>
           <w:p>
             <w:pPr>
@@ -5928,12 +6247,11 @@
             <w:r/>
             <w:r>
               <w:rPr>
-                <w:rFonts w:ascii="Calibri" w:hAnsi="Calibri" w:eastAsia="Microsoft YaHei"/>
+                <w:rFonts w:ascii="Calibri" w:hAnsi="Calibri"/>
                 <w:b w:val="0"/>
-                <w:i w:val="0"/>
                 <w:sz w:val="19"/>
               </w:rPr>
-              <w:t>同上</w:t>
+              <w:t>same</w:t>
             </w:r>
           </w:p>
         </w:tc>
@@ -5941,7 +6259,7 @@
       <w:tr>
         <w:tc>
           <w:tcPr>
-            <w:tcW w:type="dxa" w:w="1872"/>
+            <w:tcW w:type="dxa" w:w="1944"/>
           </w:tcPr>
           <w:p>
             <w:pPr>
@@ -5950,9 +6268,8 @@
             <w:r/>
             <w:r>
               <w:rPr>
-                <w:rFonts w:ascii="Calibri" w:hAnsi="Calibri" w:eastAsia="Microsoft YaHei"/>
+                <w:rFonts w:ascii="Calibri" w:hAnsi="Calibri"/>
                 <w:b/>
-                <w:i w:val="0"/>
                 <w:sz w:val="19"/>
               </w:rPr>
               <w:t>42%</w:t>
@@ -5961,7 +6278,7 @@
         </w:tc>
         <w:tc>
           <w:tcPr>
-            <w:tcW w:type="dxa" w:w="3888"/>
+            <w:tcW w:type="dxa" w:w="3744"/>
           </w:tcPr>
           <w:p>
             <w:pPr>
@@ -5970,9 +6287,8 @@
             <w:r/>
             <w:r>
               <w:rPr>
-                <w:rFonts w:ascii="Calibri" w:hAnsi="Calibri" w:eastAsia="Microsoft YaHei"/>
+                <w:rFonts w:ascii="Calibri" w:hAnsi="Calibri"/>
                 <w:b w:val="0"/>
-                <w:i w:val="0"/>
                 <w:sz w:val="19"/>
               </w:rPr>
               <w:t>949 ÷ 2,260</w:t>
@@ -5981,7 +6297,7 @@
         </w:tc>
         <w:tc>
           <w:tcPr>
-            <w:tcW w:type="dxa" w:w="4032"/>
+            <w:tcW w:type="dxa" w:w="4104"/>
           </w:tcPr>
           <w:p>
             <w:pPr>
@@ -5994,7 +6310,7 @@
       <w:tr>
         <w:tc>
           <w:tcPr>
-            <w:tcW w:type="dxa" w:w="1872"/>
+            <w:tcW w:type="dxa" w:w="1944"/>
           </w:tcPr>
           <w:p>
             <w:pPr>
@@ -6003,9 +6319,8 @@
             <w:r/>
             <w:r>
               <w:rPr>
-                <w:rFonts w:ascii="Calibri" w:hAnsi="Calibri" w:eastAsia="Microsoft YaHei"/>
+                <w:rFonts w:ascii="Calibri" w:hAnsi="Calibri"/>
                 <w:b/>
-                <w:i w:val="0"/>
                 <w:sz w:val="19"/>
               </w:rPr>
               <w:t>766</w:t>
@@ -6014,7 +6329,7 @@
         </w:tc>
         <w:tc>
           <w:tcPr>
-            <w:tcW w:type="dxa" w:w="3888"/>
+            <w:tcW w:type="dxa" w:w="3744"/>
           </w:tcPr>
           <w:p>
             <w:pPr>
@@ -6023,18 +6338,17 @@
             <w:r/>
             <w:r>
               <w:rPr>
-                <w:rFonts w:ascii="Calibri" w:hAnsi="Calibri" w:eastAsia="Microsoft YaHei"/>
+                <w:rFonts w:ascii="Calibri" w:hAnsi="Calibri"/>
                 <w:b w:val="0"/>
-                <w:i w:val="0"/>
                 <w:sz w:val="19"/>
               </w:rPr>
-              <w:t>带我们自己价格的</w:t>
+              <w:t>carry a price we computed</w:t>
             </w:r>
           </w:p>
         </w:tc>
         <w:tc>
           <w:tcPr>
-            <w:tcW w:type="dxa" w:w="4032"/>
+            <w:tcW w:type="dxa" w:w="4104"/>
           </w:tcPr>
           <w:p>
             <w:pPr>
@@ -6043,12 +6357,11 @@
             <w:r/>
             <w:r>
               <w:rPr>
-                <w:rFonts w:ascii="Calibri" w:hAnsi="Calibri" w:eastAsia="Microsoft YaHei"/>
+                <w:rFonts w:ascii="Calibri" w:hAnsi="Calibri"/>
                 <w:b w:val="0"/>
-                <w:i w:val="0"/>
                 <w:sz w:val="19"/>
               </w:rPr>
-              <w:t>555 公司 + 3 可赎回 + 147 国债/市政 + 61 机构/担保/通胀</w:t>
+              <w:t>555 corporate + 3 callable + 147 sovereign/municipal + 61 agency/guaranteed/linker</w:t>
             </w:r>
           </w:p>
         </w:tc>
@@ -6056,7 +6369,7 @@
       <w:tr>
         <w:tc>
           <w:tcPr>
-            <w:tcW w:type="dxa" w:w="1872"/>
+            <w:tcW w:type="dxa" w:w="1944"/>
           </w:tcPr>
           <w:p>
             <w:pPr>
@@ -6065,9 +6378,8 @@
             <w:r/>
             <w:r>
               <w:rPr>
-                <w:rFonts w:ascii="Calibri" w:hAnsi="Calibri" w:eastAsia="Microsoft YaHei"/>
+                <w:rFonts w:ascii="Calibri" w:hAnsi="Calibri"/>
                 <w:b/>
-                <w:i w:val="0"/>
                 <w:sz w:val="19"/>
               </w:rPr>
               <w:t>183</w:t>
@@ -6076,7 +6388,7 @@
         </w:tc>
         <w:tc>
           <w:tcPr>
-            <w:tcW w:type="dxa" w:w="3888"/>
+            <w:tcW w:type="dxa" w:w="3744"/>
           </w:tcPr>
           <w:p>
             <w:pPr>
@@ -6085,18 +6397,17 @@
             <w:r/>
             <w:r>
               <w:rPr>
-                <w:rFonts w:ascii="Calibri" w:hAnsi="Calibri" w:eastAsia="Microsoft YaHei"/>
+                <w:rFonts w:ascii="Calibri" w:hAnsi="Calibri"/>
                 <w:b w:val="0"/>
-                <w:i w:val="0"/>
                 <w:sz w:val="19"/>
               </w:rPr>
-              <w:t>在完成类里但逐只列名的</w:t>
+              <w:t>inside completed categories but individually named</w:t>
             </w:r>
           </w:p>
         </w:tc>
         <w:tc>
           <w:tcPr>
-            <w:tcW w:type="dxa" w:w="4032"/>
+            <w:tcW w:type="dxa" w:w="4104"/>
           </w:tcPr>
           <w:p>
             <w:pPr>
@@ -6105,9 +6416,8 @@
             <w:r/>
             <w:r>
               <w:rPr>
-                <w:rFonts w:ascii="Calibri" w:hAnsi="Calibri" w:eastAsia="Microsoft YaHei"/>
+                <w:rFonts w:ascii="Calibri" w:hAnsi="Calibri"/>
                 <w:b w:val="0"/>
-                <w:i w:val="0"/>
                 <w:sz w:val="19"/>
               </w:rPr>
               <w:t>949 − 766</w:t>
@@ -6118,7 +6428,7 @@
       <w:tr>
         <w:tc>
           <w:tcPr>
-            <w:tcW w:type="dxa" w:w="1872"/>
+            <w:tcW w:type="dxa" w:w="1944"/>
           </w:tcPr>
           <w:p>
             <w:pPr>
@@ -6127,9 +6437,8 @@
             <w:r/>
             <w:r>
               <w:rPr>
-                <w:rFonts w:ascii="Calibri" w:hAnsi="Calibri" w:eastAsia="Microsoft YaHei"/>
+                <w:rFonts w:ascii="Calibri" w:hAnsi="Calibri"/>
                 <w:b/>
-                <w:i w:val="0"/>
                 <w:sz w:val="19"/>
               </w:rPr>
               <w:t>882</w:t>
@@ -6138,7 +6447,7 @@
         </w:tc>
         <w:tc>
           <w:tcPr>
-            <w:tcW w:type="dxa" w:w="3888"/>
+            <w:tcW w:type="dxa" w:w="3744"/>
           </w:tcPr>
           <w:p>
             <w:pPr>
@@ -6147,18 +6456,17 @@
             <w:r/>
             <w:r>
               <w:rPr>
-                <w:rFonts w:ascii="Calibri" w:hAnsi="Calibri" w:eastAsia="Microsoft YaHei"/>
+                <w:rFonts w:ascii="Calibri" w:hAnsi="Calibri"/>
                 <w:b w:val="0"/>
-                <w:i w:val="0"/>
                 <w:sz w:val="19"/>
               </w:rPr>
-              <w:t>房贷类，引擎已建</w:t>
+              <w:t>mortgage book, engine built</w:t>
             </w:r>
           </w:p>
         </w:tc>
         <w:tc>
           <w:tcPr>
-            <w:tcW w:type="dxa" w:w="4032"/>
+            <w:tcW w:type="dxa" w:w="4104"/>
           </w:tcPr>
           <w:p>
             <w:pPr>
@@ -6167,12 +6475,11 @@
             <w:r/>
             <w:r>
               <w:rPr>
-                <w:rFonts w:ascii="Calibri" w:hAnsi="Calibri" w:eastAsia="Microsoft YaHei"/>
+                <w:rFonts w:ascii="Calibri" w:hAnsi="Calibri"/>
                 <w:b w:val="0"/>
-                <w:i w:val="0"/>
                 <w:sz w:val="19"/>
               </w:rPr>
-              <w:t>7 月请求数据</w:t>
+              <w:t>data requested in July</w:t>
             </w:r>
           </w:p>
         </w:tc>
@@ -6180,7 +6487,7 @@
       <w:tr>
         <w:tc>
           <w:tcPr>
-            <w:tcW w:type="dxa" w:w="1872"/>
+            <w:tcW w:type="dxa" w:w="1944"/>
           </w:tcPr>
           <w:p>
             <w:pPr>
@@ -6189,9 +6496,8 @@
             <w:r/>
             <w:r>
               <w:rPr>
-                <w:rFonts w:ascii="Calibri" w:hAnsi="Calibri" w:eastAsia="Microsoft YaHei"/>
+                <w:rFonts w:ascii="Calibri" w:hAnsi="Calibri"/>
                 <w:b/>
-                <w:i w:val="0"/>
                 <w:sz w:val="19"/>
               </w:rPr>
               <w:t>429</w:t>
@@ -6200,7 +6506,7 @@
         </w:tc>
         <w:tc>
           <w:tcPr>
-            <w:tcW w:type="dxa" w:w="3888"/>
+            <w:tcW w:type="dxa" w:w="3744"/>
           </w:tcPr>
           <w:p>
             <w:pPr>
@@ -6209,18 +6515,17 @@
             <w:r/>
             <w:r>
               <w:rPr>
-                <w:rFonts w:ascii="Calibri" w:hAnsi="Calibri" w:eastAsia="Microsoft YaHei"/>
+                <w:rFonts w:ascii="Calibri" w:hAnsi="Calibri"/>
                 <w:b w:val="0"/>
-                <w:i w:val="0"/>
                 <w:sz w:val="19"/>
               </w:rPr>
-              <w:t>还未开始</w:t>
+              <w:t>not yet built</w:t>
             </w:r>
           </w:p>
         </w:tc>
         <w:tc>
           <w:tcPr>
-            <w:tcW w:type="dxa" w:w="4032"/>
+            <w:tcW w:type="dxa" w:w="4104"/>
           </w:tcPr>
           <w:p>
             <w:pPr>
@@ -6229,12 +6534,11 @@
             <w:r/>
             <w:r>
               <w:rPr>
-                <w:rFonts w:ascii="Calibri" w:hAnsi="Calibri" w:eastAsia="Microsoft YaHei"/>
+                <w:rFonts w:ascii="Calibri" w:hAnsi="Calibri"/>
                 <w:b w:val="0"/>
-                <w:i w:val="0"/>
                 <w:sz w:val="19"/>
               </w:rPr>
-              <w:t>412 池化 + 16 期货期权 + 1 基金</w:t>
+              <w:t>412 pooled + 16 futures/options + 1 fund unit</w:t>
             </w:r>
           </w:p>
         </w:tc>
@@ -6242,7 +6546,7 @@
       <w:tr>
         <w:tc>
           <w:tcPr>
-            <w:tcW w:type="dxa" w:w="1872"/>
+            <w:tcW w:type="dxa" w:w="1944"/>
           </w:tcPr>
           <w:p>
             <w:pPr>
@@ -6251,9 +6555,8 @@
             <w:r/>
             <w:r>
               <w:rPr>
-                <w:rFonts w:ascii="Calibri" w:hAnsi="Calibri" w:eastAsia="Microsoft YaHei"/>
+                <w:rFonts w:ascii="Calibri" w:hAnsi="Calibri"/>
                 <w:b/>
-                <w:i w:val="0"/>
                 <w:sz w:val="19"/>
               </w:rPr>
               <w:t>0.00% / 0.04%</w:t>
@@ -6262,7 +6565,7 @@
         </w:tc>
         <w:tc>
           <w:tcPr>
-            <w:tcW w:type="dxa" w:w="3888"/>
+            <w:tcW w:type="dxa" w:w="3744"/>
           </w:tcPr>
           <w:p>
             <w:pPr>
@@ -6271,18 +6574,17 @@
             <w:r/>
             <w:r>
               <w:rPr>
-                <w:rFonts w:ascii="Calibri" w:hAnsi="Calibri" w:eastAsia="Microsoft YaHei"/>
+                <w:rFonts w:ascii="Calibri" w:hAnsi="Calibri"/>
                 <w:b w:val="0"/>
-                <w:i w:val="0"/>
                 <w:sz w:val="19"/>
               </w:rPr>
-              <w:t>日本 / 英国 零测试中位数</w:t>
+              <w:t>Japan / UK, the zero test</w:t>
             </w:r>
           </w:p>
         </w:tc>
         <w:tc>
           <w:tcPr>
-            <w:tcW w:type="dxa" w:w="4032"/>
+            <w:tcW w:type="dxa" w:w="4104"/>
           </w:tcPr>
           <w:p>
             <w:pPr>
@@ -6291,12 +6593,11 @@
             <w:r/>
             <w:r>
               <w:rPr>
-                <w:rFonts w:ascii="Calibri" w:hAnsi="Calibri" w:eastAsia="Microsoft YaHei"/>
+                <w:rFonts w:ascii="Calibri" w:hAnsi="Calibri"/>
                 <w:b w:val="0"/>
-                <w:i w:val="0"/>
                 <w:sz w:val="19"/>
               </w:rPr>
-              <w:t>n=11 / n=12，+0.02bp / +4.42bp</w:t>
+              <w:t>n=11 / n=12; +0.02 bp and +4.42 bp, near-maturity excluded</w:t>
             </w:r>
           </w:p>
         </w:tc>
@@ -6304,7 +6605,7 @@
       <w:tr>
         <w:tc>
           <w:tcPr>
-            <w:tcW w:type="dxa" w:w="1872"/>
+            <w:tcW w:type="dxa" w:w="1944"/>
           </w:tcPr>
           <w:p>
             <w:pPr>
@@ -6313,18 +6614,17 @@
             <w:r/>
             <w:r>
               <w:rPr>
-                <w:rFonts w:ascii="Calibri" w:hAnsi="Calibri" w:eastAsia="Microsoft YaHei"/>
+                <w:rFonts w:ascii="Calibri" w:hAnsi="Calibri"/>
                 <w:b/>
-                <w:i w:val="0"/>
                 <w:sz w:val="19"/>
               </w:rPr>
-              <w:t>4 / 5</w:t>
+              <w:t>4 of 5</w:t>
             </w:r>
           </w:p>
         </w:tc>
         <w:tc>
           <w:tcPr>
-            <w:tcW w:type="dxa" w:w="3888"/>
+            <w:tcW w:type="dxa" w:w="3744"/>
           </w:tcPr>
           <w:p>
             <w:pPr>
@@ -6333,18 +6633,17 @@
             <w:r/>
             <w:r>
               <w:rPr>
-                <w:rFonts w:ascii="Calibri" w:hAnsi="Calibri" w:eastAsia="Microsoft YaHei"/>
+                <w:rFonts w:ascii="Calibri" w:hAnsi="Calibri"/>
                 <w:b w:val="0"/>
-                <w:i w:val="0"/>
                 <w:sz w:val="19"/>
               </w:rPr>
-              <w:t>机构债久期与托管行一致</w:t>
+              <w:t>agency durations agreeing with the custodian</w:t>
             </w:r>
           </w:p>
         </w:tc>
         <w:tc>
           <w:tcPr>
-            <w:tcW w:type="dxa" w:w="4032"/>
+            <w:tcW w:type="dxa" w:w="4104"/>
           </w:tcPr>
           <w:p>
             <w:pPr>
@@ -6353,12 +6652,11 @@
             <w:r/>
             <w:r>
               <w:rPr>
-                <w:rFonts w:ascii="Calibri" w:hAnsi="Calibri" w:eastAsia="Microsoft YaHei"/>
+                <w:rFonts w:ascii="Calibri" w:hAnsi="Calibri"/>
                 <w:b w:val="0"/>
-                <w:i w:val="0"/>
                 <w:sz w:val="19"/>
               </w:rPr>
-              <w:t>0.75 年内；第五只差 2.2 年</w:t>
+              <w:t>within 0.75 y; the fifth differs by 2.2 y</w:t>
             </w:r>
           </w:p>
         </w:tc>
@@ -6366,7 +6664,7 @@
       <w:tr>
         <w:tc>
           <w:tcPr>
-            <w:tcW w:type="dxa" w:w="1872"/>
+            <w:tcW w:type="dxa" w:w="1944"/>
           </w:tcPr>
           <w:p>
             <w:pPr>
@@ -6375,18 +6673,17 @@
             <w:r/>
             <w:r>
               <w:rPr>
-                <w:rFonts w:ascii="Calibri" w:hAnsi="Calibri" w:eastAsia="Microsoft YaHei"/>
+                <w:rFonts w:ascii="Calibri" w:hAnsi="Calibri"/>
                 <w:b/>
-                <w:i w:val="0"/>
                 <w:sz w:val="19"/>
               </w:rPr>
-              <w:t>6 / 1,000,000</w:t>
+              <w:t>6 in 1,000,000</w:t>
             </w:r>
           </w:p>
         </w:tc>
         <w:tc>
           <w:tcPr>
-            <w:tcW w:type="dxa" w:w="3888"/>
+            <w:tcW w:type="dxa" w:w="3744"/>
           </w:tcPr>
           <w:p>
             <w:pPr>
@@ -6395,18 +6692,17 @@
             <w:r/>
             <w:r>
               <w:rPr>
-                <w:rFonts w:ascii="Calibri" w:hAnsi="Calibri" w:eastAsia="Microsoft YaHei"/>
+                <w:rFonts w:ascii="Calibri" w:hAnsi="Calibri"/>
                 <w:b w:val="0"/>
-                <w:i w:val="0"/>
                 <w:sz w:val="19"/>
               </w:rPr>
-              <w:t>13 只美国通胀债 index ratio 重建误差</w:t>
+              <w:t>error rebuilding 13 US index ratios</w:t>
             </w:r>
           </w:p>
         </w:tc>
         <w:tc>
           <w:tcPr>
-            <w:tcW w:type="dxa" w:w="4032"/>
+            <w:tcW w:type="dxa" w:w="4104"/>
           </w:tcPr>
           <w:p>
             <w:pPr>
@@ -6415,12 +6711,11 @@
             <w:r/>
             <w:r>
               <w:rPr>
-                <w:rFonts w:ascii="Calibri" w:hAnsi="Calibri" w:eastAsia="Microsoft YaHei"/>
+                <w:rFonts w:ascii="Calibri" w:hAnsi="Calibri"/>
                 <w:b w:val="0"/>
-                <w:i w:val="0"/>
                 <w:sz w:val="19"/>
               </w:rPr>
-              <w:t>CPI-U NSA + 财政部规则</w:t>
+              <w:t>CPI-U NSA via the US Treasury's published rule</w:t>
             </w:r>
           </w:p>
         </w:tc>
@@ -6428,7 +6723,7 @@
       <w:tr>
         <w:tc>
           <w:tcPr>
-            <w:tcW w:type="dxa" w:w="1872"/>
+            <w:tcW w:type="dxa" w:w="1944"/>
           </w:tcPr>
           <w:p>
             <w:pPr>
@@ -6437,18 +6732,17 @@
             <w:r/>
             <w:r>
               <w:rPr>
-                <w:rFonts w:ascii="Calibri" w:hAnsi="Calibri" w:eastAsia="Microsoft YaHei"/>
+                <w:rFonts w:ascii="Calibri" w:hAnsi="Calibri"/>
                 <w:b/>
-                <w:i w:val="0"/>
                 <w:sz w:val="19"/>
               </w:rPr>
-              <w:t>40 秒</w:t>
+              <w:t>40 seconds</w:t>
             </w:r>
           </w:p>
         </w:tc>
         <w:tc>
           <w:tcPr>
-            <w:tcW w:type="dxa" w:w="3888"/>
+            <w:tcW w:type="dxa" w:w="3744"/>
           </w:tcPr>
           <w:p>
             <w:pPr>
@@ -6457,18 +6751,17 @@
             <w:r/>
             <w:r>
               <w:rPr>
-                <w:rFonts w:ascii="Calibri" w:hAnsi="Calibri" w:eastAsia="Microsoft YaHei"/>
+                <w:rFonts w:ascii="Calibri" w:hAnsi="Calibri"/>
                 <w:b w:val="0"/>
-                <w:i w:val="0"/>
                 <w:sz w:val="19"/>
               </w:rPr>
-              <w:t>Azure 上重算整本账</w:t>
+              <w:t>full revaluation of the book on Azure</w:t>
             </w:r>
           </w:p>
         </w:tc>
         <w:tc>
           <w:tcPr>
-            <w:tcW w:type="dxa" w:w="4032"/>
+            <w:tcW w:type="dxa" w:w="4104"/>
           </w:tcPr>
           <w:p>
             <w:pPr>
@@ -6477,12 +6770,11 @@
             <w:r/>
             <w:r>
               <w:rPr>
-                <w:rFonts w:ascii="Calibri" w:hAnsi="Calibri" w:eastAsia="Microsoft YaHei"/>
+                <w:rFonts w:ascii="Calibri" w:hAnsi="Calibri"/>
                 <w:b w:val="0"/>
-                <w:i w:val="0"/>
                 <w:sz w:val="19"/>
               </w:rPr>
-              <w:t>2026-09-16 实测</w:t>
+              <w:t>measured 16 September 2026</w:t>
             </w:r>
           </w:p>
         </w:tc>
@@ -6490,7 +6782,7 @@
       <w:tr>
         <w:tc>
           <w:tcPr>
-            <w:tcW w:type="dxa" w:w="1872"/>
+            <w:tcW w:type="dxa" w:w="1944"/>
           </w:tcPr>
           <w:p>
             <w:pPr>
@@ -6499,18 +6791,17 @@
             <w:r/>
             <w:r>
               <w:rPr>
-                <w:rFonts w:ascii="Calibri" w:hAnsi="Calibri" w:eastAsia="Microsoft YaHei"/>
+                <w:rFonts w:ascii="Calibri" w:hAnsi="Calibri"/>
                 <w:b/>
-                <w:i w:val="0"/>
                 <w:sz w:val="19"/>
               </w:rPr>
-              <w:t>12 周</w:t>
+              <w:t>12 weeks</w:t>
             </w:r>
           </w:p>
         </w:tc>
         <w:tc>
           <w:tcPr>
-            <w:tcW w:type="dxa" w:w="3888"/>
+            <w:tcW w:type="dxa" w:w="3744"/>
           </w:tcPr>
           <w:p>
             <w:pPr>
@@ -6519,18 +6810,17 @@
             <w:r/>
             <w:r>
               <w:rPr>
-                <w:rFonts w:ascii="Calibri" w:hAnsi="Calibri" w:eastAsia="Microsoft YaHei"/>
+                <w:rFonts w:ascii="Calibri" w:hAnsi="Calibri"/>
                 <w:b w:val="0"/>
-                <w:i w:val="0"/>
                 <w:sz w:val="19"/>
               </w:rPr>
-              <w:t>项目时长</w:t>
+              <w:t>project duration</w:t>
             </w:r>
           </w:p>
         </w:tc>
         <w:tc>
           <w:tcPr>
-            <w:tcW w:type="dxa" w:w="4032"/>
+            <w:tcW w:type="dxa" w:w="4104"/>
           </w:tcPr>
           <w:p>
             <w:pPr>
@@ -6539,12 +6829,11 @@
             <w:r/>
             <w:r>
               <w:rPr>
-                <w:rFonts w:ascii="Calibri" w:hAnsi="Calibri" w:eastAsia="Microsoft YaHei"/>
+                <w:rFonts w:ascii="Calibri" w:hAnsi="Calibri"/>
                 <w:b w:val="0"/>
-                <w:i w:val="0"/>
                 <w:sz w:val="19"/>
               </w:rPr>
-              <w:t>6月26日 – 9月22日</w:t>
+              <w:t>26 June – 22 September 2026</w:t>
             </w:r>
           </w:p>
         </w:tc>
@@ -6552,7 +6841,7 @@
       <w:tr>
         <w:tc>
           <w:tcPr>
-            <w:tcW w:type="dxa" w:w="1872"/>
+            <w:tcW w:type="dxa" w:w="1944"/>
           </w:tcPr>
           <w:p>
             <w:pPr>
@@ -6561,18 +6850,17 @@
             <w:r/>
             <w:r>
               <w:rPr>
-                <w:rFonts w:ascii="Calibri" w:hAnsi="Calibri" w:eastAsia="Microsoft YaHei"/>
+                <w:rFonts w:ascii="Calibri" w:hAnsi="Calibri"/>
                 <w:b/>
-                <w:i w:val="0"/>
                 <w:sz w:val="19"/>
               </w:rPr>
-              <w:t>+40.6bp</w:t>
+              <w:t>+40.6 bp</w:t>
             </w:r>
           </w:p>
         </w:tc>
         <w:tc>
           <w:tcPr>
-            <w:tcW w:type="dxa" w:w="3888"/>
+            <w:tcW w:type="dxa" w:w="3744"/>
           </w:tcPr>
           <w:p>
             <w:pPr>
@@ -6581,18 +6869,17 @@
             <w:r/>
             <w:r>
               <w:rPr>
-                <w:rFonts w:ascii="Calibri" w:hAnsi="Calibri" w:eastAsia="Microsoft YaHei"/>
+                <w:rFonts w:ascii="Calibri" w:hAnsi="Calibri"/>
                 <w:b w:val="0"/>
-                <w:i w:val="0"/>
                 <w:sz w:val="19"/>
               </w:rPr>
-              <w:t>美国国债中位数 = 老券流动性溢价</w:t>
+              <w:t>US Treasury median = off-the-run liquidity premium</w:t>
             </w:r>
           </w:p>
         </w:tc>
         <w:tc>
           <w:tcPr>
-            <w:tcW w:type="dxa" w:w="4032"/>
+            <w:tcW w:type="dxa" w:w="4104"/>
           </w:tcPr>
           <w:p>
             <w:pPr>
@@ -6601,12 +6888,11 @@
             <w:r/>
             <w:r>
               <w:rPr>
-                <w:rFonts w:ascii="Calibri" w:hAnsi="Calibri" w:eastAsia="Microsoft YaHei"/>
+                <w:rFonts w:ascii="Calibri" w:hAnsi="Calibri"/>
                 <w:b w:val="0"/>
-                <w:i w:val="0"/>
                 <w:sz w:val="19"/>
               </w:rPr>
-              <w:t>同期限新券 +3.9bp，老券 +42.8bp</w:t>
+              <w:t>same maturity: on-the-run +3.9 bp, off-the-run +42.8 bp</w:t>
             </w:r>
           </w:p>
         </w:tc>
@@ -6625,13 +6911,13 @@
       </w:pPr>
       <w:r>
         <w:rPr>
-          <w:rFonts w:ascii="Calibri" w:hAnsi="Calibri" w:eastAsia="Microsoft YaHei"/>
+          <w:rFonts w:ascii="Calibri" w:hAnsi="Calibri"/>
           <w:b w:val="0"/>
           <w:i w:val="0"/>
           <w:color w:val="A63A00"/>
           <w:sz w:val="20"/>
         </w:rPr>
-        <w:t>⚠  每个数都来自 2026-09-22 的实跑输出。如果明天之前又跑了一次驱动脚本，拿 `docs/release_facts_&lt;date&gt;.md` 核一下再用。</w:t>
+        <w:t>⚠  Every figure here came from a live run on 22 September 2026, and the 766 uses the same census the deck's own source table uses. If any driver is re-run before the meeting, check them against `docs/release_facts_&lt;date&gt;.md` rather than trusting this page.</w:t>
       </w:r>
     </w:p>
     <w:sectPr>

--- a/docs/Presenter Notes v6.docx
+++ b/docs/Presenter Notes v6.docx
@@ -15,7 +15,7 @@
           <w:color w:val="1F4E79"/>
           <w:sz w:val="44"/>
         </w:rPr>
-        <w:t>Investor update — the four slides you present</w:t>
+        <w:t>Investor update — the slides you present</w:t>
       </w:r>
     </w:p>
     <w:p>
@@ -31,7 +31,7 @@
           <w:color w:val="5A5A5A"/>
           <w:sz w:val="28"/>
         </w:rPr>
-        <w:t>Slides 6–9: walkthrough, script, and the questions to expect</w:t>
+        <w:t>Slides 6–10: walkthrough, script, and the questions to expect</w:t>
       </w:r>
     </w:p>
     <w:tbl>
@@ -127,7 +127,7 @@
                 <w:b/>
                 <w:sz w:val="19"/>
               </w:rPr>
-              <w:t>6–9</w:t>
+              <w:t>6–10</w:t>
             </w:r>
             <w:r>
               <w:rPr>
@@ -135,7 +135,7 @@
                 <w:b w:val="0"/>
                 <w:sz w:val="19"/>
               </w:rPr>
-              <w:t>.</w:t>
+              <w:t>, the last being the two bios.</w:t>
             </w:r>
           </w:p>
         </w:tc>
@@ -571,7 +571,7 @@
           <w:i w:val="0"/>
           <w:sz w:val="21"/>
         </w:rPr>
-        <w:t>These eight carry all four of your slides. Once they are solid, everything else in this document follows.</w:t>
+        <w:t>These eight carry every slide you present. Once they are solid, everything else in this document follows.</w:t>
       </w:r>
     </w:p>
     <w:tbl>
@@ -1124,7 +1124,7 @@
           <w:i w:val="0"/>
           <w:sz w:val="21"/>
         </w:rPr>
-        <w:t>You present 6–9, but questions do not respect slide boundaries. This is enough to field one about her half and hand it back to her gracefully.</w:t>
+        <w:t>You present 6–10, but questions do not respect slide boundaries. This is enough to field one about her half and hand it back to her gracefully.</w:t>
       </w:r>
     </w:p>
     <w:tbl>
@@ -4500,7 +4500,164 @@
           <w:color w:val="A63A00"/>
           <w:sz w:val="20"/>
         </w:rPr>
-        <w:t>. The first is true and measured; the second is not done. This is the single sentence on your four slides most likely to be quoted back at you later.</w:t>
+        <w:t>. The first is true and measured; the second is not done. This is the single sentence in your half most likely to be quoted back at you later.</w:t>
+      </w:r>
+    </w:p>
+    <w:p>
+      <w:pPr>
+        <w:spacing w:before="280" w:after="100"/>
+        <w:ind w:left="0"/>
+      </w:pPr>
+      <w:r>
+        <w:rPr>
+          <w:rFonts w:ascii="Calibri" w:hAnsi="Calibri"/>
+          <w:b/>
+          <w:i w:val="0"/>
+          <w:color w:val="1F4E79"/>
+          <w:sz w:val="27"/>
+        </w:rPr>
+        <w:t>Slide 10 — The team</w:t>
+      </w:r>
+    </w:p>
+    <w:p>
+      <w:pPr>
+        <w:spacing w:before="40" w:after="80"/>
+        <w:ind w:left="0"/>
+      </w:pPr>
+      <w:r>
+        <w:rPr>
+          <w:rFonts w:ascii="Calibri" w:hAnsi="Calibri"/>
+          <w:b/>
+          <w:i w:val="0"/>
+          <w:sz w:val="21"/>
+        </w:rPr>
+        <w:t>In one sentence:</w:t>
+      </w:r>
+      <w:r>
+        <w:rPr>
+          <w:rFonts w:ascii="Calibri" w:hAnsi="Calibri"/>
+          <w:b w:val="0"/>
+          <w:i w:val="0"/>
+          <w:sz w:val="21"/>
+        </w:rPr>
+        <w:t xml:space="preserve"> two short biographies, one half each.</w:t>
+      </w:r>
+    </w:p>
+    <w:p>
+      <w:pPr>
+        <w:spacing w:before="100" w:after="100"/>
+        <w:ind w:left="144"/>
+      </w:pPr>
+      <w:r>
+        <w:rPr>
+          <w:rFonts w:ascii="Calibri" w:hAnsi="Calibri"/>
+          <w:b w:val="0"/>
+          <w:i w:val="0"/>
+          <w:sz w:val="21"/>
+        </w:rPr>
+        <w:t xml:space="preserve">⭐  </w:t>
+      </w:r>
+      <w:r>
+        <w:rPr>
+          <w:rFonts w:ascii="Calibri" w:hAnsi="Calibri"/>
+          <w:b/>
+          <w:i w:val="0"/>
+          <w:sz w:val="21"/>
+        </w:rPr>
+        <w:t>This slide earns its place for a reason that is easy to miss: it is the one that stays on screen for the whole of Q&amp;A.</w:t>
+      </w:r>
+      <w:r>
+        <w:rPr>
+          <w:rFonts w:ascii="Calibri" w:hAnsi="Calibri"/>
+          <w:b w:val="0"/>
+          <w:i w:val="0"/>
+          <w:sz w:val="21"/>
+        </w:rPr>
+        <w:t xml:space="preserve"> That is the most-looked-at stretch of the meeting — people are watching you answer and deciding whether the name is worth remembering. It is the best real estate in the deck for exactly what you want out of today, which is why it goes at the end rather than bolted onto slide 9.</w:t>
+      </w:r>
+    </w:p>
+    <w:p>
+      <w:pPr>
+        <w:spacing w:before="20" w:after="60"/>
+        <w:ind w:left="360"/>
+      </w:pPr>
+      <w:r>
+        <w:rPr>
+          <w:rFonts w:ascii="Calibri" w:hAnsi="Calibri"/>
+          <w:b w:val="0"/>
+          <w:i w:val="0"/>
+          <w:sz w:val="21"/>
+        </w:rPr>
+        <w:t>•  Liping writes her own half. The deck is built so that she can — both halves are plain text boxes, the one thing that arrives in Google Slides fully editable.</w:t>
+      </w:r>
+    </w:p>
+    <w:p>
+      <w:pPr>
+        <w:spacing w:before="20" w:after="60"/>
+        <w:ind w:left="360"/>
+      </w:pPr>
+      <w:r>
+        <w:rPr>
+          <w:rFonts w:ascii="Calibri" w:hAnsi="Calibri"/>
+          <w:b w:val="0"/>
+          <w:i w:val="0"/>
+          <w:sz w:val="21"/>
+        </w:rPr>
+        <w:t xml:space="preserve">•  </w:t>
+      </w:r>
+      <w:r>
+        <w:rPr>
+          <w:rFonts w:ascii="Calibri" w:hAnsi="Calibri"/>
+          <w:b/>
+          <w:i w:val="0"/>
+          <w:sz w:val="21"/>
+        </w:rPr>
+        <w:t>Mario is not on it.</w:t>
+      </w:r>
+      <w:r>
+        <w:rPr>
+          <w:rFonts w:ascii="Calibri" w:hAnsi="Calibri"/>
+          <w:b w:val="0"/>
+          <w:i w:val="0"/>
+          <w:sz w:val="21"/>
+        </w:rPr>
+        <w:t xml:space="preserve"> Slide 1 credits him as directing, and Liping asked for the two presenters. If he expects a third column that is a two-minute change — better asked tonight than discovered tomorrow.</w:t>
+      </w:r>
+    </w:p>
+    <w:p>
+      <w:pPr>
+        <w:spacing w:before="100" w:after="100"/>
+        <w:ind w:left="144"/>
+      </w:pPr>
+      <w:r>
+        <w:rPr>
+          <w:rFonts w:ascii="Calibri" w:hAnsi="Calibri"/>
+          <w:b w:val="0"/>
+          <w:i w:val="0"/>
+          <w:color w:val="A63A00"/>
+          <w:sz w:val="20"/>
+        </w:rPr>
+        <w:t xml:space="preserve">⚠  </w:t>
+      </w:r>
+      <w:r>
+        <w:rPr>
+          <w:rFonts w:ascii="Calibri" w:hAnsi="Calibri"/>
+          <w:b/>
+          <w:i w:val="0"/>
+          <w:color w:val="A63A00"/>
+          <w:sz w:val="20"/>
+        </w:rPr>
+        <w:t>The build refuses to produce a shippable deck while any &lt;&lt;placeholder&gt;&gt; survives</w:t>
+      </w:r>
+      <w:r>
+        <w:rPr>
+          <w:rFonts w:ascii="Calibri" w:hAnsi="Calibri"/>
+          <w:b w:val="0"/>
+          <w:i w:val="0"/>
+          <w:color w:val="A63A00"/>
+          <w:sz w:val="20"/>
+        </w:rPr>
+        <w:t>, and names each one; a draft for circulating is `--draft`. So the failure this guards against — a blank going up on a screen in front of the investors — cannot happen quietly.</w:t>
       </w:r>
     </w:p>
     <w:p>
@@ -4563,7 +4720,7 @@
           <w:i w:val="0"/>
           <w:sz w:val="21"/>
         </w:rPr>
-        <w:t xml:space="preserve"> at presenting pace with pauses.</w:t>
+        <w:t xml:space="preserve"> at presenting pace with pauses. Slide 10 adds about fifteen seconds, because you barely speak over it.</w:t>
       </w:r>
     </w:p>
     <w:p>
@@ -5134,6 +5291,107 @@
           <w:sz w:val="23"/>
         </w:rPr>
         <w:t>That's where we are. Happy to take questions.</w:t>
+      </w:r>
+    </w:p>
+    <w:p>
+      <w:pPr>
+        <w:spacing w:before="280" w:after="100"/>
+        <w:ind w:left="0"/>
+      </w:pPr>
+      <w:r>
+        <w:rPr>
+          <w:rFonts w:ascii="Calibri" w:hAnsi="Calibri"/>
+          <w:b/>
+          <w:i w:val="0"/>
+          <w:color w:val="1F4E79"/>
+          <w:sz w:val="27"/>
+        </w:rPr>
+        <w:t>Slide 10 — The team · about 15 seconds</w:t>
+      </w:r>
+    </w:p>
+    <w:p>
+      <w:pPr>
+        <w:spacing w:before="40" w:after="80"/>
+        <w:ind w:left="0"/>
+      </w:pPr>
+      <w:r>
+        <w:rPr>
+          <w:rFonts w:ascii="Calibri" w:hAnsi="Calibri"/>
+          <w:b w:val="0"/>
+          <w:i w:val="0"/>
+          <w:sz w:val="21"/>
+        </w:rPr>
+        <w:t xml:space="preserve">Advance to it </w:t>
+      </w:r>
+      <w:r>
+        <w:rPr>
+          <w:rFonts w:ascii="Calibri" w:hAnsi="Calibri"/>
+          <w:b/>
+          <w:i w:val="0"/>
+          <w:sz w:val="21"/>
+        </w:rPr>
+        <w:t>on</w:t>
+      </w:r>
+      <w:r>
+        <w:rPr>
+          <w:rFonts w:ascii="Calibri" w:hAnsi="Calibri"/>
+          <w:b w:val="0"/>
+          <w:i w:val="0"/>
+          <w:sz w:val="21"/>
+        </w:rPr>
+        <w:t xml:space="preserve"> the word "questions", not after a pause, so it is already up when the first hand goes. Then one line, and stop.</w:t>
+      </w:r>
+    </w:p>
+    <w:p>
+      <w:pPr>
+        <w:spacing w:before="100" w:after="100"/>
+        <w:ind w:left="403"/>
+      </w:pPr>
+      <w:r>
+        <w:rPr>
+          <w:rFonts w:ascii="Calibri" w:hAnsi="Calibri"/>
+          <w:b w:val="0"/>
+          <w:i w:val="0"/>
+          <w:color w:val="0B3D62"/>
+          <w:sz w:val="23"/>
+        </w:rPr>
+        <w:t>And that's us. Do get in touch.</w:t>
+      </w:r>
+    </w:p>
+    <w:p>
+      <w:pPr>
+        <w:spacing w:before="100" w:after="100"/>
+        <w:ind w:left="144"/>
+      </w:pPr>
+      <w:r>
+        <w:rPr>
+          <w:rFonts w:ascii="Calibri" w:hAnsi="Calibri"/>
+          <w:b w:val="0"/>
+          <w:i w:val="0"/>
+          <w:color w:val="A63A00"/>
+          <w:sz w:val="20"/>
+        </w:rPr>
+        <w:t xml:space="preserve">⚠  </w:t>
+      </w:r>
+      <w:r>
+        <w:rPr>
+          <w:rFonts w:ascii="Calibri" w:hAnsi="Calibri"/>
+          <w:b/>
+          <w:i w:val="0"/>
+          <w:color w:val="A63A00"/>
+          <w:sz w:val="20"/>
+        </w:rPr>
+        <w:t>Do not read your own biography aloud.</w:t>
+      </w:r>
+      <w:r>
+        <w:rPr>
+          <w:rFonts w:ascii="Calibri" w:hAnsi="Calibri"/>
+          <w:b w:val="0"/>
+          <w:i w:val="0"/>
+          <w:color w:val="A63A00"/>
+          <w:sz w:val="20"/>
+        </w:rPr>
+        <w:t xml:space="preserve"> They can read, it takes longer than it is worth, and narrating your own credentials is the easiest way there is to make a good slide awkward. Say the one line and let the room ask something.</w:t>
       </w:r>
     </w:p>
     <w:p>
